--- a/output_AO/Blocuri Racari/Raport_Oferta_4.docx
+++ b/output_AO/Blocuri Racari/Raport_Oferta_4.docx
@@ -31048,7 +31048,7 @@
                 <w:b/>
                 <w:sz w:val="18"/>
               </w:rPr>
-              <w:t>Capitol de lucrări BLC6 — BLC6 ORGANIZARE SANTIER  │  LIPSA: 18  │  EXTRA: 0  │  Delta: -18</w:t>
+              <w:t>Capitol de lucrări BLC6 — BLC6 ORGANIZARE SANTIER  │  LIPSA: 0  │  EXTRA: 0  │  Delta: 0 ✓</w:t>
             </w:r>
           </w:p>
         </w:tc>
@@ -31057,7 +31057,6 @@
         <w:tc>
           <w:tcPr>
             <w:tcW w:type="dxa" w:w="397"/>
-            <w:shd w:fill="FFB3B3" w:val="clear"/>
           </w:tcPr>
           <w:p>
             <w:r>
@@ -31072,7 +31071,6 @@
         <w:tc>
           <w:tcPr>
             <w:tcW w:type="dxa" w:w="1701"/>
-            <w:shd w:fill="FFB3B3" w:val="clear"/>
           </w:tcPr>
           <w:p>
             <w:r>
@@ -31087,7 +31085,6 @@
         <w:tc>
           <w:tcPr>
             <w:tcW w:type="dxa" w:w="850"/>
-            <w:shd w:fill="FFB3B3" w:val="clear"/>
           </w:tcPr>
           <w:p>
             <w:r>
@@ -31102,7 +31099,6 @@
         <w:tc>
           <w:tcPr>
             <w:tcW w:type="dxa" w:w="1984"/>
-            <w:shd w:fill="FFB3B3" w:val="clear"/>
           </w:tcPr>
           <w:p>
             <w:r>
@@ -31117,7 +31113,6 @@
         <w:tc>
           <w:tcPr>
             <w:tcW w:type="dxa" w:w="454"/>
-            <w:shd w:fill="FFB3B3" w:val="clear"/>
           </w:tcPr>
           <w:p>
             <w:r>
@@ -31132,7 +31127,6 @@
         <w:tc>
           <w:tcPr>
             <w:tcW w:type="dxa" w:w="680"/>
-            <w:shd w:fill="FFB3B3" w:val="clear"/>
           </w:tcPr>
           <w:p>
             <w:r>
@@ -31147,35 +31141,58 @@
         <w:tc>
           <w:tcPr>
             <w:tcW w:type="dxa" w:w="850"/>
-            <w:shd w:fill="FFB3B3" w:val="clear"/>
-          </w:tcPr>
-          <w:p/>
+          </w:tcPr>
+          <w:p>
+            <w:r>
+              <w:rPr>
+                <w:b w:val="0"/>
+                <w:sz w:val="16"/>
+              </w:rPr>
+            </w:r>
+          </w:p>
         </w:tc>
         <w:tc>
           <w:tcPr>
             <w:tcW w:type="dxa" w:w="1984"/>
-            <w:shd w:fill="FFB3B3" w:val="clear"/>
-          </w:tcPr>
-          <w:p/>
+          </w:tcPr>
+          <w:p>
+            <w:r>
+              <w:rPr>
+                <w:b w:val="0"/>
+                <w:sz w:val="16"/>
+              </w:rPr>
+            </w:r>
+          </w:p>
         </w:tc>
         <w:tc>
           <w:tcPr>
             <w:tcW w:type="dxa" w:w="454"/>
-            <w:shd w:fill="FFB3B3" w:val="clear"/>
-          </w:tcPr>
-          <w:p/>
+          </w:tcPr>
+          <w:p>
+            <w:r>
+              <w:rPr>
+                <w:b w:val="0"/>
+                <w:sz w:val="16"/>
+              </w:rPr>
+            </w:r>
+          </w:p>
         </w:tc>
         <w:tc>
           <w:tcPr>
             <w:tcW w:type="dxa" w:w="680"/>
-            <w:shd w:fill="FFB3B3" w:val="clear"/>
-          </w:tcPr>
-          <w:p/>
+          </w:tcPr>
+          <w:p>
+            <w:r>
+              <w:rPr>
+                <w:b w:val="0"/>
+                <w:sz w:val="16"/>
+              </w:rPr>
+            </w:r>
+          </w:p>
         </w:tc>
         <w:tc>
           <w:tcPr>
             <w:tcW w:type="dxa" w:w="3572"/>
-            <w:shd w:fill="FFB3B3" w:val="clear"/>
           </w:tcPr>
           <w:p>
             <w:r>
@@ -31184,7 +31201,7 @@
                 <w:color w:val="CC0000"/>
                 <w:sz w:val="16"/>
               </w:rPr>
-              <w:t>Articol lipsă din ofertă</w:t>
+              <w:t>DEVIZ_MISMATCH</w:t>
             </w:r>
           </w:p>
         </w:tc>
@@ -31193,7 +31210,6 @@
         <w:tc>
           <w:tcPr>
             <w:tcW w:type="dxa" w:w="397"/>
-            <w:shd w:fill="FFB3B3" w:val="clear"/>
           </w:tcPr>
           <w:p>
             <w:r>
@@ -31208,7 +31224,6 @@
         <w:tc>
           <w:tcPr>
             <w:tcW w:type="dxa" w:w="1701"/>
-            <w:shd w:fill="FFB3B3" w:val="clear"/>
           </w:tcPr>
           <w:p>
             <w:r>
@@ -31223,7 +31238,6 @@
         <w:tc>
           <w:tcPr>
             <w:tcW w:type="dxa" w:w="850"/>
-            <w:shd w:fill="FFB3B3" w:val="clear"/>
           </w:tcPr>
           <w:p>
             <w:r>
@@ -31238,7 +31252,6 @@
         <w:tc>
           <w:tcPr>
             <w:tcW w:type="dxa" w:w="1984"/>
-            <w:shd w:fill="FFB3B3" w:val="clear"/>
           </w:tcPr>
           <w:p>
             <w:r>
@@ -31253,7 +31266,6 @@
         <w:tc>
           <w:tcPr>
             <w:tcW w:type="dxa" w:w="454"/>
-            <w:shd w:fill="FFB3B3" w:val="clear"/>
           </w:tcPr>
           <w:p>
             <w:r>
@@ -31268,7 +31280,6 @@
         <w:tc>
           <w:tcPr>
             <w:tcW w:type="dxa" w:w="680"/>
-            <w:shd w:fill="FFB3B3" w:val="clear"/>
           </w:tcPr>
           <w:p>
             <w:r>
@@ -31283,35 +31294,58 @@
         <w:tc>
           <w:tcPr>
             <w:tcW w:type="dxa" w:w="850"/>
-            <w:shd w:fill="FFB3B3" w:val="clear"/>
-          </w:tcPr>
-          <w:p/>
+          </w:tcPr>
+          <w:p>
+            <w:r>
+              <w:rPr>
+                <w:b w:val="0"/>
+                <w:sz w:val="16"/>
+              </w:rPr>
+            </w:r>
+          </w:p>
         </w:tc>
         <w:tc>
           <w:tcPr>
             <w:tcW w:type="dxa" w:w="1984"/>
-            <w:shd w:fill="FFB3B3" w:val="clear"/>
-          </w:tcPr>
-          <w:p/>
+          </w:tcPr>
+          <w:p>
+            <w:r>
+              <w:rPr>
+                <w:b w:val="0"/>
+                <w:sz w:val="16"/>
+              </w:rPr>
+            </w:r>
+          </w:p>
         </w:tc>
         <w:tc>
           <w:tcPr>
             <w:tcW w:type="dxa" w:w="454"/>
-            <w:shd w:fill="FFB3B3" w:val="clear"/>
-          </w:tcPr>
-          <w:p/>
+          </w:tcPr>
+          <w:p>
+            <w:r>
+              <w:rPr>
+                <w:b w:val="0"/>
+                <w:sz w:val="16"/>
+              </w:rPr>
+            </w:r>
+          </w:p>
         </w:tc>
         <w:tc>
           <w:tcPr>
             <w:tcW w:type="dxa" w:w="680"/>
-            <w:shd w:fill="FFB3B3" w:val="clear"/>
-          </w:tcPr>
-          <w:p/>
+          </w:tcPr>
+          <w:p>
+            <w:r>
+              <w:rPr>
+                <w:b w:val="0"/>
+                <w:sz w:val="16"/>
+              </w:rPr>
+            </w:r>
+          </w:p>
         </w:tc>
         <w:tc>
           <w:tcPr>
             <w:tcW w:type="dxa" w:w="3572"/>
-            <w:shd w:fill="FFB3B3" w:val="clear"/>
           </w:tcPr>
           <w:p>
             <w:r>
@@ -31320,7 +31354,7 @@
                 <w:color w:val="CC0000"/>
                 <w:sz w:val="16"/>
               </w:rPr>
-              <w:t>Articol lipsă din ofertă</w:t>
+              <w:t>DEVIZ_MISMATCH</w:t>
             </w:r>
           </w:p>
         </w:tc>
@@ -31329,7 +31363,6 @@
         <w:tc>
           <w:tcPr>
             <w:tcW w:type="dxa" w:w="397"/>
-            <w:shd w:fill="FFB3B3" w:val="clear"/>
           </w:tcPr>
           <w:p>
             <w:r>
@@ -31344,7 +31377,6 @@
         <w:tc>
           <w:tcPr>
             <w:tcW w:type="dxa" w:w="1701"/>
-            <w:shd w:fill="FFB3B3" w:val="clear"/>
           </w:tcPr>
           <w:p>
             <w:r>
@@ -31359,7 +31391,6 @@
         <w:tc>
           <w:tcPr>
             <w:tcW w:type="dxa" w:w="850"/>
-            <w:shd w:fill="FFB3B3" w:val="clear"/>
           </w:tcPr>
           <w:p>
             <w:r>
@@ -31374,7 +31405,6 @@
         <w:tc>
           <w:tcPr>
             <w:tcW w:type="dxa" w:w="1984"/>
-            <w:shd w:fill="FFB3B3" w:val="clear"/>
           </w:tcPr>
           <w:p>
             <w:r>
@@ -31389,7 +31419,6 @@
         <w:tc>
           <w:tcPr>
             <w:tcW w:type="dxa" w:w="454"/>
-            <w:shd w:fill="FFB3B3" w:val="clear"/>
           </w:tcPr>
           <w:p>
             <w:r>
@@ -31404,7 +31433,6 @@
         <w:tc>
           <w:tcPr>
             <w:tcW w:type="dxa" w:w="680"/>
-            <w:shd w:fill="FFB3B3" w:val="clear"/>
           </w:tcPr>
           <w:p>
             <w:r>
@@ -31419,35 +31447,58 @@
         <w:tc>
           <w:tcPr>
             <w:tcW w:type="dxa" w:w="850"/>
-            <w:shd w:fill="FFB3B3" w:val="clear"/>
-          </w:tcPr>
-          <w:p/>
+          </w:tcPr>
+          <w:p>
+            <w:r>
+              <w:rPr>
+                <w:b w:val="0"/>
+                <w:sz w:val="16"/>
+              </w:rPr>
+            </w:r>
+          </w:p>
         </w:tc>
         <w:tc>
           <w:tcPr>
             <w:tcW w:type="dxa" w:w="1984"/>
-            <w:shd w:fill="FFB3B3" w:val="clear"/>
-          </w:tcPr>
-          <w:p/>
+          </w:tcPr>
+          <w:p>
+            <w:r>
+              <w:rPr>
+                <w:b w:val="0"/>
+                <w:sz w:val="16"/>
+              </w:rPr>
+            </w:r>
+          </w:p>
         </w:tc>
         <w:tc>
           <w:tcPr>
             <w:tcW w:type="dxa" w:w="454"/>
-            <w:shd w:fill="FFB3B3" w:val="clear"/>
-          </w:tcPr>
-          <w:p/>
+          </w:tcPr>
+          <w:p>
+            <w:r>
+              <w:rPr>
+                <w:b w:val="0"/>
+                <w:sz w:val="16"/>
+              </w:rPr>
+            </w:r>
+          </w:p>
         </w:tc>
         <w:tc>
           <w:tcPr>
             <w:tcW w:type="dxa" w:w="680"/>
-            <w:shd w:fill="FFB3B3" w:val="clear"/>
-          </w:tcPr>
-          <w:p/>
+          </w:tcPr>
+          <w:p>
+            <w:r>
+              <w:rPr>
+                <w:b w:val="0"/>
+                <w:sz w:val="16"/>
+              </w:rPr>
+            </w:r>
+          </w:p>
         </w:tc>
         <w:tc>
           <w:tcPr>
             <w:tcW w:type="dxa" w:w="3572"/>
-            <w:shd w:fill="FFB3B3" w:val="clear"/>
           </w:tcPr>
           <w:p>
             <w:r>
@@ -31456,7 +31507,7 @@
                 <w:color w:val="CC0000"/>
                 <w:sz w:val="16"/>
               </w:rPr>
-              <w:t>Articol lipsă din ofertă</w:t>
+              <w:t>DEVIZ_MISMATCH</w:t>
             </w:r>
           </w:p>
         </w:tc>
@@ -31465,7 +31516,6 @@
         <w:tc>
           <w:tcPr>
             <w:tcW w:type="dxa" w:w="397"/>
-            <w:shd w:fill="FFB3B3" w:val="clear"/>
           </w:tcPr>
           <w:p>
             <w:r>
@@ -31480,7 +31530,6 @@
         <w:tc>
           <w:tcPr>
             <w:tcW w:type="dxa" w:w="1701"/>
-            <w:shd w:fill="FFB3B3" w:val="clear"/>
           </w:tcPr>
           <w:p>
             <w:r>
@@ -31495,7 +31544,6 @@
         <w:tc>
           <w:tcPr>
             <w:tcW w:type="dxa" w:w="850"/>
-            <w:shd w:fill="FFB3B3" w:val="clear"/>
           </w:tcPr>
           <w:p>
             <w:r>
@@ -31510,7 +31558,6 @@
         <w:tc>
           <w:tcPr>
             <w:tcW w:type="dxa" w:w="1984"/>
-            <w:shd w:fill="FFB3B3" w:val="clear"/>
           </w:tcPr>
           <w:p>
             <w:r>
@@ -31525,7 +31572,6 @@
         <w:tc>
           <w:tcPr>
             <w:tcW w:type="dxa" w:w="454"/>
-            <w:shd w:fill="FFB3B3" w:val="clear"/>
           </w:tcPr>
           <w:p>
             <w:r>
@@ -31540,7 +31586,6 @@
         <w:tc>
           <w:tcPr>
             <w:tcW w:type="dxa" w:w="680"/>
-            <w:shd w:fill="FFB3B3" w:val="clear"/>
           </w:tcPr>
           <w:p>
             <w:r>
@@ -31555,35 +31600,58 @@
         <w:tc>
           <w:tcPr>
             <w:tcW w:type="dxa" w:w="850"/>
-            <w:shd w:fill="FFB3B3" w:val="clear"/>
-          </w:tcPr>
-          <w:p/>
+          </w:tcPr>
+          <w:p>
+            <w:r>
+              <w:rPr>
+                <w:b w:val="0"/>
+                <w:sz w:val="16"/>
+              </w:rPr>
+            </w:r>
+          </w:p>
         </w:tc>
         <w:tc>
           <w:tcPr>
             <w:tcW w:type="dxa" w:w="1984"/>
-            <w:shd w:fill="FFB3B3" w:val="clear"/>
-          </w:tcPr>
-          <w:p/>
+          </w:tcPr>
+          <w:p>
+            <w:r>
+              <w:rPr>
+                <w:b w:val="0"/>
+                <w:sz w:val="16"/>
+              </w:rPr>
+            </w:r>
+          </w:p>
         </w:tc>
         <w:tc>
           <w:tcPr>
             <w:tcW w:type="dxa" w:w="454"/>
-            <w:shd w:fill="FFB3B3" w:val="clear"/>
-          </w:tcPr>
-          <w:p/>
+          </w:tcPr>
+          <w:p>
+            <w:r>
+              <w:rPr>
+                <w:b w:val="0"/>
+                <w:sz w:val="16"/>
+              </w:rPr>
+            </w:r>
+          </w:p>
         </w:tc>
         <w:tc>
           <w:tcPr>
             <w:tcW w:type="dxa" w:w="680"/>
-            <w:shd w:fill="FFB3B3" w:val="clear"/>
-          </w:tcPr>
-          <w:p/>
+          </w:tcPr>
+          <w:p>
+            <w:r>
+              <w:rPr>
+                <w:b w:val="0"/>
+                <w:sz w:val="16"/>
+              </w:rPr>
+            </w:r>
+          </w:p>
         </w:tc>
         <w:tc>
           <w:tcPr>
             <w:tcW w:type="dxa" w:w="3572"/>
-            <w:shd w:fill="FFB3B3" w:val="clear"/>
           </w:tcPr>
           <w:p>
             <w:r>
@@ -31592,7 +31660,7 @@
                 <w:color w:val="CC0000"/>
                 <w:sz w:val="16"/>
               </w:rPr>
-              <w:t>Articol lipsă din ofertă</w:t>
+              <w:t>DEVIZ_MISMATCH</w:t>
             </w:r>
           </w:p>
         </w:tc>
@@ -31601,7 +31669,6 @@
         <w:tc>
           <w:tcPr>
             <w:tcW w:type="dxa" w:w="397"/>
-            <w:shd w:fill="FFB3B3" w:val="clear"/>
           </w:tcPr>
           <w:p>
             <w:r>
@@ -31616,7 +31683,6 @@
         <w:tc>
           <w:tcPr>
             <w:tcW w:type="dxa" w:w="1701"/>
-            <w:shd w:fill="FFB3B3" w:val="clear"/>
           </w:tcPr>
           <w:p>
             <w:r>
@@ -31631,7 +31697,6 @@
         <w:tc>
           <w:tcPr>
             <w:tcW w:type="dxa" w:w="850"/>
-            <w:shd w:fill="FFB3B3" w:val="clear"/>
           </w:tcPr>
           <w:p>
             <w:r>
@@ -31646,7 +31711,6 @@
         <w:tc>
           <w:tcPr>
             <w:tcW w:type="dxa" w:w="1984"/>
-            <w:shd w:fill="FFB3B3" w:val="clear"/>
           </w:tcPr>
           <w:p>
             <w:r>
@@ -31661,7 +31725,6 @@
         <w:tc>
           <w:tcPr>
             <w:tcW w:type="dxa" w:w="454"/>
-            <w:shd w:fill="FFB3B3" w:val="clear"/>
           </w:tcPr>
           <w:p>
             <w:r>
@@ -31676,7 +31739,6 @@
         <w:tc>
           <w:tcPr>
             <w:tcW w:type="dxa" w:w="680"/>
-            <w:shd w:fill="FFB3B3" w:val="clear"/>
           </w:tcPr>
           <w:p>
             <w:r>
@@ -31691,35 +31753,58 @@
         <w:tc>
           <w:tcPr>
             <w:tcW w:type="dxa" w:w="850"/>
-            <w:shd w:fill="FFB3B3" w:val="clear"/>
-          </w:tcPr>
-          <w:p/>
+          </w:tcPr>
+          <w:p>
+            <w:r>
+              <w:rPr>
+                <w:b w:val="0"/>
+                <w:sz w:val="16"/>
+              </w:rPr>
+            </w:r>
+          </w:p>
         </w:tc>
         <w:tc>
           <w:tcPr>
             <w:tcW w:type="dxa" w:w="1984"/>
-            <w:shd w:fill="FFB3B3" w:val="clear"/>
-          </w:tcPr>
-          <w:p/>
+          </w:tcPr>
+          <w:p>
+            <w:r>
+              <w:rPr>
+                <w:b w:val="0"/>
+                <w:sz w:val="16"/>
+              </w:rPr>
+            </w:r>
+          </w:p>
         </w:tc>
         <w:tc>
           <w:tcPr>
             <w:tcW w:type="dxa" w:w="454"/>
-            <w:shd w:fill="FFB3B3" w:val="clear"/>
-          </w:tcPr>
-          <w:p/>
+          </w:tcPr>
+          <w:p>
+            <w:r>
+              <w:rPr>
+                <w:b w:val="0"/>
+                <w:sz w:val="16"/>
+              </w:rPr>
+            </w:r>
+          </w:p>
         </w:tc>
         <w:tc>
           <w:tcPr>
             <w:tcW w:type="dxa" w:w="680"/>
-            <w:shd w:fill="FFB3B3" w:val="clear"/>
-          </w:tcPr>
-          <w:p/>
+          </w:tcPr>
+          <w:p>
+            <w:r>
+              <w:rPr>
+                <w:b w:val="0"/>
+                <w:sz w:val="16"/>
+              </w:rPr>
+            </w:r>
+          </w:p>
         </w:tc>
         <w:tc>
           <w:tcPr>
             <w:tcW w:type="dxa" w:w="3572"/>
-            <w:shd w:fill="FFB3B3" w:val="clear"/>
           </w:tcPr>
           <w:p>
             <w:r>
@@ -31728,7 +31813,7 @@
                 <w:color w:val="CC0000"/>
                 <w:sz w:val="16"/>
               </w:rPr>
-              <w:t>Articol lipsă din ofertă</w:t>
+              <w:t>DEVIZ_MISMATCH</w:t>
             </w:r>
           </w:p>
         </w:tc>
@@ -31737,7 +31822,6 @@
         <w:tc>
           <w:tcPr>
             <w:tcW w:type="dxa" w:w="397"/>
-            <w:shd w:fill="FFB3B3" w:val="clear"/>
           </w:tcPr>
           <w:p>
             <w:r>
@@ -31752,7 +31836,6 @@
         <w:tc>
           <w:tcPr>
             <w:tcW w:type="dxa" w:w="1701"/>
-            <w:shd w:fill="FFB3B3" w:val="clear"/>
           </w:tcPr>
           <w:p>
             <w:r>
@@ -31767,7 +31850,6 @@
         <w:tc>
           <w:tcPr>
             <w:tcW w:type="dxa" w:w="850"/>
-            <w:shd w:fill="FFB3B3" w:val="clear"/>
           </w:tcPr>
           <w:p>
             <w:r>
@@ -31782,7 +31864,6 @@
         <w:tc>
           <w:tcPr>
             <w:tcW w:type="dxa" w:w="1984"/>
-            <w:shd w:fill="FFB3B3" w:val="clear"/>
           </w:tcPr>
           <w:p>
             <w:r>
@@ -31797,7 +31878,6 @@
         <w:tc>
           <w:tcPr>
             <w:tcW w:type="dxa" w:w="454"/>
-            <w:shd w:fill="FFB3B3" w:val="clear"/>
           </w:tcPr>
           <w:p>
             <w:r>
@@ -31812,7 +31892,6 @@
         <w:tc>
           <w:tcPr>
             <w:tcW w:type="dxa" w:w="680"/>
-            <w:shd w:fill="FFB3B3" w:val="clear"/>
           </w:tcPr>
           <w:p>
             <w:r>
@@ -31827,35 +31906,58 @@
         <w:tc>
           <w:tcPr>
             <w:tcW w:type="dxa" w:w="850"/>
-            <w:shd w:fill="FFB3B3" w:val="clear"/>
-          </w:tcPr>
-          <w:p/>
+          </w:tcPr>
+          <w:p>
+            <w:r>
+              <w:rPr>
+                <w:b w:val="0"/>
+                <w:sz w:val="16"/>
+              </w:rPr>
+            </w:r>
+          </w:p>
         </w:tc>
         <w:tc>
           <w:tcPr>
             <w:tcW w:type="dxa" w:w="1984"/>
-            <w:shd w:fill="FFB3B3" w:val="clear"/>
-          </w:tcPr>
-          <w:p/>
+          </w:tcPr>
+          <w:p>
+            <w:r>
+              <w:rPr>
+                <w:b w:val="0"/>
+                <w:sz w:val="16"/>
+              </w:rPr>
+            </w:r>
+          </w:p>
         </w:tc>
         <w:tc>
           <w:tcPr>
             <w:tcW w:type="dxa" w:w="454"/>
-            <w:shd w:fill="FFB3B3" w:val="clear"/>
-          </w:tcPr>
-          <w:p/>
+          </w:tcPr>
+          <w:p>
+            <w:r>
+              <w:rPr>
+                <w:b w:val="0"/>
+                <w:sz w:val="16"/>
+              </w:rPr>
+            </w:r>
+          </w:p>
         </w:tc>
         <w:tc>
           <w:tcPr>
             <w:tcW w:type="dxa" w:w="680"/>
-            <w:shd w:fill="FFB3B3" w:val="clear"/>
-          </w:tcPr>
-          <w:p/>
+          </w:tcPr>
+          <w:p>
+            <w:r>
+              <w:rPr>
+                <w:b w:val="0"/>
+                <w:sz w:val="16"/>
+              </w:rPr>
+            </w:r>
+          </w:p>
         </w:tc>
         <w:tc>
           <w:tcPr>
             <w:tcW w:type="dxa" w:w="3572"/>
-            <w:shd w:fill="FFB3B3" w:val="clear"/>
           </w:tcPr>
           <w:p>
             <w:r>
@@ -31864,7 +31966,7 @@
                 <w:color w:val="CC0000"/>
                 <w:sz w:val="16"/>
               </w:rPr>
-              <w:t>Articol lipsă din ofertă</w:t>
+              <w:t>DEVIZ_MISMATCH</w:t>
             </w:r>
           </w:p>
         </w:tc>
@@ -31873,7 +31975,6 @@
         <w:tc>
           <w:tcPr>
             <w:tcW w:type="dxa" w:w="397"/>
-            <w:shd w:fill="FFB3B3" w:val="clear"/>
           </w:tcPr>
           <w:p>
             <w:r>
@@ -31888,7 +31989,6 @@
         <w:tc>
           <w:tcPr>
             <w:tcW w:type="dxa" w:w="1701"/>
-            <w:shd w:fill="FFB3B3" w:val="clear"/>
           </w:tcPr>
           <w:p>
             <w:r>
@@ -31903,7 +32003,6 @@
         <w:tc>
           <w:tcPr>
             <w:tcW w:type="dxa" w:w="850"/>
-            <w:shd w:fill="FFB3B3" w:val="clear"/>
           </w:tcPr>
           <w:p>
             <w:r>
@@ -31931,7 +32030,6 @@
         <w:tc>
           <w:tcPr>
             <w:tcW w:type="dxa" w:w="1984"/>
-            <w:shd w:fill="FFB3B3" w:val="clear"/>
           </w:tcPr>
           <w:p>
             <w:r>
@@ -31946,7 +32044,6 @@
         <w:tc>
           <w:tcPr>
             <w:tcW w:type="dxa" w:w="454"/>
-            <w:shd w:fill="FFB3B3" w:val="clear"/>
           </w:tcPr>
           <w:p>
             <w:r>
@@ -31961,7 +32058,6 @@
         <w:tc>
           <w:tcPr>
             <w:tcW w:type="dxa" w:w="680"/>
-            <w:shd w:fill="FFB3B3" w:val="clear"/>
           </w:tcPr>
           <w:p>
             <w:r>
@@ -31976,35 +32072,58 @@
         <w:tc>
           <w:tcPr>
             <w:tcW w:type="dxa" w:w="850"/>
-            <w:shd w:fill="FFB3B3" w:val="clear"/>
-          </w:tcPr>
-          <w:p/>
+          </w:tcPr>
+          <w:p>
+            <w:r>
+              <w:rPr>
+                <w:b w:val="0"/>
+                <w:sz w:val="16"/>
+              </w:rPr>
+            </w:r>
+          </w:p>
         </w:tc>
         <w:tc>
           <w:tcPr>
             <w:tcW w:type="dxa" w:w="1984"/>
-            <w:shd w:fill="FFB3B3" w:val="clear"/>
-          </w:tcPr>
-          <w:p/>
+          </w:tcPr>
+          <w:p>
+            <w:r>
+              <w:rPr>
+                <w:b w:val="0"/>
+                <w:sz w:val="16"/>
+              </w:rPr>
+            </w:r>
+          </w:p>
         </w:tc>
         <w:tc>
           <w:tcPr>
             <w:tcW w:type="dxa" w:w="454"/>
-            <w:shd w:fill="FFB3B3" w:val="clear"/>
-          </w:tcPr>
-          <w:p/>
+          </w:tcPr>
+          <w:p>
+            <w:r>
+              <w:rPr>
+                <w:b w:val="0"/>
+                <w:sz w:val="16"/>
+              </w:rPr>
+            </w:r>
+          </w:p>
         </w:tc>
         <w:tc>
           <w:tcPr>
             <w:tcW w:type="dxa" w:w="680"/>
-            <w:shd w:fill="FFB3B3" w:val="clear"/>
-          </w:tcPr>
-          <w:p/>
+          </w:tcPr>
+          <w:p>
+            <w:r>
+              <w:rPr>
+                <w:b w:val="0"/>
+                <w:sz w:val="16"/>
+              </w:rPr>
+            </w:r>
+          </w:p>
         </w:tc>
         <w:tc>
           <w:tcPr>
             <w:tcW w:type="dxa" w:w="3572"/>
-            <w:shd w:fill="FFB3B3" w:val="clear"/>
           </w:tcPr>
           <w:p>
             <w:r>
@@ -32013,7 +32132,7 @@
                 <w:color w:val="CC0000"/>
                 <w:sz w:val="16"/>
               </w:rPr>
-              <w:t>Articol lipsă din ofertă</w:t>
+              <w:t>DEVIZ_MISMATCH</w:t>
             </w:r>
           </w:p>
         </w:tc>
@@ -32022,7 +32141,6 @@
         <w:tc>
           <w:tcPr>
             <w:tcW w:type="dxa" w:w="397"/>
-            <w:shd w:fill="FFB3B3" w:val="clear"/>
           </w:tcPr>
           <w:p>
             <w:r>
@@ -32037,7 +32155,6 @@
         <w:tc>
           <w:tcPr>
             <w:tcW w:type="dxa" w:w="1701"/>
-            <w:shd w:fill="FFB3B3" w:val="clear"/>
           </w:tcPr>
           <w:p>
             <w:r>
@@ -32052,7 +32169,6 @@
         <w:tc>
           <w:tcPr>
             <w:tcW w:type="dxa" w:w="850"/>
-            <w:shd w:fill="FFB3B3" w:val="clear"/>
           </w:tcPr>
           <w:p>
             <w:r>
@@ -32080,7 +32196,6 @@
         <w:tc>
           <w:tcPr>
             <w:tcW w:type="dxa" w:w="1984"/>
-            <w:shd w:fill="FFB3B3" w:val="clear"/>
           </w:tcPr>
           <w:p>
             <w:r>
@@ -32095,7 +32210,6 @@
         <w:tc>
           <w:tcPr>
             <w:tcW w:type="dxa" w:w="454"/>
-            <w:shd w:fill="FFB3B3" w:val="clear"/>
           </w:tcPr>
           <w:p>
             <w:r>
@@ -32110,7 +32224,6 @@
         <w:tc>
           <w:tcPr>
             <w:tcW w:type="dxa" w:w="680"/>
-            <w:shd w:fill="FFB3B3" w:val="clear"/>
           </w:tcPr>
           <w:p>
             <w:r>
@@ -32125,35 +32238,58 @@
         <w:tc>
           <w:tcPr>
             <w:tcW w:type="dxa" w:w="850"/>
-            <w:shd w:fill="FFB3B3" w:val="clear"/>
-          </w:tcPr>
-          <w:p/>
+          </w:tcPr>
+          <w:p>
+            <w:r>
+              <w:rPr>
+                <w:b w:val="0"/>
+                <w:sz w:val="16"/>
+              </w:rPr>
+            </w:r>
+          </w:p>
         </w:tc>
         <w:tc>
           <w:tcPr>
             <w:tcW w:type="dxa" w:w="1984"/>
-            <w:shd w:fill="FFB3B3" w:val="clear"/>
-          </w:tcPr>
-          <w:p/>
+          </w:tcPr>
+          <w:p>
+            <w:r>
+              <w:rPr>
+                <w:b w:val="0"/>
+                <w:sz w:val="16"/>
+              </w:rPr>
+            </w:r>
+          </w:p>
         </w:tc>
         <w:tc>
           <w:tcPr>
             <w:tcW w:type="dxa" w:w="454"/>
-            <w:shd w:fill="FFB3B3" w:val="clear"/>
-          </w:tcPr>
-          <w:p/>
+          </w:tcPr>
+          <w:p>
+            <w:r>
+              <w:rPr>
+                <w:b w:val="0"/>
+                <w:sz w:val="16"/>
+              </w:rPr>
+            </w:r>
+          </w:p>
         </w:tc>
         <w:tc>
           <w:tcPr>
             <w:tcW w:type="dxa" w:w="680"/>
-            <w:shd w:fill="FFB3B3" w:val="clear"/>
-          </w:tcPr>
-          <w:p/>
+          </w:tcPr>
+          <w:p>
+            <w:r>
+              <w:rPr>
+                <w:b w:val="0"/>
+                <w:sz w:val="16"/>
+              </w:rPr>
+            </w:r>
+          </w:p>
         </w:tc>
         <w:tc>
           <w:tcPr>
             <w:tcW w:type="dxa" w:w="3572"/>
-            <w:shd w:fill="FFB3B3" w:val="clear"/>
           </w:tcPr>
           <w:p>
             <w:r>
@@ -32162,7 +32298,7 @@
                 <w:color w:val="CC0000"/>
                 <w:sz w:val="16"/>
               </w:rPr>
-              <w:t>Articol lipsă din ofertă</w:t>
+              <w:t>DEVIZ_MISMATCH</w:t>
             </w:r>
           </w:p>
         </w:tc>
@@ -32171,7 +32307,6 @@
         <w:tc>
           <w:tcPr>
             <w:tcW w:type="dxa" w:w="397"/>
-            <w:shd w:fill="FFB3B3" w:val="clear"/>
           </w:tcPr>
           <w:p>
             <w:r>
@@ -32186,7 +32321,6 @@
         <w:tc>
           <w:tcPr>
             <w:tcW w:type="dxa" w:w="1701"/>
-            <w:shd w:fill="FFB3B3" w:val="clear"/>
           </w:tcPr>
           <w:p>
             <w:r>
@@ -32201,7 +32335,6 @@
         <w:tc>
           <w:tcPr>
             <w:tcW w:type="dxa" w:w="850"/>
-            <w:shd w:fill="FFB3B3" w:val="clear"/>
           </w:tcPr>
           <w:p>
             <w:r>
@@ -32216,7 +32349,6 @@
         <w:tc>
           <w:tcPr>
             <w:tcW w:type="dxa" w:w="1984"/>
-            <w:shd w:fill="FFB3B3" w:val="clear"/>
           </w:tcPr>
           <w:p>
             <w:r>
@@ -32231,7 +32363,6 @@
         <w:tc>
           <w:tcPr>
             <w:tcW w:type="dxa" w:w="454"/>
-            <w:shd w:fill="FFB3B3" w:val="clear"/>
           </w:tcPr>
           <w:p>
             <w:r>
@@ -32246,7 +32377,6 @@
         <w:tc>
           <w:tcPr>
             <w:tcW w:type="dxa" w:w="680"/>
-            <w:shd w:fill="FFB3B3" w:val="clear"/>
           </w:tcPr>
           <w:p>
             <w:r>
@@ -32261,35 +32391,58 @@
         <w:tc>
           <w:tcPr>
             <w:tcW w:type="dxa" w:w="850"/>
-            <w:shd w:fill="FFB3B3" w:val="clear"/>
-          </w:tcPr>
-          <w:p/>
+          </w:tcPr>
+          <w:p>
+            <w:r>
+              <w:rPr>
+                <w:b w:val="0"/>
+                <w:sz w:val="16"/>
+              </w:rPr>
+            </w:r>
+          </w:p>
         </w:tc>
         <w:tc>
           <w:tcPr>
             <w:tcW w:type="dxa" w:w="1984"/>
-            <w:shd w:fill="FFB3B3" w:val="clear"/>
-          </w:tcPr>
-          <w:p/>
+          </w:tcPr>
+          <w:p>
+            <w:r>
+              <w:rPr>
+                <w:b w:val="0"/>
+                <w:sz w:val="16"/>
+              </w:rPr>
+            </w:r>
+          </w:p>
         </w:tc>
         <w:tc>
           <w:tcPr>
             <w:tcW w:type="dxa" w:w="454"/>
-            <w:shd w:fill="FFB3B3" w:val="clear"/>
-          </w:tcPr>
-          <w:p/>
+          </w:tcPr>
+          <w:p>
+            <w:r>
+              <w:rPr>
+                <w:b w:val="0"/>
+                <w:sz w:val="16"/>
+              </w:rPr>
+            </w:r>
+          </w:p>
         </w:tc>
         <w:tc>
           <w:tcPr>
             <w:tcW w:type="dxa" w:w="680"/>
-            <w:shd w:fill="FFB3B3" w:val="clear"/>
-          </w:tcPr>
-          <w:p/>
+          </w:tcPr>
+          <w:p>
+            <w:r>
+              <w:rPr>
+                <w:b w:val="0"/>
+                <w:sz w:val="16"/>
+              </w:rPr>
+            </w:r>
+          </w:p>
         </w:tc>
         <w:tc>
           <w:tcPr>
             <w:tcW w:type="dxa" w:w="3572"/>
-            <w:shd w:fill="FFB3B3" w:val="clear"/>
           </w:tcPr>
           <w:p>
             <w:r>
@@ -32298,7 +32451,7 @@
                 <w:color w:val="CC0000"/>
                 <w:sz w:val="16"/>
               </w:rPr>
-              <w:t>Articol lipsă din ofertă</w:t>
+              <w:t>DEVIZ_MISMATCH</w:t>
             </w:r>
           </w:p>
         </w:tc>
@@ -32307,7 +32460,6 @@
         <w:tc>
           <w:tcPr>
             <w:tcW w:type="dxa" w:w="397"/>
-            <w:shd w:fill="FFB3B3" w:val="clear"/>
           </w:tcPr>
           <w:p>
             <w:r>
@@ -32322,7 +32474,6 @@
         <w:tc>
           <w:tcPr>
             <w:tcW w:type="dxa" w:w="1701"/>
-            <w:shd w:fill="FFB3B3" w:val="clear"/>
           </w:tcPr>
           <w:p>
             <w:r>
@@ -32337,7 +32488,6 @@
         <w:tc>
           <w:tcPr>
             <w:tcW w:type="dxa" w:w="850"/>
-            <w:shd w:fill="FFB3B3" w:val="clear"/>
           </w:tcPr>
           <w:p>
             <w:r>
@@ -32352,7 +32502,6 @@
         <w:tc>
           <w:tcPr>
             <w:tcW w:type="dxa" w:w="1984"/>
-            <w:shd w:fill="FFB3B3" w:val="clear"/>
           </w:tcPr>
           <w:p>
             <w:r>
@@ -32367,7 +32516,6 @@
         <w:tc>
           <w:tcPr>
             <w:tcW w:type="dxa" w:w="454"/>
-            <w:shd w:fill="FFB3B3" w:val="clear"/>
           </w:tcPr>
           <w:p>
             <w:r>
@@ -32382,7 +32530,6 @@
         <w:tc>
           <w:tcPr>
             <w:tcW w:type="dxa" w:w="680"/>
-            <w:shd w:fill="FFB3B3" w:val="clear"/>
           </w:tcPr>
           <w:p>
             <w:r>
@@ -32397,35 +32544,58 @@
         <w:tc>
           <w:tcPr>
             <w:tcW w:type="dxa" w:w="850"/>
-            <w:shd w:fill="FFB3B3" w:val="clear"/>
-          </w:tcPr>
-          <w:p/>
+          </w:tcPr>
+          <w:p>
+            <w:r>
+              <w:rPr>
+                <w:b w:val="0"/>
+                <w:sz w:val="16"/>
+              </w:rPr>
+            </w:r>
+          </w:p>
         </w:tc>
         <w:tc>
           <w:tcPr>
             <w:tcW w:type="dxa" w:w="1984"/>
-            <w:shd w:fill="FFB3B3" w:val="clear"/>
-          </w:tcPr>
-          <w:p/>
+          </w:tcPr>
+          <w:p>
+            <w:r>
+              <w:rPr>
+                <w:b w:val="0"/>
+                <w:sz w:val="16"/>
+              </w:rPr>
+            </w:r>
+          </w:p>
         </w:tc>
         <w:tc>
           <w:tcPr>
             <w:tcW w:type="dxa" w:w="454"/>
-            <w:shd w:fill="FFB3B3" w:val="clear"/>
-          </w:tcPr>
-          <w:p/>
+          </w:tcPr>
+          <w:p>
+            <w:r>
+              <w:rPr>
+                <w:b w:val="0"/>
+                <w:sz w:val="16"/>
+              </w:rPr>
+            </w:r>
+          </w:p>
         </w:tc>
         <w:tc>
           <w:tcPr>
             <w:tcW w:type="dxa" w:w="680"/>
-            <w:shd w:fill="FFB3B3" w:val="clear"/>
-          </w:tcPr>
-          <w:p/>
+          </w:tcPr>
+          <w:p>
+            <w:r>
+              <w:rPr>
+                <w:b w:val="0"/>
+                <w:sz w:val="16"/>
+              </w:rPr>
+            </w:r>
+          </w:p>
         </w:tc>
         <w:tc>
           <w:tcPr>
             <w:tcW w:type="dxa" w:w="3572"/>
-            <w:shd w:fill="FFB3B3" w:val="clear"/>
           </w:tcPr>
           <w:p>
             <w:r>
@@ -32434,7 +32604,7 @@
                 <w:color w:val="CC0000"/>
                 <w:sz w:val="16"/>
               </w:rPr>
-              <w:t>Articol lipsă din ofertă</w:t>
+              <w:t>DEVIZ_MISMATCH</w:t>
             </w:r>
           </w:p>
         </w:tc>
@@ -32443,7 +32613,6 @@
         <w:tc>
           <w:tcPr>
             <w:tcW w:type="dxa" w:w="397"/>
-            <w:shd w:fill="FFB3B3" w:val="clear"/>
           </w:tcPr>
           <w:p>
             <w:r>
@@ -32458,7 +32627,6 @@
         <w:tc>
           <w:tcPr>
             <w:tcW w:type="dxa" w:w="1701"/>
-            <w:shd w:fill="FFB3B3" w:val="clear"/>
           </w:tcPr>
           <w:p>
             <w:r>
@@ -32473,7 +32641,6 @@
         <w:tc>
           <w:tcPr>
             <w:tcW w:type="dxa" w:w="850"/>
-            <w:shd w:fill="FFB3B3" w:val="clear"/>
           </w:tcPr>
           <w:p>
             <w:r>
@@ -32488,7 +32655,6 @@
         <w:tc>
           <w:tcPr>
             <w:tcW w:type="dxa" w:w="1984"/>
-            <w:shd w:fill="FFB3B3" w:val="clear"/>
           </w:tcPr>
           <w:p>
             <w:r>
@@ -32503,7 +32669,6 @@
         <w:tc>
           <w:tcPr>
             <w:tcW w:type="dxa" w:w="454"/>
-            <w:shd w:fill="FFB3B3" w:val="clear"/>
           </w:tcPr>
           <w:p>
             <w:r>
@@ -32518,7 +32683,6 @@
         <w:tc>
           <w:tcPr>
             <w:tcW w:type="dxa" w:w="680"/>
-            <w:shd w:fill="FFB3B3" w:val="clear"/>
           </w:tcPr>
           <w:p>
             <w:r>
@@ -32533,35 +32697,58 @@
         <w:tc>
           <w:tcPr>
             <w:tcW w:type="dxa" w:w="850"/>
-            <w:shd w:fill="FFB3B3" w:val="clear"/>
-          </w:tcPr>
-          <w:p/>
+          </w:tcPr>
+          <w:p>
+            <w:r>
+              <w:rPr>
+                <w:b w:val="0"/>
+                <w:sz w:val="16"/>
+              </w:rPr>
+            </w:r>
+          </w:p>
         </w:tc>
         <w:tc>
           <w:tcPr>
             <w:tcW w:type="dxa" w:w="1984"/>
-            <w:shd w:fill="FFB3B3" w:val="clear"/>
-          </w:tcPr>
-          <w:p/>
+          </w:tcPr>
+          <w:p>
+            <w:r>
+              <w:rPr>
+                <w:b w:val="0"/>
+                <w:sz w:val="16"/>
+              </w:rPr>
+            </w:r>
+          </w:p>
         </w:tc>
         <w:tc>
           <w:tcPr>
             <w:tcW w:type="dxa" w:w="454"/>
-            <w:shd w:fill="FFB3B3" w:val="clear"/>
-          </w:tcPr>
-          <w:p/>
+          </w:tcPr>
+          <w:p>
+            <w:r>
+              <w:rPr>
+                <w:b w:val="0"/>
+                <w:sz w:val="16"/>
+              </w:rPr>
+            </w:r>
+          </w:p>
         </w:tc>
         <w:tc>
           <w:tcPr>
             <w:tcW w:type="dxa" w:w="680"/>
-            <w:shd w:fill="FFB3B3" w:val="clear"/>
-          </w:tcPr>
-          <w:p/>
+          </w:tcPr>
+          <w:p>
+            <w:r>
+              <w:rPr>
+                <w:b w:val="0"/>
+                <w:sz w:val="16"/>
+              </w:rPr>
+            </w:r>
+          </w:p>
         </w:tc>
         <w:tc>
           <w:tcPr>
             <w:tcW w:type="dxa" w:w="3572"/>
-            <w:shd w:fill="FFB3B3" w:val="clear"/>
           </w:tcPr>
           <w:p>
             <w:r>
@@ -32570,7 +32757,7 @@
                 <w:color w:val="CC0000"/>
                 <w:sz w:val="16"/>
               </w:rPr>
-              <w:t>Articol lipsă din ofertă</w:t>
+              <w:t>DEVIZ_MISMATCH</w:t>
             </w:r>
           </w:p>
         </w:tc>
@@ -32579,7 +32766,6 @@
         <w:tc>
           <w:tcPr>
             <w:tcW w:type="dxa" w:w="397"/>
-            <w:shd w:fill="FFB3B3" w:val="clear"/>
           </w:tcPr>
           <w:p>
             <w:r>
@@ -32594,7 +32780,6 @@
         <w:tc>
           <w:tcPr>
             <w:tcW w:type="dxa" w:w="1701"/>
-            <w:shd w:fill="FFB3B3" w:val="clear"/>
           </w:tcPr>
           <w:p>
             <w:r>
@@ -32609,7 +32794,6 @@
         <w:tc>
           <w:tcPr>
             <w:tcW w:type="dxa" w:w="850"/>
-            <w:shd w:fill="FFB3B3" w:val="clear"/>
           </w:tcPr>
           <w:p>
             <w:r>
@@ -32624,7 +32808,6 @@
         <w:tc>
           <w:tcPr>
             <w:tcW w:type="dxa" w:w="1984"/>
-            <w:shd w:fill="FFB3B3" w:val="clear"/>
           </w:tcPr>
           <w:p>
             <w:r>
@@ -32639,7 +32822,6 @@
         <w:tc>
           <w:tcPr>
             <w:tcW w:type="dxa" w:w="454"/>
-            <w:shd w:fill="FFB3B3" w:val="clear"/>
           </w:tcPr>
           <w:p>
             <w:r>
@@ -32654,7 +32836,6 @@
         <w:tc>
           <w:tcPr>
             <w:tcW w:type="dxa" w:w="680"/>
-            <w:shd w:fill="FFB3B3" w:val="clear"/>
           </w:tcPr>
           <w:p>
             <w:r>
@@ -32669,35 +32850,58 @@
         <w:tc>
           <w:tcPr>
             <w:tcW w:type="dxa" w:w="850"/>
-            <w:shd w:fill="FFB3B3" w:val="clear"/>
-          </w:tcPr>
-          <w:p/>
+          </w:tcPr>
+          <w:p>
+            <w:r>
+              <w:rPr>
+                <w:b w:val="0"/>
+                <w:sz w:val="16"/>
+              </w:rPr>
+            </w:r>
+          </w:p>
         </w:tc>
         <w:tc>
           <w:tcPr>
             <w:tcW w:type="dxa" w:w="1984"/>
-            <w:shd w:fill="FFB3B3" w:val="clear"/>
-          </w:tcPr>
-          <w:p/>
+          </w:tcPr>
+          <w:p>
+            <w:r>
+              <w:rPr>
+                <w:b w:val="0"/>
+                <w:sz w:val="16"/>
+              </w:rPr>
+            </w:r>
+          </w:p>
         </w:tc>
         <w:tc>
           <w:tcPr>
             <w:tcW w:type="dxa" w:w="454"/>
-            <w:shd w:fill="FFB3B3" w:val="clear"/>
-          </w:tcPr>
-          <w:p/>
+          </w:tcPr>
+          <w:p>
+            <w:r>
+              <w:rPr>
+                <w:b w:val="0"/>
+                <w:sz w:val="16"/>
+              </w:rPr>
+            </w:r>
+          </w:p>
         </w:tc>
         <w:tc>
           <w:tcPr>
             <w:tcW w:type="dxa" w:w="680"/>
-            <w:shd w:fill="FFB3B3" w:val="clear"/>
-          </w:tcPr>
-          <w:p/>
+          </w:tcPr>
+          <w:p>
+            <w:r>
+              <w:rPr>
+                <w:b w:val="0"/>
+                <w:sz w:val="16"/>
+              </w:rPr>
+            </w:r>
+          </w:p>
         </w:tc>
         <w:tc>
           <w:tcPr>
             <w:tcW w:type="dxa" w:w="3572"/>
-            <w:shd w:fill="FFB3B3" w:val="clear"/>
           </w:tcPr>
           <w:p>
             <w:r>
@@ -32706,7 +32910,7 @@
                 <w:color w:val="CC0000"/>
                 <w:sz w:val="16"/>
               </w:rPr>
-              <w:t>Articol lipsă din ofertă</w:t>
+              <w:t>DEVIZ_MISMATCH</w:t>
             </w:r>
           </w:p>
         </w:tc>
@@ -32715,7 +32919,6 @@
         <w:tc>
           <w:tcPr>
             <w:tcW w:type="dxa" w:w="397"/>
-            <w:shd w:fill="FFB3B3" w:val="clear"/>
           </w:tcPr>
           <w:p>
             <w:r>
@@ -32730,7 +32933,6 @@
         <w:tc>
           <w:tcPr>
             <w:tcW w:type="dxa" w:w="1701"/>
-            <w:shd w:fill="FFB3B3" w:val="clear"/>
           </w:tcPr>
           <w:p>
             <w:r>
@@ -32745,7 +32947,6 @@
         <w:tc>
           <w:tcPr>
             <w:tcW w:type="dxa" w:w="850"/>
-            <w:shd w:fill="FFB3B3" w:val="clear"/>
           </w:tcPr>
           <w:p>
             <w:r>
@@ -32760,7 +32961,6 @@
         <w:tc>
           <w:tcPr>
             <w:tcW w:type="dxa" w:w="1984"/>
-            <w:shd w:fill="FFB3B3" w:val="clear"/>
           </w:tcPr>
           <w:p>
             <w:r>
@@ -32775,7 +32975,6 @@
         <w:tc>
           <w:tcPr>
             <w:tcW w:type="dxa" w:w="454"/>
-            <w:shd w:fill="FFB3B3" w:val="clear"/>
           </w:tcPr>
           <w:p>
             <w:r>
@@ -32790,7 +32989,6 @@
         <w:tc>
           <w:tcPr>
             <w:tcW w:type="dxa" w:w="680"/>
-            <w:shd w:fill="FFB3B3" w:val="clear"/>
           </w:tcPr>
           <w:p>
             <w:r>
@@ -32805,35 +33003,58 @@
         <w:tc>
           <w:tcPr>
             <w:tcW w:type="dxa" w:w="850"/>
-            <w:shd w:fill="FFB3B3" w:val="clear"/>
-          </w:tcPr>
-          <w:p/>
+          </w:tcPr>
+          <w:p>
+            <w:r>
+              <w:rPr>
+                <w:b w:val="0"/>
+                <w:sz w:val="16"/>
+              </w:rPr>
+            </w:r>
+          </w:p>
         </w:tc>
         <w:tc>
           <w:tcPr>
             <w:tcW w:type="dxa" w:w="1984"/>
-            <w:shd w:fill="FFB3B3" w:val="clear"/>
-          </w:tcPr>
-          <w:p/>
+          </w:tcPr>
+          <w:p>
+            <w:r>
+              <w:rPr>
+                <w:b w:val="0"/>
+                <w:sz w:val="16"/>
+              </w:rPr>
+            </w:r>
+          </w:p>
         </w:tc>
         <w:tc>
           <w:tcPr>
             <w:tcW w:type="dxa" w:w="454"/>
-            <w:shd w:fill="FFB3B3" w:val="clear"/>
-          </w:tcPr>
-          <w:p/>
+          </w:tcPr>
+          <w:p>
+            <w:r>
+              <w:rPr>
+                <w:b w:val="0"/>
+                <w:sz w:val="16"/>
+              </w:rPr>
+            </w:r>
+          </w:p>
         </w:tc>
         <w:tc>
           <w:tcPr>
             <w:tcW w:type="dxa" w:w="680"/>
-            <w:shd w:fill="FFB3B3" w:val="clear"/>
-          </w:tcPr>
-          <w:p/>
+          </w:tcPr>
+          <w:p>
+            <w:r>
+              <w:rPr>
+                <w:b w:val="0"/>
+                <w:sz w:val="16"/>
+              </w:rPr>
+            </w:r>
+          </w:p>
         </w:tc>
         <w:tc>
           <w:tcPr>
             <w:tcW w:type="dxa" w:w="3572"/>
-            <w:shd w:fill="FFB3B3" w:val="clear"/>
           </w:tcPr>
           <w:p>
             <w:r>
@@ -32842,7 +33063,7 @@
                 <w:color w:val="CC0000"/>
                 <w:sz w:val="16"/>
               </w:rPr>
-              <w:t>Articol lipsă din ofertă</w:t>
+              <w:t>DEVIZ_MISMATCH</w:t>
             </w:r>
           </w:p>
         </w:tc>
@@ -32851,7 +33072,6 @@
         <w:tc>
           <w:tcPr>
             <w:tcW w:type="dxa" w:w="397"/>
-            <w:shd w:fill="FFB3B3" w:val="clear"/>
           </w:tcPr>
           <w:p>
             <w:r>
@@ -32866,7 +33086,6 @@
         <w:tc>
           <w:tcPr>
             <w:tcW w:type="dxa" w:w="1701"/>
-            <w:shd w:fill="FFB3B3" w:val="clear"/>
           </w:tcPr>
           <w:p>
             <w:r>
@@ -32881,7 +33100,6 @@
         <w:tc>
           <w:tcPr>
             <w:tcW w:type="dxa" w:w="850"/>
-            <w:shd w:fill="FFB3B3" w:val="clear"/>
           </w:tcPr>
           <w:p>
             <w:r>
@@ -32896,7 +33114,6 @@
         <w:tc>
           <w:tcPr>
             <w:tcW w:type="dxa" w:w="1984"/>
-            <w:shd w:fill="FFB3B3" w:val="clear"/>
           </w:tcPr>
           <w:p>
             <w:r>
@@ -32911,7 +33128,6 @@
         <w:tc>
           <w:tcPr>
             <w:tcW w:type="dxa" w:w="454"/>
-            <w:shd w:fill="FFB3B3" w:val="clear"/>
           </w:tcPr>
           <w:p>
             <w:r>
@@ -32926,7 +33142,6 @@
         <w:tc>
           <w:tcPr>
             <w:tcW w:type="dxa" w:w="680"/>
-            <w:shd w:fill="FFB3B3" w:val="clear"/>
           </w:tcPr>
           <w:p>
             <w:r>
@@ -32941,35 +33156,58 @@
         <w:tc>
           <w:tcPr>
             <w:tcW w:type="dxa" w:w="850"/>
-            <w:shd w:fill="FFB3B3" w:val="clear"/>
-          </w:tcPr>
-          <w:p/>
+          </w:tcPr>
+          <w:p>
+            <w:r>
+              <w:rPr>
+                <w:b w:val="0"/>
+                <w:sz w:val="16"/>
+              </w:rPr>
+            </w:r>
+          </w:p>
         </w:tc>
         <w:tc>
           <w:tcPr>
             <w:tcW w:type="dxa" w:w="1984"/>
-            <w:shd w:fill="FFB3B3" w:val="clear"/>
-          </w:tcPr>
-          <w:p/>
+          </w:tcPr>
+          <w:p>
+            <w:r>
+              <w:rPr>
+                <w:b w:val="0"/>
+                <w:sz w:val="16"/>
+              </w:rPr>
+            </w:r>
+          </w:p>
         </w:tc>
         <w:tc>
           <w:tcPr>
             <w:tcW w:type="dxa" w:w="454"/>
-            <w:shd w:fill="FFB3B3" w:val="clear"/>
-          </w:tcPr>
-          <w:p/>
+          </w:tcPr>
+          <w:p>
+            <w:r>
+              <w:rPr>
+                <w:b w:val="0"/>
+                <w:sz w:val="16"/>
+              </w:rPr>
+            </w:r>
+          </w:p>
         </w:tc>
         <w:tc>
           <w:tcPr>
             <w:tcW w:type="dxa" w:w="680"/>
-            <w:shd w:fill="FFB3B3" w:val="clear"/>
-          </w:tcPr>
-          <w:p/>
+          </w:tcPr>
+          <w:p>
+            <w:r>
+              <w:rPr>
+                <w:b w:val="0"/>
+                <w:sz w:val="16"/>
+              </w:rPr>
+            </w:r>
+          </w:p>
         </w:tc>
         <w:tc>
           <w:tcPr>
             <w:tcW w:type="dxa" w:w="3572"/>
-            <w:shd w:fill="FFB3B3" w:val="clear"/>
           </w:tcPr>
           <w:p>
             <w:r>
@@ -32978,7 +33216,7 @@
                 <w:color w:val="CC0000"/>
                 <w:sz w:val="16"/>
               </w:rPr>
-              <w:t>Articol lipsă din ofertă</w:t>
+              <w:t>DEVIZ_MISMATCH</w:t>
             </w:r>
           </w:p>
         </w:tc>
@@ -32987,7 +33225,6 @@
         <w:tc>
           <w:tcPr>
             <w:tcW w:type="dxa" w:w="397"/>
-            <w:shd w:fill="FFB3B3" w:val="clear"/>
           </w:tcPr>
           <w:p>
             <w:r>
@@ -33002,7 +33239,6 @@
         <w:tc>
           <w:tcPr>
             <w:tcW w:type="dxa" w:w="1701"/>
-            <w:shd w:fill="FFB3B3" w:val="clear"/>
           </w:tcPr>
           <w:p>
             <w:r>
@@ -33017,7 +33253,6 @@
         <w:tc>
           <w:tcPr>
             <w:tcW w:type="dxa" w:w="850"/>
-            <w:shd w:fill="FFB3B3" w:val="clear"/>
           </w:tcPr>
           <w:p>
             <w:r>
@@ -33032,7 +33267,6 @@
         <w:tc>
           <w:tcPr>
             <w:tcW w:type="dxa" w:w="1984"/>
-            <w:shd w:fill="FFB3B3" w:val="clear"/>
           </w:tcPr>
           <w:p>
             <w:r>
@@ -33047,7 +33281,6 @@
         <w:tc>
           <w:tcPr>
             <w:tcW w:type="dxa" w:w="454"/>
-            <w:shd w:fill="FFB3B3" w:val="clear"/>
           </w:tcPr>
           <w:p>
             <w:r>
@@ -33062,7 +33295,6 @@
         <w:tc>
           <w:tcPr>
             <w:tcW w:type="dxa" w:w="680"/>
-            <w:shd w:fill="FFB3B3" w:val="clear"/>
           </w:tcPr>
           <w:p>
             <w:r>
@@ -33077,35 +33309,58 @@
         <w:tc>
           <w:tcPr>
             <w:tcW w:type="dxa" w:w="850"/>
-            <w:shd w:fill="FFB3B3" w:val="clear"/>
-          </w:tcPr>
-          <w:p/>
+          </w:tcPr>
+          <w:p>
+            <w:r>
+              <w:rPr>
+                <w:b w:val="0"/>
+                <w:sz w:val="16"/>
+              </w:rPr>
+            </w:r>
+          </w:p>
         </w:tc>
         <w:tc>
           <w:tcPr>
             <w:tcW w:type="dxa" w:w="1984"/>
-            <w:shd w:fill="FFB3B3" w:val="clear"/>
-          </w:tcPr>
-          <w:p/>
+          </w:tcPr>
+          <w:p>
+            <w:r>
+              <w:rPr>
+                <w:b w:val="0"/>
+                <w:sz w:val="16"/>
+              </w:rPr>
+            </w:r>
+          </w:p>
         </w:tc>
         <w:tc>
           <w:tcPr>
             <w:tcW w:type="dxa" w:w="454"/>
-            <w:shd w:fill="FFB3B3" w:val="clear"/>
-          </w:tcPr>
-          <w:p/>
+          </w:tcPr>
+          <w:p>
+            <w:r>
+              <w:rPr>
+                <w:b w:val="0"/>
+                <w:sz w:val="16"/>
+              </w:rPr>
+            </w:r>
+          </w:p>
         </w:tc>
         <w:tc>
           <w:tcPr>
             <w:tcW w:type="dxa" w:w="680"/>
-            <w:shd w:fill="FFB3B3" w:val="clear"/>
-          </w:tcPr>
-          <w:p/>
+          </w:tcPr>
+          <w:p>
+            <w:r>
+              <w:rPr>
+                <w:b w:val="0"/>
+                <w:sz w:val="16"/>
+              </w:rPr>
+            </w:r>
+          </w:p>
         </w:tc>
         <w:tc>
           <w:tcPr>
             <w:tcW w:type="dxa" w:w="3572"/>
-            <w:shd w:fill="FFB3B3" w:val="clear"/>
           </w:tcPr>
           <w:p>
             <w:r>
@@ -33114,7 +33369,7 @@
                 <w:color w:val="CC0000"/>
                 <w:sz w:val="16"/>
               </w:rPr>
-              <w:t>Articol lipsă din ofertă</w:t>
+              <w:t>DEVIZ_MISMATCH</w:t>
             </w:r>
           </w:p>
         </w:tc>
@@ -33123,7 +33378,6 @@
         <w:tc>
           <w:tcPr>
             <w:tcW w:type="dxa" w:w="397"/>
-            <w:shd w:fill="FFB3B3" w:val="clear"/>
           </w:tcPr>
           <w:p>
             <w:r>
@@ -33138,7 +33392,6 @@
         <w:tc>
           <w:tcPr>
             <w:tcW w:type="dxa" w:w="1701"/>
-            <w:shd w:fill="FFB3B3" w:val="clear"/>
           </w:tcPr>
           <w:p>
             <w:r>
@@ -33153,7 +33406,6 @@
         <w:tc>
           <w:tcPr>
             <w:tcW w:type="dxa" w:w="850"/>
-            <w:shd w:fill="FFB3B3" w:val="clear"/>
           </w:tcPr>
           <w:p>
             <w:r>
@@ -33168,7 +33420,6 @@
         <w:tc>
           <w:tcPr>
             <w:tcW w:type="dxa" w:w="1984"/>
-            <w:shd w:fill="FFB3B3" w:val="clear"/>
           </w:tcPr>
           <w:p>
             <w:r>
@@ -33183,7 +33434,6 @@
         <w:tc>
           <w:tcPr>
             <w:tcW w:type="dxa" w:w="454"/>
-            <w:shd w:fill="FFB3B3" w:val="clear"/>
           </w:tcPr>
           <w:p>
             <w:r>
@@ -33198,7 +33448,6 @@
         <w:tc>
           <w:tcPr>
             <w:tcW w:type="dxa" w:w="680"/>
-            <w:shd w:fill="FFB3B3" w:val="clear"/>
           </w:tcPr>
           <w:p>
             <w:r>
@@ -33213,35 +33462,58 @@
         <w:tc>
           <w:tcPr>
             <w:tcW w:type="dxa" w:w="850"/>
-            <w:shd w:fill="FFB3B3" w:val="clear"/>
-          </w:tcPr>
-          <w:p/>
+          </w:tcPr>
+          <w:p>
+            <w:r>
+              <w:rPr>
+                <w:b w:val="0"/>
+                <w:sz w:val="16"/>
+              </w:rPr>
+            </w:r>
+          </w:p>
         </w:tc>
         <w:tc>
           <w:tcPr>
             <w:tcW w:type="dxa" w:w="1984"/>
-            <w:shd w:fill="FFB3B3" w:val="clear"/>
-          </w:tcPr>
-          <w:p/>
+          </w:tcPr>
+          <w:p>
+            <w:r>
+              <w:rPr>
+                <w:b w:val="0"/>
+                <w:sz w:val="16"/>
+              </w:rPr>
+            </w:r>
+          </w:p>
         </w:tc>
         <w:tc>
           <w:tcPr>
             <w:tcW w:type="dxa" w:w="454"/>
-            <w:shd w:fill="FFB3B3" w:val="clear"/>
-          </w:tcPr>
-          <w:p/>
+          </w:tcPr>
+          <w:p>
+            <w:r>
+              <w:rPr>
+                <w:b w:val="0"/>
+                <w:sz w:val="16"/>
+              </w:rPr>
+            </w:r>
+          </w:p>
         </w:tc>
         <w:tc>
           <w:tcPr>
             <w:tcW w:type="dxa" w:w="680"/>
-            <w:shd w:fill="FFB3B3" w:val="clear"/>
-          </w:tcPr>
-          <w:p/>
+          </w:tcPr>
+          <w:p>
+            <w:r>
+              <w:rPr>
+                <w:b w:val="0"/>
+                <w:sz w:val="16"/>
+              </w:rPr>
+            </w:r>
+          </w:p>
         </w:tc>
         <w:tc>
           <w:tcPr>
             <w:tcW w:type="dxa" w:w="3572"/>
-            <w:shd w:fill="FFB3B3" w:val="clear"/>
           </w:tcPr>
           <w:p>
             <w:r>
@@ -33250,7 +33522,7 @@
                 <w:color w:val="CC0000"/>
                 <w:sz w:val="16"/>
               </w:rPr>
-              <w:t>Articol lipsă din ofertă</w:t>
+              <w:t>DEVIZ_MISMATCH</w:t>
             </w:r>
           </w:p>
         </w:tc>
@@ -33259,7 +33531,6 @@
         <w:tc>
           <w:tcPr>
             <w:tcW w:type="dxa" w:w="397"/>
-            <w:shd w:fill="FFB3B3" w:val="clear"/>
           </w:tcPr>
           <w:p>
             <w:r>
@@ -33274,7 +33545,6 @@
         <w:tc>
           <w:tcPr>
             <w:tcW w:type="dxa" w:w="1701"/>
-            <w:shd w:fill="FFB3B3" w:val="clear"/>
           </w:tcPr>
           <w:p>
             <w:r>
@@ -33289,7 +33559,6 @@
         <w:tc>
           <w:tcPr>
             <w:tcW w:type="dxa" w:w="850"/>
-            <w:shd w:fill="FFB3B3" w:val="clear"/>
           </w:tcPr>
           <w:p>
             <w:r>
@@ -33304,7 +33573,6 @@
         <w:tc>
           <w:tcPr>
             <w:tcW w:type="dxa" w:w="1984"/>
-            <w:shd w:fill="FFB3B3" w:val="clear"/>
           </w:tcPr>
           <w:p>
             <w:r>
@@ -33319,7 +33587,6 @@
         <w:tc>
           <w:tcPr>
             <w:tcW w:type="dxa" w:w="454"/>
-            <w:shd w:fill="FFB3B3" w:val="clear"/>
           </w:tcPr>
           <w:p>
             <w:r>
@@ -33334,7 +33601,6 @@
         <w:tc>
           <w:tcPr>
             <w:tcW w:type="dxa" w:w="680"/>
-            <w:shd w:fill="FFB3B3" w:val="clear"/>
           </w:tcPr>
           <w:p>
             <w:r>
@@ -33349,35 +33615,58 @@
         <w:tc>
           <w:tcPr>
             <w:tcW w:type="dxa" w:w="850"/>
-            <w:shd w:fill="FFB3B3" w:val="clear"/>
-          </w:tcPr>
-          <w:p/>
+          </w:tcPr>
+          <w:p>
+            <w:r>
+              <w:rPr>
+                <w:b w:val="0"/>
+                <w:sz w:val="16"/>
+              </w:rPr>
+            </w:r>
+          </w:p>
         </w:tc>
         <w:tc>
           <w:tcPr>
             <w:tcW w:type="dxa" w:w="1984"/>
-            <w:shd w:fill="FFB3B3" w:val="clear"/>
-          </w:tcPr>
-          <w:p/>
+          </w:tcPr>
+          <w:p>
+            <w:r>
+              <w:rPr>
+                <w:b w:val="0"/>
+                <w:sz w:val="16"/>
+              </w:rPr>
+            </w:r>
+          </w:p>
         </w:tc>
         <w:tc>
           <w:tcPr>
             <w:tcW w:type="dxa" w:w="454"/>
-            <w:shd w:fill="FFB3B3" w:val="clear"/>
-          </w:tcPr>
-          <w:p/>
+          </w:tcPr>
+          <w:p>
+            <w:r>
+              <w:rPr>
+                <w:b w:val="0"/>
+                <w:sz w:val="16"/>
+              </w:rPr>
+            </w:r>
+          </w:p>
         </w:tc>
         <w:tc>
           <w:tcPr>
             <w:tcW w:type="dxa" w:w="680"/>
-            <w:shd w:fill="FFB3B3" w:val="clear"/>
-          </w:tcPr>
-          <w:p/>
+          </w:tcPr>
+          <w:p>
+            <w:r>
+              <w:rPr>
+                <w:b w:val="0"/>
+                <w:sz w:val="16"/>
+              </w:rPr>
+            </w:r>
+          </w:p>
         </w:tc>
         <w:tc>
           <w:tcPr>
             <w:tcW w:type="dxa" w:w="3572"/>
-            <w:shd w:fill="FFB3B3" w:val="clear"/>
           </w:tcPr>
           <w:p>
             <w:r>
@@ -33386,7 +33675,7 @@
                 <w:color w:val="CC0000"/>
                 <w:sz w:val="16"/>
               </w:rPr>
-              <w:t>Articol lipsă din ofertă</w:t>
+              <w:t>DEVIZ_MISMATCH</w:t>
             </w:r>
           </w:p>
         </w:tc>
@@ -33395,7 +33684,6 @@
         <w:tc>
           <w:tcPr>
             <w:tcW w:type="dxa" w:w="397"/>
-            <w:shd w:fill="FFB3B3" w:val="clear"/>
           </w:tcPr>
           <w:p>
             <w:r>
@@ -33410,7 +33698,6 @@
         <w:tc>
           <w:tcPr>
             <w:tcW w:type="dxa" w:w="1701"/>
-            <w:shd w:fill="FFB3B3" w:val="clear"/>
           </w:tcPr>
           <w:p>
             <w:r>
@@ -33425,7 +33712,6 @@
         <w:tc>
           <w:tcPr>
             <w:tcW w:type="dxa" w:w="850"/>
-            <w:shd w:fill="FFB3B3" w:val="clear"/>
           </w:tcPr>
           <w:p>
             <w:r>
@@ -33440,7 +33726,6 @@
         <w:tc>
           <w:tcPr>
             <w:tcW w:type="dxa" w:w="1984"/>
-            <w:shd w:fill="FFB3B3" w:val="clear"/>
           </w:tcPr>
           <w:p>
             <w:r>
@@ -33455,7 +33740,6 @@
         <w:tc>
           <w:tcPr>
             <w:tcW w:type="dxa" w:w="454"/>
-            <w:shd w:fill="FFB3B3" w:val="clear"/>
           </w:tcPr>
           <w:p>
             <w:r>
@@ -33470,7 +33754,6 @@
         <w:tc>
           <w:tcPr>
             <w:tcW w:type="dxa" w:w="680"/>
-            <w:shd w:fill="FFB3B3" w:val="clear"/>
           </w:tcPr>
           <w:p>
             <w:r>
@@ -33485,35 +33768,58 @@
         <w:tc>
           <w:tcPr>
             <w:tcW w:type="dxa" w:w="850"/>
-            <w:shd w:fill="FFB3B3" w:val="clear"/>
-          </w:tcPr>
-          <w:p/>
+          </w:tcPr>
+          <w:p>
+            <w:r>
+              <w:rPr>
+                <w:b w:val="0"/>
+                <w:sz w:val="16"/>
+              </w:rPr>
+            </w:r>
+          </w:p>
         </w:tc>
         <w:tc>
           <w:tcPr>
             <w:tcW w:type="dxa" w:w="1984"/>
-            <w:shd w:fill="FFB3B3" w:val="clear"/>
-          </w:tcPr>
-          <w:p/>
+          </w:tcPr>
+          <w:p>
+            <w:r>
+              <w:rPr>
+                <w:b w:val="0"/>
+                <w:sz w:val="16"/>
+              </w:rPr>
+            </w:r>
+          </w:p>
         </w:tc>
         <w:tc>
           <w:tcPr>
             <w:tcW w:type="dxa" w:w="454"/>
-            <w:shd w:fill="FFB3B3" w:val="clear"/>
-          </w:tcPr>
-          <w:p/>
+          </w:tcPr>
+          <w:p>
+            <w:r>
+              <w:rPr>
+                <w:b w:val="0"/>
+                <w:sz w:val="16"/>
+              </w:rPr>
+            </w:r>
+          </w:p>
         </w:tc>
         <w:tc>
           <w:tcPr>
             <w:tcW w:type="dxa" w:w="680"/>
-            <w:shd w:fill="FFB3B3" w:val="clear"/>
-          </w:tcPr>
-          <w:p/>
+          </w:tcPr>
+          <w:p>
+            <w:r>
+              <w:rPr>
+                <w:b w:val="0"/>
+                <w:sz w:val="16"/>
+              </w:rPr>
+            </w:r>
+          </w:p>
         </w:tc>
         <w:tc>
           <w:tcPr>
             <w:tcW w:type="dxa" w:w="3572"/>
-            <w:shd w:fill="FFB3B3" w:val="clear"/>
           </w:tcPr>
           <w:p>
             <w:r>
@@ -33522,7 +33828,7 @@
                 <w:color w:val="CC0000"/>
                 <w:sz w:val="16"/>
               </w:rPr>
-              <w:t>Articol lipsă din ofertă</w:t>
+              <w:t>DEVIZ_MISMATCH</w:t>
             </w:r>
           </w:p>
         </w:tc>
@@ -33581,7 +33887,7 @@
                 <w:color w:val="000000"/>
                 <w:sz w:val="18"/>
               </w:rPr>
-              <w:t>Ofertă: 48 principale</w:t>
+              <w:t>Ofertă: 66 principale</w:t>
             </w:r>
             <w:r>
               <w:rPr>
@@ -33589,7 +33895,7 @@
                 <w:color w:val="000000"/>
                 <w:sz w:val="18"/>
               </w:rPr>
-              <w:t xml:space="preserve">  ▼ 18 lipsă</w:t>
+              <w:t xml:space="preserve">  ✓</w:t>
             </w:r>
           </w:p>
         </w:tc>

--- a/output_AO/Blocuri Racari/Raport_Oferta_4.docx
+++ b/output_AO/Blocuri Racari/Raport_Oferta_4.docx
@@ -13,12 +13,12 @@
     </w:p>
     <w:p>
       <w:r>
-        <w:t xml:space="preserve">Client: </w:t>
+        <w:t>Client: Blocuri Racari</w:t>
       </w:r>
     </w:p>
     <w:p>
       <w:r>
-        <w:t>Data: 2026-05-21</w:t>
+        <w:t>Data: 2026-05-22</w:t>
       </w:r>
     </w:p>
     <w:p>
@@ -26,7 +26,7 @@
         <w:pStyle w:val="Heading1"/>
       </w:pPr>
       <w:r>
-        <w:t>OFERTA 4 — Oferta 4</w:t>
+        <w:t>OFERTA 4 — SC INFO SERVICE &amp; COMPUTERS SRL</w:t>
       </w:r>
     </w:p>
     <w:p>
@@ -205,7 +205,7 @@
                 <w:b/>
                 <w:sz w:val="18"/>
               </w:rPr>
-              <w:t>Oferta 4</w:t>
+              <w:t>SC INFO SERVICE &amp; COMPUTERS SRL</w:t>
             </w:r>
           </w:p>
         </w:tc>
@@ -20215,6 +20215,174 @@
         <w:tc>
           <w:tcPr>
             <w:tcW w:type="dxa" w:w="397"/>
+            <w:shd w:fill="FFB347" w:val="clear"/>
+          </w:tcPr>
+          <w:p>
+            <w:r>
+              <w:rPr>
+                <w:b w:val="0"/>
+                <w:sz w:val="16"/>
+              </w:rPr>
+              <w:t>16</w:t>
+            </w:r>
+          </w:p>
+        </w:tc>
+        <w:tc>
+          <w:tcPr>
+            <w:tcW w:type="dxa" w:w="1701"/>
+            <w:shd w:fill="FFB347" w:val="clear"/>
+          </w:tcPr>
+          <w:p>
+            <w:r>
+              <w:rPr>
+                <w:b w:val="0"/>
+                <w:sz w:val="16"/>
+              </w:rPr>
+              <w:t>BLC1 - BLC1 ARHITECTURA</w:t>
+            </w:r>
+          </w:p>
+        </w:tc>
+        <w:tc>
+          <w:tcPr>
+            <w:tcW w:type="dxa" w:w="850"/>
+            <w:shd w:fill="FFB347" w:val="clear"/>
+          </w:tcPr>
+          <w:p>
+            <w:r>
+              <w:rPr>
+                <w:b w:val="0"/>
+                <w:sz w:val="16"/>
+              </w:rPr>
+              <w:t>IZF03A01</w:t>
+            </w:r>
+          </w:p>
+        </w:tc>
+        <w:tc>
+          <w:tcPr>
+            <w:tcW w:type="dxa" w:w="1984"/>
+            <w:shd w:fill="FFB347" w:val="clear"/>
+          </w:tcPr>
+          <w:p>
+            <w:r>
+              <w:rPr>
+                <w:b w:val="0"/>
+                <w:sz w:val="16"/>
+              </w:rPr>
+              <w:t>bariera contra vaporilor pentru suprafete - ori...</w:t>
+            </w:r>
+          </w:p>
+        </w:tc>
+        <w:tc>
+          <w:tcPr>
+            <w:tcW w:type="dxa" w:w="454"/>
+            <w:shd w:fill="FFB347" w:val="clear"/>
+          </w:tcPr>
+          <w:p>
+            <w:r>
+              <w:rPr>
+                <w:b w:val="0"/>
+                <w:sz w:val="16"/>
+              </w:rPr>
+              <w:t>mp</w:t>
+            </w:r>
+          </w:p>
+        </w:tc>
+        <w:tc>
+          <w:tcPr>
+            <w:tcW w:type="dxa" w:w="680"/>
+            <w:shd w:fill="FFB347" w:val="clear"/>
+          </w:tcPr>
+          <w:p>
+            <w:r>
+              <w:rPr>
+                <w:b w:val="0"/>
+                <w:sz w:val="16"/>
+              </w:rPr>
+              <w:t>323.4</w:t>
+            </w:r>
+          </w:p>
+        </w:tc>
+        <w:tc>
+          <w:tcPr>
+            <w:tcW w:type="dxa" w:w="850"/>
+            <w:shd w:fill="FFB347" w:val="clear"/>
+          </w:tcPr>
+          <w:p>
+            <w:r>
+              <w:rPr>
+                <w:b w:val="0"/>
+                <w:sz w:val="16"/>
+              </w:rPr>
+              <w:t>IZF03A1</w:t>
+            </w:r>
+          </w:p>
+        </w:tc>
+        <w:tc>
+          <w:tcPr>
+            <w:tcW w:type="dxa" w:w="1984"/>
+            <w:shd w:fill="FFB347" w:val="clear"/>
+          </w:tcPr>
+          <w:p>
+            <w:r>
+              <w:rPr>
+                <w:b w:val="0"/>
+                <w:sz w:val="16"/>
+              </w:rPr>
+              <w:t>bariera contra vaporilor executa pe suprafete o...</w:t>
+            </w:r>
+          </w:p>
+        </w:tc>
+        <w:tc>
+          <w:tcPr>
+            <w:tcW w:type="dxa" w:w="454"/>
+            <w:shd w:fill="FFB347" w:val="clear"/>
+          </w:tcPr>
+          <w:p>
+            <w:r>
+              <w:rPr>
+                <w:b w:val="0"/>
+                <w:sz w:val="16"/>
+              </w:rPr>
+              <w:t>mp</w:t>
+            </w:r>
+          </w:p>
+        </w:tc>
+        <w:tc>
+          <w:tcPr>
+            <w:tcW w:type="dxa" w:w="680"/>
+            <w:shd w:fill="FFB347" w:val="clear"/>
+          </w:tcPr>
+          <w:p>
+            <w:r>
+              <w:rPr>
+                <w:b w:val="0"/>
+                <w:sz w:val="16"/>
+              </w:rPr>
+              <w:t>323.4</w:t>
+            </w:r>
+          </w:p>
+        </w:tc>
+        <w:tc>
+          <w:tcPr>
+            <w:tcW w:type="dxa" w:w="3572"/>
+            <w:shd w:fill="FFB347" w:val="clear"/>
+          </w:tcPr>
+          <w:p>
+            <w:r>
+              <w:rPr>
+                <w:b w:val="0"/>
+                <w:color w:val="CC0000"/>
+                <w:sz w:val="16"/>
+              </w:rPr>
+              <w:t>Cod similar — posibilă eroare OCR sau variație: referință 'IZF03A01', ofertat 'IZF03A1'. Cod similar (OCR): 'IZF03A01' ↔ 'IZF03A1'. Necesită verificare manuală.</w:t>
+            </w:r>
+          </w:p>
+        </w:tc>
+      </w:tr>
+      <w:tr>
+        <w:tc>
+          <w:tcPr>
+            <w:tcW w:type="dxa" w:w="397"/>
             <w:shd w:fill="FFB3B3" w:val="clear"/>
           </w:tcPr>
           <w:p>
@@ -20662,6 +20830,174 @@
         <w:tc>
           <w:tcPr>
             <w:tcW w:type="dxa" w:w="397"/>
+            <w:shd w:fill="FFB347" w:val="clear"/>
+          </w:tcPr>
+          <w:p>
+            <w:r>
+              <w:rPr>
+                <w:b w:val="0"/>
+                <w:sz w:val="16"/>
+              </w:rPr>
+              <w:t>16</w:t>
+            </w:r>
+          </w:p>
+        </w:tc>
+        <w:tc>
+          <w:tcPr>
+            <w:tcW w:type="dxa" w:w="1701"/>
+            <w:shd w:fill="FFB347" w:val="clear"/>
+          </w:tcPr>
+          <w:p>
+            <w:r>
+              <w:rPr>
+                <w:b w:val="0"/>
+                <w:sz w:val="16"/>
+              </w:rPr>
+              <w:t>BLC1 - BLC1 ARHITECTURA</w:t>
+            </w:r>
+          </w:p>
+        </w:tc>
+        <w:tc>
+          <w:tcPr>
+            <w:tcW w:type="dxa" w:w="850"/>
+            <w:shd w:fill="FFB347" w:val="clear"/>
+          </w:tcPr>
+          <w:p>
+            <w:r>
+              <w:rPr>
+                <w:b w:val="0"/>
+                <w:sz w:val="16"/>
+              </w:rPr>
+              <w:t>IZF03A01</w:t>
+            </w:r>
+          </w:p>
+        </w:tc>
+        <w:tc>
+          <w:tcPr>
+            <w:tcW w:type="dxa" w:w="1984"/>
+            <w:shd w:fill="FFB347" w:val="clear"/>
+          </w:tcPr>
+          <w:p>
+            <w:r>
+              <w:rPr>
+                <w:b w:val="0"/>
+                <w:sz w:val="16"/>
+              </w:rPr>
+              <w:t>bariera contra vaporilor pentru suprafete - ori...</w:t>
+            </w:r>
+          </w:p>
+        </w:tc>
+        <w:tc>
+          <w:tcPr>
+            <w:tcW w:type="dxa" w:w="454"/>
+            <w:shd w:fill="FFB347" w:val="clear"/>
+          </w:tcPr>
+          <w:p>
+            <w:r>
+              <w:rPr>
+                <w:b w:val="0"/>
+                <w:sz w:val="16"/>
+              </w:rPr>
+              <w:t>mp</w:t>
+            </w:r>
+          </w:p>
+        </w:tc>
+        <w:tc>
+          <w:tcPr>
+            <w:tcW w:type="dxa" w:w="680"/>
+            <w:shd w:fill="FFB347" w:val="clear"/>
+          </w:tcPr>
+          <w:p>
+            <w:r>
+              <w:rPr>
+                <w:b w:val="0"/>
+                <w:sz w:val="16"/>
+              </w:rPr>
+              <w:t>323.4</w:t>
+            </w:r>
+          </w:p>
+        </w:tc>
+        <w:tc>
+          <w:tcPr>
+            <w:tcW w:type="dxa" w:w="850"/>
+            <w:shd w:fill="FFB347" w:val="clear"/>
+          </w:tcPr>
+          <w:p>
+            <w:r>
+              <w:rPr>
+                <w:b w:val="0"/>
+                <w:sz w:val="16"/>
+              </w:rPr>
+              <w:t>IZF03A1</w:t>
+            </w:r>
+          </w:p>
+        </w:tc>
+        <w:tc>
+          <w:tcPr>
+            <w:tcW w:type="dxa" w:w="1984"/>
+            <w:shd w:fill="FFB347" w:val="clear"/>
+          </w:tcPr>
+          <w:p>
+            <w:r>
+              <w:rPr>
+                <w:b w:val="0"/>
+                <w:sz w:val="16"/>
+              </w:rPr>
+              <w:t>bariera contra vaporilor executa pe suprafete o...</w:t>
+            </w:r>
+          </w:p>
+        </w:tc>
+        <w:tc>
+          <w:tcPr>
+            <w:tcW w:type="dxa" w:w="454"/>
+            <w:shd w:fill="FFB347" w:val="clear"/>
+          </w:tcPr>
+          <w:p>
+            <w:r>
+              <w:rPr>
+                <w:b w:val="0"/>
+                <w:sz w:val="16"/>
+              </w:rPr>
+              <w:t>mp</w:t>
+            </w:r>
+          </w:p>
+        </w:tc>
+        <w:tc>
+          <w:tcPr>
+            <w:tcW w:type="dxa" w:w="680"/>
+            <w:shd w:fill="FFB347" w:val="clear"/>
+          </w:tcPr>
+          <w:p>
+            <w:r>
+              <w:rPr>
+                <w:b w:val="0"/>
+                <w:sz w:val="16"/>
+              </w:rPr>
+              <w:t>323.4</w:t>
+            </w:r>
+          </w:p>
+        </w:tc>
+        <w:tc>
+          <w:tcPr>
+            <w:tcW w:type="dxa" w:w="3572"/>
+            <w:shd w:fill="FFB347" w:val="clear"/>
+          </w:tcPr>
+          <w:p>
+            <w:r>
+              <w:rPr>
+                <w:b w:val="0"/>
+                <w:color w:val="CC0000"/>
+                <w:sz w:val="16"/>
+              </w:rPr>
+              <w:t>Cod similar — posibilă eroare OCR sau variație: referință 'IZF03A01', ofertat 'IZF03A1'. Cod similar (OCR): 'IZF03A01' ↔ 'IZF03A1'. Necesită verificare manuală.</w:t>
+            </w:r>
+          </w:p>
+        </w:tc>
+      </w:tr>
+      <w:tr>
+        <w:tc>
+          <w:tcPr>
+            <w:tcW w:type="dxa" w:w="397"/>
             <w:shd w:fill="FFB3B3" w:val="clear"/>
           </w:tcPr>
           <w:p>
@@ -20811,6 +21147,174 @@
         <w:tc>
           <w:tcPr>
             <w:tcW w:type="dxa" w:w="397"/>
+            <w:shd w:fill="FFB347" w:val="clear"/>
+          </w:tcPr>
+          <w:p>
+            <w:r>
+              <w:rPr>
+                <w:b w:val="0"/>
+                <w:sz w:val="16"/>
+              </w:rPr>
+              <w:t>16</w:t>
+            </w:r>
+          </w:p>
+        </w:tc>
+        <w:tc>
+          <w:tcPr>
+            <w:tcW w:type="dxa" w:w="1701"/>
+            <w:shd w:fill="FFB347" w:val="clear"/>
+          </w:tcPr>
+          <w:p>
+            <w:r>
+              <w:rPr>
+                <w:b w:val="0"/>
+                <w:sz w:val="16"/>
+              </w:rPr>
+              <w:t>BLC1 - BLC1 ARHITECTURA</w:t>
+            </w:r>
+          </w:p>
+        </w:tc>
+        <w:tc>
+          <w:tcPr>
+            <w:tcW w:type="dxa" w:w="850"/>
+            <w:shd w:fill="FFB347" w:val="clear"/>
+          </w:tcPr>
+          <w:p>
+            <w:r>
+              <w:rPr>
+                <w:b w:val="0"/>
+                <w:sz w:val="16"/>
+              </w:rPr>
+              <w:t>IZF03A01</w:t>
+            </w:r>
+          </w:p>
+        </w:tc>
+        <w:tc>
+          <w:tcPr>
+            <w:tcW w:type="dxa" w:w="1984"/>
+            <w:shd w:fill="FFB347" w:val="clear"/>
+          </w:tcPr>
+          <w:p>
+            <w:r>
+              <w:rPr>
+                <w:b w:val="0"/>
+                <w:sz w:val="16"/>
+              </w:rPr>
+              <w:t>bariera contra vaporilor pentru suprafete - ori...</w:t>
+            </w:r>
+          </w:p>
+        </w:tc>
+        <w:tc>
+          <w:tcPr>
+            <w:tcW w:type="dxa" w:w="454"/>
+            <w:shd w:fill="FFB347" w:val="clear"/>
+          </w:tcPr>
+          <w:p>
+            <w:r>
+              <w:rPr>
+                <w:b w:val="0"/>
+                <w:sz w:val="16"/>
+              </w:rPr>
+              <w:t>mp</w:t>
+            </w:r>
+          </w:p>
+        </w:tc>
+        <w:tc>
+          <w:tcPr>
+            <w:tcW w:type="dxa" w:w="680"/>
+            <w:shd w:fill="FFB347" w:val="clear"/>
+          </w:tcPr>
+          <w:p>
+            <w:r>
+              <w:rPr>
+                <w:b w:val="0"/>
+                <w:sz w:val="16"/>
+              </w:rPr>
+              <w:t>323.4</w:t>
+            </w:r>
+          </w:p>
+        </w:tc>
+        <w:tc>
+          <w:tcPr>
+            <w:tcW w:type="dxa" w:w="850"/>
+            <w:shd w:fill="FFB347" w:val="clear"/>
+          </w:tcPr>
+          <w:p>
+            <w:r>
+              <w:rPr>
+                <w:b w:val="0"/>
+                <w:sz w:val="16"/>
+              </w:rPr>
+              <w:t>IZF03A1</w:t>
+            </w:r>
+          </w:p>
+        </w:tc>
+        <w:tc>
+          <w:tcPr>
+            <w:tcW w:type="dxa" w:w="1984"/>
+            <w:shd w:fill="FFB347" w:val="clear"/>
+          </w:tcPr>
+          <w:p>
+            <w:r>
+              <w:rPr>
+                <w:b w:val="0"/>
+                <w:sz w:val="16"/>
+              </w:rPr>
+              <w:t>bariera contra vaporilor executa pe suprafete o...</w:t>
+            </w:r>
+          </w:p>
+        </w:tc>
+        <w:tc>
+          <w:tcPr>
+            <w:tcW w:type="dxa" w:w="454"/>
+            <w:shd w:fill="FFB347" w:val="clear"/>
+          </w:tcPr>
+          <w:p>
+            <w:r>
+              <w:rPr>
+                <w:b w:val="0"/>
+                <w:sz w:val="16"/>
+              </w:rPr>
+              <w:t>mp</w:t>
+            </w:r>
+          </w:p>
+        </w:tc>
+        <w:tc>
+          <w:tcPr>
+            <w:tcW w:type="dxa" w:w="680"/>
+            <w:shd w:fill="FFB347" w:val="clear"/>
+          </w:tcPr>
+          <w:p>
+            <w:r>
+              <w:rPr>
+                <w:b w:val="0"/>
+                <w:sz w:val="16"/>
+              </w:rPr>
+              <w:t>323.4</w:t>
+            </w:r>
+          </w:p>
+        </w:tc>
+        <w:tc>
+          <w:tcPr>
+            <w:tcW w:type="dxa" w:w="3572"/>
+            <w:shd w:fill="FFB347" w:val="clear"/>
+          </w:tcPr>
+          <w:p>
+            <w:r>
+              <w:rPr>
+                <w:b w:val="0"/>
+                <w:color w:val="CC0000"/>
+                <w:sz w:val="16"/>
+              </w:rPr>
+              <w:t>Cod similar — posibilă eroare OCR sau variație: referință 'IZF03A01', ofertat 'IZF03A1'. Cod similar (OCR): 'IZF03A01' ↔ 'IZF03A1'. Necesită verificare manuală.</w:t>
+            </w:r>
+          </w:p>
+        </w:tc>
+      </w:tr>
+      <w:tr>
+        <w:tc>
+          <w:tcPr>
+            <w:tcW w:type="dxa" w:w="397"/>
             <w:shd w:fill="FFB3B3" w:val="clear"/>
           </w:tcPr>
           <w:p>
@@ -22138,6 +22642,510 @@
       <w:tr>
         <w:tc>
           <w:tcPr>
+            <w:tcW w:type="dxa" w:w="397"/>
+            <w:shd w:fill="C8A0DC" w:val="clear"/>
+          </w:tcPr>
+          <w:p>
+            <w:r>
+              <w:rPr>
+                <w:b w:val="0"/>
+                <w:sz w:val="16"/>
+              </w:rPr>
+              <w:t>27</w:t>
+            </w:r>
+          </w:p>
+        </w:tc>
+        <w:tc>
+          <w:tcPr>
+            <w:tcW w:type="dxa" w:w="1701"/>
+            <w:shd w:fill="C8A0DC" w:val="clear"/>
+          </w:tcPr>
+          <w:p>
+            <w:r>
+              <w:rPr>
+                <w:b w:val="0"/>
+                <w:sz w:val="16"/>
+              </w:rPr>
+              <w:t>BLC1 - BLC1 ARHITECTURA</w:t>
+            </w:r>
+          </w:p>
+        </w:tc>
+        <w:tc>
+          <w:tcPr>
+            <w:tcW w:type="dxa" w:w="850"/>
+            <w:shd w:fill="C8A0DC" w:val="clear"/>
+          </w:tcPr>
+          <w:p>
+            <w:r>
+              <w:rPr>
+                <w:b w:val="0"/>
+                <w:sz w:val="16"/>
+              </w:rPr>
+              <w:t>TRB05B22</w:t>
+            </w:r>
+          </w:p>
+        </w:tc>
+        <w:tc>
+          <w:tcPr>
+            <w:tcW w:type="dxa" w:w="1984"/>
+            <w:shd w:fill="C8A0DC" w:val="clear"/>
+          </w:tcPr>
+          <w:p>
+            <w:r>
+              <w:rPr>
+                <w:b w:val="0"/>
+                <w:sz w:val="16"/>
+              </w:rPr>
+              <w:t>transportul materialelor prin purtat</w:t>
+            </w:r>
+          </w:p>
+        </w:tc>
+        <w:tc>
+          <w:tcPr>
+            <w:tcW w:type="dxa" w:w="454"/>
+            <w:shd w:fill="C8A0DC" w:val="clear"/>
+          </w:tcPr>
+          <w:p>
+            <w:r>
+              <w:rPr>
+                <w:b w:val="0"/>
+                <w:sz w:val="16"/>
+              </w:rPr>
+              <w:t>tona</w:t>
+            </w:r>
+          </w:p>
+        </w:tc>
+        <w:tc>
+          <w:tcPr>
+            <w:tcW w:type="dxa" w:w="680"/>
+            <w:shd w:fill="C8A0DC" w:val="clear"/>
+          </w:tcPr>
+          <w:p>
+            <w:r>
+              <w:rPr>
+                <w:b w:val="0"/>
+                <w:sz w:val="16"/>
+              </w:rPr>
+              <w:t>9.0</w:t>
+            </w:r>
+          </w:p>
+        </w:tc>
+        <w:tc>
+          <w:tcPr>
+            <w:tcW w:type="dxa" w:w="850"/>
+            <w:shd w:fill="C8A0DC" w:val="clear"/>
+          </w:tcPr>
+          <w:p>
+            <w:r>
+              <w:rPr>
+                <w:b w:val="0"/>
+                <w:sz w:val="16"/>
+              </w:rPr>
+              <w:t>TRB05B22</w:t>
+            </w:r>
+          </w:p>
+        </w:tc>
+        <w:tc>
+          <w:tcPr>
+            <w:tcW w:type="dxa" w:w="1984"/>
+            <w:shd w:fill="C8A0DC" w:val="clear"/>
+          </w:tcPr>
+          <w:p>
+            <w:r>
+              <w:rPr>
+                <w:b w:val="0"/>
+                <w:sz w:val="16"/>
+              </w:rPr>
+              <w:t>transportul materialelor prin purtat ... direct...</w:t>
+            </w:r>
+          </w:p>
+        </w:tc>
+        <w:tc>
+          <w:tcPr>
+            <w:tcW w:type="dxa" w:w="454"/>
+            <w:shd w:fill="C8A0DC" w:val="clear"/>
+          </w:tcPr>
+          <w:p>
+            <w:r>
+              <w:rPr>
+                <w:b w:val="0"/>
+                <w:sz w:val="16"/>
+              </w:rPr>
+              <w:t>tona</w:t>
+            </w:r>
+          </w:p>
+        </w:tc>
+        <w:tc>
+          <w:tcPr>
+            <w:tcW w:type="dxa" w:w="680"/>
+            <w:shd w:fill="C8A0DC" w:val="clear"/>
+          </w:tcPr>
+          <w:p>
+            <w:r>
+              <w:rPr>
+                <w:b w:val="0"/>
+                <w:sz w:val="16"/>
+              </w:rPr>
+              <w:t>9.0</w:t>
+            </w:r>
+          </w:p>
+        </w:tc>
+        <w:tc>
+          <w:tcPr>
+            <w:tcW w:type="dxa" w:w="3572"/>
+            <w:shd w:fill="C8A0DC" w:val="clear"/>
+          </w:tcPr>
+          <w:p>
+            <w:r>
+              <w:rPr>
+                <w:b w:val="0"/>
+                <w:color w:val="CC0000"/>
+                <w:sz w:val="16"/>
+              </w:rPr>
+              <w:t>Descriere diferită (similaritate 0.33): referință 'transportul materialelor prin purtat', ofertat 'transportul materialelor prin purtat ... direct,materiale incomode peste 25 kg distanta 20m'</w:t>
+            </w:r>
+          </w:p>
+        </w:tc>
+      </w:tr>
+      <w:tr>
+        <w:tc>
+          <w:tcPr>
+            <w:tcW w:type="dxa" w:w="397"/>
+            <w:shd w:fill="C8A0DC" w:val="clear"/>
+          </w:tcPr>
+          <w:p>
+            <w:r>
+              <w:rPr>
+                <w:b w:val="0"/>
+                <w:sz w:val="16"/>
+              </w:rPr>
+              <w:t>27</w:t>
+            </w:r>
+          </w:p>
+        </w:tc>
+        <w:tc>
+          <w:tcPr>
+            <w:tcW w:type="dxa" w:w="1701"/>
+            <w:shd w:fill="C8A0DC" w:val="clear"/>
+          </w:tcPr>
+          <w:p>
+            <w:r>
+              <w:rPr>
+                <w:b w:val="0"/>
+                <w:sz w:val="16"/>
+              </w:rPr>
+              <w:t>BLC1 - BLC1 ARHITECTURA</w:t>
+            </w:r>
+          </w:p>
+        </w:tc>
+        <w:tc>
+          <w:tcPr>
+            <w:tcW w:type="dxa" w:w="850"/>
+            <w:shd w:fill="C8A0DC" w:val="clear"/>
+          </w:tcPr>
+          <w:p>
+            <w:r>
+              <w:rPr>
+                <w:b w:val="0"/>
+                <w:sz w:val="16"/>
+              </w:rPr>
+              <w:t>TRB05B22</w:t>
+            </w:r>
+          </w:p>
+        </w:tc>
+        <w:tc>
+          <w:tcPr>
+            <w:tcW w:type="dxa" w:w="1984"/>
+            <w:shd w:fill="C8A0DC" w:val="clear"/>
+          </w:tcPr>
+          <w:p>
+            <w:r>
+              <w:rPr>
+                <w:b w:val="0"/>
+                <w:sz w:val="16"/>
+              </w:rPr>
+              <w:t>transportul materialelor prin purtat</w:t>
+            </w:r>
+          </w:p>
+        </w:tc>
+        <w:tc>
+          <w:tcPr>
+            <w:tcW w:type="dxa" w:w="454"/>
+            <w:shd w:fill="C8A0DC" w:val="clear"/>
+          </w:tcPr>
+          <w:p>
+            <w:r>
+              <w:rPr>
+                <w:b w:val="0"/>
+                <w:sz w:val="16"/>
+              </w:rPr>
+              <w:t>tona</w:t>
+            </w:r>
+          </w:p>
+        </w:tc>
+        <w:tc>
+          <w:tcPr>
+            <w:tcW w:type="dxa" w:w="680"/>
+            <w:shd w:fill="C8A0DC" w:val="clear"/>
+          </w:tcPr>
+          <w:p>
+            <w:r>
+              <w:rPr>
+                <w:b w:val="0"/>
+                <w:sz w:val="16"/>
+              </w:rPr>
+              <w:t>9.0</w:t>
+            </w:r>
+          </w:p>
+        </w:tc>
+        <w:tc>
+          <w:tcPr>
+            <w:tcW w:type="dxa" w:w="850"/>
+            <w:shd w:fill="C8A0DC" w:val="clear"/>
+          </w:tcPr>
+          <w:p>
+            <w:r>
+              <w:rPr>
+                <w:b w:val="0"/>
+                <w:sz w:val="16"/>
+              </w:rPr>
+              <w:t>TRB05B22</w:t>
+            </w:r>
+          </w:p>
+        </w:tc>
+        <w:tc>
+          <w:tcPr>
+            <w:tcW w:type="dxa" w:w="1984"/>
+            <w:shd w:fill="C8A0DC" w:val="clear"/>
+          </w:tcPr>
+          <w:p>
+            <w:r>
+              <w:rPr>
+                <w:b w:val="0"/>
+                <w:sz w:val="16"/>
+              </w:rPr>
+              <w:t>transportul materialelor prin purtat ... direct...</w:t>
+            </w:r>
+          </w:p>
+        </w:tc>
+        <w:tc>
+          <w:tcPr>
+            <w:tcW w:type="dxa" w:w="454"/>
+            <w:shd w:fill="C8A0DC" w:val="clear"/>
+          </w:tcPr>
+          <w:p>
+            <w:r>
+              <w:rPr>
+                <w:b w:val="0"/>
+                <w:sz w:val="16"/>
+              </w:rPr>
+              <w:t>tona</w:t>
+            </w:r>
+          </w:p>
+        </w:tc>
+        <w:tc>
+          <w:tcPr>
+            <w:tcW w:type="dxa" w:w="680"/>
+            <w:shd w:fill="C8A0DC" w:val="clear"/>
+          </w:tcPr>
+          <w:p>
+            <w:r>
+              <w:rPr>
+                <w:b w:val="0"/>
+                <w:sz w:val="16"/>
+              </w:rPr>
+              <w:t>9.0</w:t>
+            </w:r>
+          </w:p>
+        </w:tc>
+        <w:tc>
+          <w:tcPr>
+            <w:tcW w:type="dxa" w:w="3572"/>
+            <w:shd w:fill="C8A0DC" w:val="clear"/>
+          </w:tcPr>
+          <w:p>
+            <w:r>
+              <w:rPr>
+                <w:b w:val="0"/>
+                <w:color w:val="CC0000"/>
+                <w:sz w:val="16"/>
+              </w:rPr>
+              <w:t>Descriere diferită (similaritate 0.33): referință 'transportul materialelor prin purtat', ofertat 'transportul materialelor prin purtat ... direct,materiale incomode peste 25 kg distanta 20m'</w:t>
+            </w:r>
+          </w:p>
+        </w:tc>
+      </w:tr>
+      <w:tr>
+        <w:tc>
+          <w:tcPr>
+            <w:tcW w:type="dxa" w:w="397"/>
+            <w:shd w:fill="C8A0DC" w:val="clear"/>
+          </w:tcPr>
+          <w:p>
+            <w:r>
+              <w:rPr>
+                <w:b w:val="0"/>
+                <w:sz w:val="16"/>
+              </w:rPr>
+              <w:t>27</w:t>
+            </w:r>
+          </w:p>
+        </w:tc>
+        <w:tc>
+          <w:tcPr>
+            <w:tcW w:type="dxa" w:w="1701"/>
+            <w:shd w:fill="C8A0DC" w:val="clear"/>
+          </w:tcPr>
+          <w:p>
+            <w:r>
+              <w:rPr>
+                <w:b w:val="0"/>
+                <w:sz w:val="16"/>
+              </w:rPr>
+              <w:t>BLC1 - BLC1 ARHITECTURA</w:t>
+            </w:r>
+          </w:p>
+        </w:tc>
+        <w:tc>
+          <w:tcPr>
+            <w:tcW w:type="dxa" w:w="850"/>
+            <w:shd w:fill="C8A0DC" w:val="clear"/>
+          </w:tcPr>
+          <w:p>
+            <w:r>
+              <w:rPr>
+                <w:b w:val="0"/>
+                <w:sz w:val="16"/>
+              </w:rPr>
+              <w:t>TRB05B22</w:t>
+            </w:r>
+          </w:p>
+        </w:tc>
+        <w:tc>
+          <w:tcPr>
+            <w:tcW w:type="dxa" w:w="1984"/>
+            <w:shd w:fill="C8A0DC" w:val="clear"/>
+          </w:tcPr>
+          <w:p>
+            <w:r>
+              <w:rPr>
+                <w:b w:val="0"/>
+                <w:sz w:val="16"/>
+              </w:rPr>
+              <w:t>transportul materialelor prin purtat</w:t>
+            </w:r>
+          </w:p>
+        </w:tc>
+        <w:tc>
+          <w:tcPr>
+            <w:tcW w:type="dxa" w:w="454"/>
+            <w:shd w:fill="C8A0DC" w:val="clear"/>
+          </w:tcPr>
+          <w:p>
+            <w:r>
+              <w:rPr>
+                <w:b w:val="0"/>
+                <w:sz w:val="16"/>
+              </w:rPr>
+              <w:t>tona</w:t>
+            </w:r>
+          </w:p>
+        </w:tc>
+        <w:tc>
+          <w:tcPr>
+            <w:tcW w:type="dxa" w:w="680"/>
+            <w:shd w:fill="C8A0DC" w:val="clear"/>
+          </w:tcPr>
+          <w:p>
+            <w:r>
+              <w:rPr>
+                <w:b w:val="0"/>
+                <w:sz w:val="16"/>
+              </w:rPr>
+              <w:t>9.0</w:t>
+            </w:r>
+          </w:p>
+        </w:tc>
+        <w:tc>
+          <w:tcPr>
+            <w:tcW w:type="dxa" w:w="850"/>
+            <w:shd w:fill="C8A0DC" w:val="clear"/>
+          </w:tcPr>
+          <w:p>
+            <w:r>
+              <w:rPr>
+                <w:b w:val="0"/>
+                <w:sz w:val="16"/>
+              </w:rPr>
+              <w:t>TRB05B22</w:t>
+            </w:r>
+          </w:p>
+        </w:tc>
+        <w:tc>
+          <w:tcPr>
+            <w:tcW w:type="dxa" w:w="1984"/>
+            <w:shd w:fill="C8A0DC" w:val="clear"/>
+          </w:tcPr>
+          <w:p>
+            <w:r>
+              <w:rPr>
+                <w:b w:val="0"/>
+                <w:sz w:val="16"/>
+              </w:rPr>
+              <w:t>transportul materialelor prin purtat ... direct...</w:t>
+            </w:r>
+          </w:p>
+        </w:tc>
+        <w:tc>
+          <w:tcPr>
+            <w:tcW w:type="dxa" w:w="454"/>
+            <w:shd w:fill="C8A0DC" w:val="clear"/>
+          </w:tcPr>
+          <w:p>
+            <w:r>
+              <w:rPr>
+                <w:b w:val="0"/>
+                <w:sz w:val="16"/>
+              </w:rPr>
+              <w:t>tona</w:t>
+            </w:r>
+          </w:p>
+        </w:tc>
+        <w:tc>
+          <w:tcPr>
+            <w:tcW w:type="dxa" w:w="680"/>
+            <w:shd w:fill="C8A0DC" w:val="clear"/>
+          </w:tcPr>
+          <w:p>
+            <w:r>
+              <w:rPr>
+                <w:b w:val="0"/>
+                <w:sz w:val="16"/>
+              </w:rPr>
+              <w:t>9.0</w:t>
+            </w:r>
+          </w:p>
+        </w:tc>
+        <w:tc>
+          <w:tcPr>
+            <w:tcW w:type="dxa" w:w="3572"/>
+            <w:shd w:fill="C8A0DC" w:val="clear"/>
+          </w:tcPr>
+          <w:p>
+            <w:r>
+              <w:rPr>
+                <w:b w:val="0"/>
+                <w:color w:val="CC0000"/>
+                <w:sz w:val="16"/>
+              </w:rPr>
+              <w:t>Descriere diferită (similaritate 0.33): referință 'transportul materialelor prin purtat', ofertat 'transportul materialelor prin purtat ... direct,materiale incomode peste 25 kg distanta 20m'</w:t>
+            </w:r>
+          </w:p>
+        </w:tc>
+      </w:tr>
+      <w:tr>
+        <w:tc>
+          <w:tcPr>
             <w:tcW w:type="dxa" w:w="3572"/>
             <w:gridSpan w:val="11"/>
             <w:shd w:fill="FFFF99" w:val="clear"/>
@@ -22166,7 +23174,7 @@
                 <w:b w:val="0"/>
                 <w:sz w:val="16"/>
               </w:rPr>
-              <w:t>147</w:t>
+              <w:t>153</w:t>
             </w:r>
           </w:p>
         </w:tc>
@@ -22712,6 +23720,174 @@
         <w:tc>
           <w:tcPr>
             <w:tcW w:type="dxa" w:w="397"/>
+            <w:shd w:fill="C8A0DC" w:val="clear"/>
+          </w:tcPr>
+          <w:p>
+            <w:r>
+              <w:rPr>
+                <w:b w:val="0"/>
+                <w:sz w:val="16"/>
+              </w:rPr>
+              <w:t>13</w:t>
+            </w:r>
+          </w:p>
+        </w:tc>
+        <w:tc>
+          <w:tcPr>
+            <w:tcW w:type="dxa" w:w="1701"/>
+            <w:shd w:fill="C8A0DC" w:val="clear"/>
+          </w:tcPr>
+          <w:p>
+            <w:r>
+              <w:rPr>
+                <w:b w:val="0"/>
+                <w:sz w:val="16"/>
+              </w:rPr>
+              <w:t>BLC2 - BLC2 INSTALATII</w:t>
+            </w:r>
+          </w:p>
+        </w:tc>
+        <w:tc>
+          <w:tcPr>
+            <w:tcW w:type="dxa" w:w="850"/>
+            <w:shd w:fill="C8A0DC" w:val="clear"/>
+          </w:tcPr>
+          <w:p>
+            <w:r>
+              <w:rPr>
+                <w:b w:val="0"/>
+                <w:sz w:val="16"/>
+              </w:rPr>
+              <w:t>ATE11J</w:t>
+            </w:r>
+          </w:p>
+        </w:tc>
+        <w:tc>
+          <w:tcPr>
+            <w:tcW w:type="dxa" w:w="1984"/>
+            <w:shd w:fill="C8A0DC" w:val="clear"/>
+          </w:tcPr>
+          <w:p>
+            <w:r>
+              <w:rPr>
+                <w:b w:val="0"/>
+                <w:sz w:val="16"/>
+              </w:rPr>
+              <w:t>teste si incercari: verificare corectitudine mo...</w:t>
+            </w:r>
+          </w:p>
+        </w:tc>
+        <w:tc>
+          <w:tcPr>
+            <w:tcW w:type="dxa" w:w="454"/>
+            <w:shd w:fill="C8A0DC" w:val="clear"/>
+          </w:tcPr>
+          <w:p>
+            <w:r>
+              <w:rPr>
+                <w:b w:val="0"/>
+                <w:sz w:val="16"/>
+              </w:rPr>
+              <w:t>buc</w:t>
+            </w:r>
+          </w:p>
+        </w:tc>
+        <w:tc>
+          <w:tcPr>
+            <w:tcW w:type="dxa" w:w="680"/>
+            <w:shd w:fill="C8A0DC" w:val="clear"/>
+          </w:tcPr>
+          <w:p>
+            <w:r>
+              <w:rPr>
+                <w:b w:val="0"/>
+                <w:sz w:val="16"/>
+              </w:rPr>
+              <w:t>2.0</w:t>
+            </w:r>
+          </w:p>
+        </w:tc>
+        <w:tc>
+          <w:tcPr>
+            <w:tcW w:type="dxa" w:w="850"/>
+            <w:shd w:fill="C8A0DC" w:val="clear"/>
+          </w:tcPr>
+          <w:p>
+            <w:r>
+              <w:rPr>
+                <w:b w:val="0"/>
+                <w:sz w:val="16"/>
+              </w:rPr>
+              <w:t>ATE11J</w:t>
+            </w:r>
+          </w:p>
+        </w:tc>
+        <w:tc>
+          <w:tcPr>
+            <w:tcW w:type="dxa" w:w="1984"/>
+            <w:shd w:fill="C8A0DC" w:val="clear"/>
+          </w:tcPr>
+          <w:p>
+            <w:r>
+              <w:rPr>
+                <w:b w:val="0"/>
+                <w:sz w:val="16"/>
+              </w:rPr>
+              <w:t>corectitudine montaj</w:t>
+            </w:r>
+          </w:p>
+        </w:tc>
+        <w:tc>
+          <w:tcPr>
+            <w:tcW w:type="dxa" w:w="454"/>
+            <w:shd w:fill="C8A0DC" w:val="clear"/>
+          </w:tcPr>
+          <w:p>
+            <w:r>
+              <w:rPr>
+                <w:b w:val="0"/>
+                <w:sz w:val="16"/>
+              </w:rPr>
+              <w:t>buc</w:t>
+            </w:r>
+          </w:p>
+        </w:tc>
+        <w:tc>
+          <w:tcPr>
+            <w:tcW w:type="dxa" w:w="680"/>
+            <w:shd w:fill="C8A0DC" w:val="clear"/>
+          </w:tcPr>
+          <w:p>
+            <w:r>
+              <w:rPr>
+                <w:b w:val="0"/>
+                <w:sz w:val="16"/>
+              </w:rPr>
+              <w:t>2.0</w:t>
+            </w:r>
+          </w:p>
+        </w:tc>
+        <w:tc>
+          <w:tcPr>
+            <w:tcW w:type="dxa" w:w="3572"/>
+            <w:shd w:fill="C8A0DC" w:val="clear"/>
+          </w:tcPr>
+          <w:p>
+            <w:r>
+              <w:rPr>
+                <w:b w:val="0"/>
+                <w:color w:val="CC0000"/>
+                <w:sz w:val="16"/>
+              </w:rPr>
+              <w:t>Descriere diferită (similaritate 0.33): referință 'teste si incercari: verificare corectitudine montaj -', ofertat 'corectitudine montaj'</w:t>
+            </w:r>
+          </w:p>
+        </w:tc>
+      </w:tr>
+      <w:tr>
+        <w:tc>
+          <w:tcPr>
+            <w:tcW w:type="dxa" w:w="397"/>
             <w:shd w:fill="FFB3B3" w:val="clear"/>
           </w:tcPr>
           <w:p>
@@ -22861,22 +24037,22 @@
         <w:tc>
           <w:tcPr>
             <w:tcW w:type="dxa" w:w="397"/>
-            <w:shd w:fill="FFB3B3" w:val="clear"/>
-          </w:tcPr>
-          <w:p>
-            <w:r>
-              <w:rPr>
-                <w:b w:val="0"/>
-                <w:sz w:val="16"/>
-              </w:rPr>
-              <w:t>16</w:t>
+            <w:shd w:fill="C8A0DC" w:val="clear"/>
+          </w:tcPr>
+          <w:p>
+            <w:r>
+              <w:rPr>
+                <w:b w:val="0"/>
+                <w:sz w:val="16"/>
+              </w:rPr>
+              <w:t>15</w:t>
             </w:r>
           </w:p>
         </w:tc>
         <w:tc>
           <w:tcPr>
             <w:tcW w:type="dxa" w:w="1701"/>
-            <w:shd w:fill="FFB3B3" w:val="clear"/>
+            <w:shd w:fill="C8A0DC" w:val="clear"/>
           </w:tcPr>
           <w:p>
             <w:r>
@@ -22891,7 +24067,7 @@
         <w:tc>
           <w:tcPr>
             <w:tcW w:type="dxa" w:w="850"/>
-            <w:shd w:fill="FFB3B3" w:val="clear"/>
+            <w:shd w:fill="C8A0DC" w:val="clear"/>
           </w:tcPr>
           <w:p>
             <w:r>
@@ -22900,7 +24076,7 @@
                 <w:sz w:val="16"/>
                 <w:u w:val="single"/>
               </w:rPr>
-              <w:t>W2G01B05</w:t>
+              <w:t>ATE11J</w:t>
             </w:r>
           </w:p>
           <w:p>
@@ -22912,135 +24088,59 @@
                 <w:b w:val="0"/>
                 <w:sz w:val="16"/>
               </w:rPr>
-              <w:t>$4802640</w:t>
+              <w:t>$5374534</w:t>
             </w:r>
           </w:p>
         </w:tc>
         <w:tc>
           <w:tcPr>
             <w:tcW w:type="dxa" w:w="1984"/>
-            <w:shd w:fill="FFB3B3" w:val="clear"/>
-          </w:tcPr>
-          <w:p>
-            <w:r>
-              <w:rPr>
-                <w:b w:val="0"/>
-                <w:sz w:val="16"/>
-              </w:rPr>
-              <w:t>cablu energie cyaby 0,6/ 1 kv 3x 6 u s 8778</w:t>
+            <w:shd w:fill="C8A0DC" w:val="clear"/>
+          </w:tcPr>
+          <w:p>
+            <w:r>
+              <w:rPr>
+                <w:b w:val="0"/>
+                <w:sz w:val="16"/>
+              </w:rPr>
+              <w:t>tablou electric ip65 -</w:t>
             </w:r>
           </w:p>
         </w:tc>
         <w:tc>
           <w:tcPr>
             <w:tcW w:type="dxa" w:w="454"/>
-            <w:shd w:fill="FFB3B3" w:val="clear"/>
-          </w:tcPr>
-          <w:p>
-            <w:r>
-              <w:rPr>
-                <w:b w:val="0"/>
-                <w:sz w:val="16"/>
-              </w:rPr>
-              <w:t>m</w:t>
+            <w:shd w:fill="C8A0DC" w:val="clear"/>
+          </w:tcPr>
+          <w:p>
+            <w:r>
+              <w:rPr>
+                <w:b w:val="0"/>
+                <w:sz w:val="16"/>
+              </w:rPr>
+              <w:t>buc</w:t>
             </w:r>
           </w:p>
         </w:tc>
         <w:tc>
           <w:tcPr>
             <w:tcW w:type="dxa" w:w="680"/>
-            <w:shd w:fill="FFB3B3" w:val="clear"/>
-          </w:tcPr>
-          <w:p>
-            <w:r>
-              <w:rPr>
-                <w:b w:val="0"/>
-                <w:sz w:val="16"/>
-              </w:rPr>
-              <w:t>102.0</w:t>
+            <w:shd w:fill="C8A0DC" w:val="clear"/>
+          </w:tcPr>
+          <w:p>
+            <w:r>
+              <w:rPr>
+                <w:b w:val="0"/>
+                <w:sz w:val="16"/>
+              </w:rPr>
+              <w:t>1.0</w:t>
             </w:r>
           </w:p>
         </w:tc>
         <w:tc>
           <w:tcPr>
             <w:tcW w:type="dxa" w:w="850"/>
-            <w:shd w:fill="FFB3B3" w:val="clear"/>
-          </w:tcPr>
-          <w:p/>
-        </w:tc>
-        <w:tc>
-          <w:tcPr>
-            <w:tcW w:type="dxa" w:w="1984"/>
-            <w:shd w:fill="FFB3B3" w:val="clear"/>
-          </w:tcPr>
-          <w:p/>
-        </w:tc>
-        <w:tc>
-          <w:tcPr>
-            <w:tcW w:type="dxa" w:w="454"/>
-            <w:shd w:fill="FFB3B3" w:val="clear"/>
-          </w:tcPr>
-          <w:p/>
-        </w:tc>
-        <w:tc>
-          <w:tcPr>
-            <w:tcW w:type="dxa" w:w="680"/>
-            <w:shd w:fill="FFB3B3" w:val="clear"/>
-          </w:tcPr>
-          <w:p/>
-        </w:tc>
-        <w:tc>
-          <w:tcPr>
-            <w:tcW w:type="dxa" w:w="3572"/>
-            <w:shd w:fill="FFB3B3" w:val="clear"/>
-          </w:tcPr>
-          <w:p>
-            <w:r>
-              <w:rPr>
-                <w:b w:val="0"/>
-                <w:color w:val="CC0000"/>
-                <w:sz w:val="16"/>
-              </w:rPr>
-              <w:t>Articol lipsă din ofertă</w:t>
-            </w:r>
-          </w:p>
-        </w:tc>
-      </w:tr>
-      <w:tr>
-        <w:tc>
-          <w:tcPr>
-            <w:tcW w:type="dxa" w:w="397"/>
-            <w:shd w:fill="FFB3B3" w:val="clear"/>
-          </w:tcPr>
-          <w:p>
-            <w:r>
-              <w:rPr>
-                <w:b w:val="0"/>
-                <w:sz w:val="16"/>
-              </w:rPr>
-              <w:t>18</w:t>
-            </w:r>
-          </w:p>
-        </w:tc>
-        <w:tc>
-          <w:tcPr>
-            <w:tcW w:type="dxa" w:w="1701"/>
-            <w:shd w:fill="FFB3B3" w:val="clear"/>
-          </w:tcPr>
-          <w:p>
-            <w:r>
-              <w:rPr>
-                <w:b w:val="0"/>
-                <w:sz w:val="16"/>
-              </w:rPr>
-              <w:t>BLC2 - BLC2 INSTALATII</w:t>
-            </w:r>
-          </w:p>
-        </w:tc>
-        <w:tc>
-          <w:tcPr>
-            <w:tcW w:type="dxa" w:w="850"/>
-            <w:shd w:fill="FFB3B3" w:val="clear"/>
+            <w:shd w:fill="C8A0DC" w:val="clear"/>
           </w:tcPr>
           <w:p>
             <w:r>
@@ -23049,7 +24149,7 @@
                 <w:sz w:val="16"/>
                 <w:u w:val="single"/>
               </w:rPr>
-              <w:t>M7C06A1</w:t>
+              <w:t>ATE11J</w:t>
             </w:r>
           </w:p>
           <w:p>
@@ -23061,6 +24161,470 @@
                 <w:b w:val="0"/>
                 <w:sz w:val="16"/>
               </w:rPr>
+              <w:t>$5374534</w:t>
+            </w:r>
+          </w:p>
+        </w:tc>
+        <w:tc>
+          <w:tcPr>
+            <w:tcW w:type="dxa" w:w="1984"/>
+            <w:shd w:fill="C8A0DC" w:val="clear"/>
+          </w:tcPr>
+          <w:p>
+            <w:r>
+              <w:rPr>
+                <w:b w:val="0"/>
+                <w:sz w:val="16"/>
+              </w:rPr>
+              <w:t>tablou electric ip 65</w:t>
+            </w:r>
+          </w:p>
+        </w:tc>
+        <w:tc>
+          <w:tcPr>
+            <w:tcW w:type="dxa" w:w="454"/>
+            <w:shd w:fill="C8A0DC" w:val="clear"/>
+          </w:tcPr>
+          <w:p>
+            <w:r>
+              <w:rPr>
+                <w:b w:val="0"/>
+                <w:sz w:val="16"/>
+              </w:rPr>
+              <w:t>buc</w:t>
+            </w:r>
+          </w:p>
+        </w:tc>
+        <w:tc>
+          <w:tcPr>
+            <w:tcW w:type="dxa" w:w="680"/>
+            <w:shd w:fill="C8A0DC" w:val="clear"/>
+          </w:tcPr>
+          <w:p>
+            <w:r>
+              <w:rPr>
+                <w:b w:val="0"/>
+                <w:sz w:val="16"/>
+              </w:rPr>
+              <w:t>1.0</w:t>
+            </w:r>
+          </w:p>
+        </w:tc>
+        <w:tc>
+          <w:tcPr>
+            <w:tcW w:type="dxa" w:w="3572"/>
+            <w:shd w:fill="C8A0DC" w:val="clear"/>
+          </w:tcPr>
+          <w:p>
+            <w:r>
+              <w:rPr>
+                <w:b w:val="0"/>
+                <w:color w:val="CC0000"/>
+                <w:sz w:val="16"/>
+              </w:rPr>
+              <w:t>Descriere diferită (similaritate 0.4): referință 'tablou electric ip65 -', ofertat 'tablou electric ip 65'</w:t>
+            </w:r>
+          </w:p>
+        </w:tc>
+      </w:tr>
+      <w:tr>
+        <w:tc>
+          <w:tcPr>
+            <w:tcW w:type="dxa" w:w="397"/>
+            <w:shd w:fill="FFB3B3" w:val="clear"/>
+          </w:tcPr>
+          <w:p>
+            <w:r>
+              <w:rPr>
+                <w:b w:val="0"/>
+                <w:sz w:val="16"/>
+              </w:rPr>
+              <w:t>16</w:t>
+            </w:r>
+          </w:p>
+        </w:tc>
+        <w:tc>
+          <w:tcPr>
+            <w:tcW w:type="dxa" w:w="1701"/>
+            <w:shd w:fill="FFB3B3" w:val="clear"/>
+          </w:tcPr>
+          <w:p>
+            <w:r>
+              <w:rPr>
+                <w:b w:val="0"/>
+                <w:sz w:val="16"/>
+              </w:rPr>
+              <w:t>BLC2 - BLC2 INSTALATII</w:t>
+            </w:r>
+          </w:p>
+        </w:tc>
+        <w:tc>
+          <w:tcPr>
+            <w:tcW w:type="dxa" w:w="850"/>
+            <w:shd w:fill="FFB3B3" w:val="clear"/>
+          </w:tcPr>
+          <w:p>
+            <w:r>
+              <w:rPr>
+                <w:b w:val="0"/>
+                <w:sz w:val="16"/>
+                <w:u w:val="single"/>
+              </w:rPr>
+              <w:t>W2G01B05</w:t>
+            </w:r>
+          </w:p>
+          <w:p>
+            <w:pPr>
+              <w:ind w:left="280"/>
+            </w:pPr>
+            <w:r>
+              <w:rPr>
+                <w:b w:val="0"/>
+                <w:sz w:val="16"/>
+              </w:rPr>
+              <w:t>$4802640</w:t>
+            </w:r>
+          </w:p>
+        </w:tc>
+        <w:tc>
+          <w:tcPr>
+            <w:tcW w:type="dxa" w:w="1984"/>
+            <w:shd w:fill="FFB3B3" w:val="clear"/>
+          </w:tcPr>
+          <w:p>
+            <w:r>
+              <w:rPr>
+                <w:b w:val="0"/>
+                <w:sz w:val="16"/>
+              </w:rPr>
+              <w:t>cablu energie cyaby 0,6/ 1 kv 3x 6 u s 8778</w:t>
+            </w:r>
+          </w:p>
+        </w:tc>
+        <w:tc>
+          <w:tcPr>
+            <w:tcW w:type="dxa" w:w="454"/>
+            <w:shd w:fill="FFB3B3" w:val="clear"/>
+          </w:tcPr>
+          <w:p>
+            <w:r>
+              <w:rPr>
+                <w:b w:val="0"/>
+                <w:sz w:val="16"/>
+              </w:rPr>
+              <w:t>m</w:t>
+            </w:r>
+          </w:p>
+        </w:tc>
+        <w:tc>
+          <w:tcPr>
+            <w:tcW w:type="dxa" w:w="680"/>
+            <w:shd w:fill="FFB3B3" w:val="clear"/>
+          </w:tcPr>
+          <w:p>
+            <w:r>
+              <w:rPr>
+                <w:b w:val="0"/>
+                <w:sz w:val="16"/>
+              </w:rPr>
+              <w:t>102.0</w:t>
+            </w:r>
+          </w:p>
+        </w:tc>
+        <w:tc>
+          <w:tcPr>
+            <w:tcW w:type="dxa" w:w="850"/>
+            <w:shd w:fill="FFB3B3" w:val="clear"/>
+          </w:tcPr>
+          <w:p/>
+        </w:tc>
+        <w:tc>
+          <w:tcPr>
+            <w:tcW w:type="dxa" w:w="1984"/>
+            <w:shd w:fill="FFB3B3" w:val="clear"/>
+          </w:tcPr>
+          <w:p/>
+        </w:tc>
+        <w:tc>
+          <w:tcPr>
+            <w:tcW w:type="dxa" w:w="454"/>
+            <w:shd w:fill="FFB3B3" w:val="clear"/>
+          </w:tcPr>
+          <w:p/>
+        </w:tc>
+        <w:tc>
+          <w:tcPr>
+            <w:tcW w:type="dxa" w:w="680"/>
+            <w:shd w:fill="FFB3B3" w:val="clear"/>
+          </w:tcPr>
+          <w:p/>
+        </w:tc>
+        <w:tc>
+          <w:tcPr>
+            <w:tcW w:type="dxa" w:w="3572"/>
+            <w:shd w:fill="FFB3B3" w:val="clear"/>
+          </w:tcPr>
+          <w:p>
+            <w:r>
+              <w:rPr>
+                <w:b w:val="0"/>
+                <w:color w:val="CC0000"/>
+                <w:sz w:val="16"/>
+              </w:rPr>
+              <w:t>Articol lipsă din ofertă</w:t>
+            </w:r>
+          </w:p>
+        </w:tc>
+      </w:tr>
+      <w:tr>
+        <w:tc>
+          <w:tcPr>
+            <w:tcW w:type="dxa" w:w="397"/>
+            <w:shd w:fill="FFB347" w:val="clear"/>
+          </w:tcPr>
+          <w:p>
+            <w:r>
+              <w:rPr>
+                <w:b w:val="0"/>
+                <w:sz w:val="16"/>
+              </w:rPr>
+              <w:t>17</w:t>
+            </w:r>
+          </w:p>
+        </w:tc>
+        <w:tc>
+          <w:tcPr>
+            <w:tcW w:type="dxa" w:w="1701"/>
+            <w:shd w:fill="FFB347" w:val="clear"/>
+          </w:tcPr>
+          <w:p>
+            <w:r>
+              <w:rPr>
+                <w:b w:val="0"/>
+                <w:sz w:val="16"/>
+              </w:rPr>
+              <w:t>BLC2 - BLC2 INSTALATII</w:t>
+            </w:r>
+          </w:p>
+        </w:tc>
+        <w:tc>
+          <w:tcPr>
+            <w:tcW w:type="dxa" w:w="850"/>
+            <w:shd w:fill="FFB347" w:val="clear"/>
+          </w:tcPr>
+          <w:p>
+            <w:r>
+              <w:rPr>
+                <w:b w:val="0"/>
+                <w:sz w:val="16"/>
+                <w:u w:val="single"/>
+              </w:rPr>
+              <w:t>EA02B3</w:t>
+            </w:r>
+          </w:p>
+          <w:p>
+            <w:pPr>
+              <w:ind w:left="280"/>
+            </w:pPr>
+            <w:r>
+              <w:rPr>
+                <w:b w:val="0"/>
+                <w:sz w:val="16"/>
+              </w:rPr>
+              <w:t>$3272540</w:t>
+            </w:r>
+          </w:p>
+        </w:tc>
+        <w:tc>
+          <w:tcPr>
+            <w:tcW w:type="dxa" w:w="1984"/>
+            <w:shd w:fill="FFB347" w:val="clear"/>
+          </w:tcPr>
+          <w:p>
+            <w:r>
+              <w:rPr>
+                <w:b w:val="0"/>
+                <w:sz w:val="16"/>
+              </w:rPr>
+              <w:t>tub protectie cablu d63 gofrat albastru - dublu...</w:t>
+            </w:r>
+          </w:p>
+        </w:tc>
+        <w:tc>
+          <w:tcPr>
+            <w:tcW w:type="dxa" w:w="454"/>
+            <w:shd w:fill="FFB347" w:val="clear"/>
+          </w:tcPr>
+          <w:p>
+            <w:r>
+              <w:rPr>
+                <w:b w:val="0"/>
+                <w:sz w:val="16"/>
+              </w:rPr>
+              <w:t>m</w:t>
+            </w:r>
+          </w:p>
+        </w:tc>
+        <w:tc>
+          <w:tcPr>
+            <w:tcW w:type="dxa" w:w="680"/>
+            <w:shd w:fill="FFB347" w:val="clear"/>
+          </w:tcPr>
+          <w:p>
+            <w:r>
+              <w:rPr>
+                <w:b w:val="0"/>
+                <w:sz w:val="16"/>
+              </w:rPr>
+              <w:t>100.0</w:t>
+            </w:r>
+          </w:p>
+        </w:tc>
+        <w:tc>
+          <w:tcPr>
+            <w:tcW w:type="dxa" w:w="850"/>
+            <w:shd w:fill="FFB347" w:val="clear"/>
+          </w:tcPr>
+          <w:p>
+            <w:r>
+              <w:rPr>
+                <w:b w:val="0"/>
+                <w:sz w:val="16"/>
+                <w:u w:val="single"/>
+              </w:rPr>
+              <w:t>EA02B3</w:t>
+            </w:r>
+          </w:p>
+          <w:p>
+            <w:pPr>
+              <w:ind w:left="280"/>
+            </w:pPr>
+            <w:r>
+              <w:rPr>
+                <w:b w:val="0"/>
+                <w:sz w:val="16"/>
+              </w:rPr>
+              <w:t>$2303548</w:t>
+            </w:r>
+          </w:p>
+        </w:tc>
+        <w:tc>
+          <w:tcPr>
+            <w:tcW w:type="dxa" w:w="1984"/>
+            <w:shd w:fill="FFB347" w:val="clear"/>
+          </w:tcPr>
+          <w:p>
+            <w:r>
+              <w:rPr>
+                <w:b w:val="0"/>
+                <w:sz w:val="16"/>
+              </w:rPr>
+              <w:t>tub protectie cablu d63 gofrat albastru dublu s...</w:t>
+            </w:r>
+          </w:p>
+        </w:tc>
+        <w:tc>
+          <w:tcPr>
+            <w:tcW w:type="dxa" w:w="454"/>
+            <w:shd w:fill="FFB347" w:val="clear"/>
+          </w:tcPr>
+          <w:p>
+            <w:r>
+              <w:rPr>
+                <w:b w:val="0"/>
+                <w:sz w:val="16"/>
+              </w:rPr>
+              <w:t>m</w:t>
+            </w:r>
+          </w:p>
+        </w:tc>
+        <w:tc>
+          <w:tcPr>
+            <w:tcW w:type="dxa" w:w="680"/>
+            <w:shd w:fill="FFB347" w:val="clear"/>
+          </w:tcPr>
+          <w:p>
+            <w:r>
+              <w:rPr>
+                <w:b w:val="0"/>
+                <w:sz w:val="16"/>
+              </w:rPr>
+              <w:t>100.0</w:t>
+            </w:r>
+          </w:p>
+        </w:tc>
+        <w:tc>
+          <w:tcPr>
+            <w:tcW w:type="dxa" w:w="3572"/>
+            <w:shd w:fill="FFB347" w:val="clear"/>
+          </w:tcPr>
+          <w:p>
+            <w:r>
+              <w:rPr>
+                <w:b w:val="0"/>
+                <w:color w:val="CC0000"/>
+                <w:sz w:val="16"/>
+              </w:rPr>
+              <w:t>Cod similar — posibilă eroare OCR sau variație: referință '$3272540', ofertat '$2303548'. Cod diferit (produs echivalent): '$3272540' ↔ '$2303548'. Necesită verificare manuală.</w:t>
+            </w:r>
+          </w:p>
+        </w:tc>
+      </w:tr>
+      <w:tr>
+        <w:tc>
+          <w:tcPr>
+            <w:tcW w:type="dxa" w:w="397"/>
+            <w:shd w:fill="FFB3B3" w:val="clear"/>
+          </w:tcPr>
+          <w:p>
+            <w:r>
+              <w:rPr>
+                <w:b w:val="0"/>
+                <w:sz w:val="16"/>
+              </w:rPr>
+              <w:t>18</w:t>
+            </w:r>
+          </w:p>
+        </w:tc>
+        <w:tc>
+          <w:tcPr>
+            <w:tcW w:type="dxa" w:w="1701"/>
+            <w:shd w:fill="FFB3B3" w:val="clear"/>
+          </w:tcPr>
+          <w:p>
+            <w:r>
+              <w:rPr>
+                <w:b w:val="0"/>
+                <w:sz w:val="16"/>
+              </w:rPr>
+              <w:t>BLC2 - BLC2 INSTALATII</w:t>
+            </w:r>
+          </w:p>
+        </w:tc>
+        <w:tc>
+          <w:tcPr>
+            <w:tcW w:type="dxa" w:w="850"/>
+            <w:shd w:fill="FFB3B3" w:val="clear"/>
+          </w:tcPr>
+          <w:p>
+            <w:r>
+              <w:rPr>
+                <w:b w:val="0"/>
+                <w:sz w:val="16"/>
+                <w:u w:val="single"/>
+              </w:rPr>
+              <w:t>M7C06A1</w:t>
+            </w:r>
+          </w:p>
+          <w:p>
+            <w:pPr>
+              <w:ind w:left="280"/>
+            </w:pPr>
+            <w:r>
+              <w:rPr>
+                <w:b w:val="0"/>
+                <w:sz w:val="16"/>
+              </w:rPr>
               <w:t>$3064291</w:t>
             </w:r>
           </w:p>
@@ -28151,7 +29715,7 @@
         <w:tc>
           <w:tcPr>
             <w:tcW w:type="dxa" w:w="397"/>
-            <w:shd w:fill="FFB3B3" w:val="clear"/>
+            <w:shd w:fill="FFB347" w:val="clear"/>
           </w:tcPr>
           <w:p>
             <w:r>
@@ -28166,7 +29730,7 @@
         <w:tc>
           <w:tcPr>
             <w:tcW w:type="dxa" w:w="1701"/>
-            <w:shd w:fill="FFB3B3" w:val="clear"/>
+            <w:shd w:fill="FFB347" w:val="clear"/>
           </w:tcPr>
           <w:p>
             <w:r>
@@ -28181,7 +29745,7 @@
         <w:tc>
           <w:tcPr>
             <w:tcW w:type="dxa" w:w="850"/>
-            <w:shd w:fill="FFB3B3" w:val="clear"/>
+            <w:shd w:fill="FFB347" w:val="clear"/>
           </w:tcPr>
           <w:p>
             <w:r>
@@ -28202,135 +29766,59 @@
                 <w:b w:val="0"/>
                 <w:sz w:val="16"/>
               </w:rPr>
-              <w:t>$6306303</w:t>
+              <w:t>$600020601</w:t>
             </w:r>
           </w:p>
         </w:tc>
         <w:tc>
           <w:tcPr>
             <w:tcW w:type="dxa" w:w="1984"/>
-            <w:shd w:fill="FFB3B3" w:val="clear"/>
-          </w:tcPr>
-          <w:p>
-            <w:r>
-              <w:rPr>
-                <w:b w:val="0"/>
-                <w:sz w:val="16"/>
-              </w:rPr>
-              <w:t>grilaj pentru scari balcoane ornament simp.otel...</w:t>
+            <w:shd w:fill="FFB347" w:val="clear"/>
+          </w:tcPr>
+          <w:p>
+            <w:r>
+              <w:rPr>
+                <w:b w:val="0"/>
+                <w:sz w:val="16"/>
+              </w:rPr>
+              <w:t>conexpand strapungere m10*80 -</w:t>
             </w:r>
           </w:p>
         </w:tc>
         <w:tc>
           <w:tcPr>
             <w:tcW w:type="dxa" w:w="454"/>
-            <w:shd w:fill="FFB3B3" w:val="clear"/>
-          </w:tcPr>
-          <w:p>
-            <w:r>
-              <w:rPr>
-                <w:b w:val="0"/>
-                <w:sz w:val="16"/>
-              </w:rPr>
-              <w:t>tona</w:t>
+            <w:shd w:fill="FFB347" w:val="clear"/>
+          </w:tcPr>
+          <w:p>
+            <w:r>
+              <w:rPr>
+                <w:b w:val="0"/>
+                <w:sz w:val="16"/>
+              </w:rPr>
+              <w:t>buc</w:t>
             </w:r>
           </w:p>
         </w:tc>
         <w:tc>
           <w:tcPr>
             <w:tcW w:type="dxa" w:w="680"/>
-            <w:shd w:fill="FFB3B3" w:val="clear"/>
-          </w:tcPr>
-          <w:p>
-            <w:r>
-              <w:rPr>
-                <w:b w:val="0"/>
-                <w:sz w:val="16"/>
-              </w:rPr>
-              <w:t>550.0</w:t>
+            <w:shd w:fill="FFB347" w:val="clear"/>
+          </w:tcPr>
+          <w:p>
+            <w:r>
+              <w:rPr>
+                <w:b w:val="0"/>
+                <w:sz w:val="16"/>
+              </w:rPr>
+              <w:t>122.0</w:t>
             </w:r>
           </w:p>
         </w:tc>
         <w:tc>
           <w:tcPr>
             <w:tcW w:type="dxa" w:w="850"/>
-            <w:shd w:fill="FFB3B3" w:val="clear"/>
-          </w:tcPr>
-          <w:p/>
-        </w:tc>
-        <w:tc>
-          <w:tcPr>
-            <w:tcW w:type="dxa" w:w="1984"/>
-            <w:shd w:fill="FFB3B3" w:val="clear"/>
-          </w:tcPr>
-          <w:p/>
-        </w:tc>
-        <w:tc>
-          <w:tcPr>
-            <w:tcW w:type="dxa" w:w="454"/>
-            <w:shd w:fill="FFB3B3" w:val="clear"/>
-          </w:tcPr>
-          <w:p/>
-        </w:tc>
-        <w:tc>
-          <w:tcPr>
-            <w:tcW w:type="dxa" w:w="680"/>
-            <w:shd w:fill="FFB3B3" w:val="clear"/>
-          </w:tcPr>
-          <w:p/>
-        </w:tc>
-        <w:tc>
-          <w:tcPr>
-            <w:tcW w:type="dxa" w:w="3572"/>
-            <w:shd w:fill="FFB3B3" w:val="clear"/>
-          </w:tcPr>
-          <w:p>
-            <w:r>
-              <w:rPr>
-                <w:b w:val="0"/>
-                <w:color w:val="CC0000"/>
-                <w:sz w:val="16"/>
-              </w:rPr>
-              <w:t>Articol lipsă din ofertă</w:t>
-            </w:r>
-          </w:p>
-        </w:tc>
-      </w:tr>
-      <w:tr>
-        <w:tc>
-          <w:tcPr>
-            <w:tcW w:type="dxa" w:w="397"/>
-            <w:shd w:fill="FFB3B3" w:val="clear"/>
-          </w:tcPr>
-          <w:p>
-            <w:r>
-              <w:rPr>
-                <w:b w:val="0"/>
-                <w:sz w:val="16"/>
-              </w:rPr>
-              <w:t>16</w:t>
-            </w:r>
-          </w:p>
-        </w:tc>
-        <w:tc>
-          <w:tcPr>
-            <w:tcW w:type="dxa" w:w="1701"/>
-            <w:shd w:fill="FFB3B3" w:val="clear"/>
-          </w:tcPr>
-          <w:p>
-            <w:r>
-              <w:rPr>
-                <w:b w:val="0"/>
-                <w:sz w:val="16"/>
-              </w:rPr>
-              <w:t>BLC4 - BLC4 REZISTENTA</w:t>
-            </w:r>
-          </w:p>
-        </w:tc>
-        <w:tc>
-          <w:tcPr>
-            <w:tcW w:type="dxa" w:w="850"/>
-            <w:shd w:fill="FFB3B3" w:val="clear"/>
+            <w:shd w:fill="FFB347" w:val="clear"/>
           </w:tcPr>
           <w:p>
             <w:r>
@@ -28351,87 +29839,59 @@
                 <w:b w:val="0"/>
                 <w:sz w:val="16"/>
               </w:rPr>
-              <w:t>$6306303</w:t>
+              <w:t>$7800879</w:t>
             </w:r>
           </w:p>
         </w:tc>
         <w:tc>
           <w:tcPr>
             <w:tcW w:type="dxa" w:w="1984"/>
-            <w:shd w:fill="FFB3B3" w:val="clear"/>
-          </w:tcPr>
-          <w:p>
-            <w:r>
-              <w:rPr>
-                <w:b w:val="0"/>
-                <w:sz w:val="16"/>
-              </w:rPr>
-              <w:t>grilaj pentru scari balcoane ornament simp.otel...</w:t>
+            <w:shd w:fill="FFB347" w:val="clear"/>
+          </w:tcPr>
+          <w:p>
+            <w:r>
+              <w:rPr>
+                <w:b w:val="0"/>
+                <w:sz w:val="16"/>
+              </w:rPr>
+              <w:t>conexpand strapungere m10*80</w:t>
             </w:r>
           </w:p>
         </w:tc>
         <w:tc>
           <w:tcPr>
             <w:tcW w:type="dxa" w:w="454"/>
-            <w:shd w:fill="FFB3B3" w:val="clear"/>
-          </w:tcPr>
-          <w:p>
-            <w:r>
-              <w:rPr>
-                <w:b w:val="0"/>
-                <w:sz w:val="16"/>
-              </w:rPr>
-              <w:t>tona</w:t>
+            <w:shd w:fill="FFB347" w:val="clear"/>
+          </w:tcPr>
+          <w:p>
+            <w:r>
+              <w:rPr>
+                <w:b w:val="0"/>
+                <w:sz w:val="16"/>
+              </w:rPr>
+              <w:t>buc</w:t>
             </w:r>
           </w:p>
         </w:tc>
         <w:tc>
           <w:tcPr>
             <w:tcW w:type="dxa" w:w="680"/>
-            <w:shd w:fill="FFB3B3" w:val="clear"/>
-          </w:tcPr>
-          <w:p>
-            <w:r>
-              <w:rPr>
-                <w:b w:val="0"/>
-                <w:sz w:val="16"/>
-              </w:rPr>
-              <w:t>550.0</w:t>
-            </w:r>
-          </w:p>
-        </w:tc>
-        <w:tc>
-          <w:tcPr>
-            <w:tcW w:type="dxa" w:w="850"/>
-            <w:shd w:fill="FFB3B3" w:val="clear"/>
-          </w:tcPr>
-          <w:p/>
-        </w:tc>
-        <w:tc>
-          <w:tcPr>
-            <w:tcW w:type="dxa" w:w="1984"/>
-            <w:shd w:fill="FFB3B3" w:val="clear"/>
-          </w:tcPr>
-          <w:p/>
-        </w:tc>
-        <w:tc>
-          <w:tcPr>
-            <w:tcW w:type="dxa" w:w="454"/>
-            <w:shd w:fill="FFB3B3" w:val="clear"/>
-          </w:tcPr>
-          <w:p/>
-        </w:tc>
-        <w:tc>
-          <w:tcPr>
-            <w:tcW w:type="dxa" w:w="680"/>
-            <w:shd w:fill="FFB3B3" w:val="clear"/>
-          </w:tcPr>
-          <w:p/>
+            <w:shd w:fill="FFB347" w:val="clear"/>
+          </w:tcPr>
+          <w:p>
+            <w:r>
+              <w:rPr>
+                <w:b w:val="0"/>
+                <w:sz w:val="16"/>
+              </w:rPr>
+              <w:t>122.0</w:t>
+            </w:r>
+          </w:p>
         </w:tc>
         <w:tc>
           <w:tcPr>
             <w:tcW w:type="dxa" w:w="3572"/>
-            <w:shd w:fill="FFB3B3" w:val="clear"/>
+            <w:shd w:fill="FFB347" w:val="clear"/>
           </w:tcPr>
           <w:p>
             <w:r>
@@ -28440,415 +29900,7 @@
                 <w:color w:val="CC0000"/>
                 <w:sz w:val="16"/>
               </w:rPr>
-              <w:t>Articol lipsă din ofertă</w:t>
-            </w:r>
-          </w:p>
-        </w:tc>
-      </w:tr>
-      <w:tr>
-        <w:tc>
-          <w:tcPr>
-            <w:tcW w:type="dxa" w:w="397"/>
-            <w:shd w:fill="FFB3B3" w:val="clear"/>
-          </w:tcPr>
-          <w:p>
-            <w:r>
-              <w:rPr>
-                <w:b w:val="0"/>
-                <w:sz w:val="16"/>
-              </w:rPr>
-              <w:t>17</w:t>
-            </w:r>
-          </w:p>
-        </w:tc>
-        <w:tc>
-          <w:tcPr>
-            <w:tcW w:type="dxa" w:w="1701"/>
-            <w:shd w:fill="FFB3B3" w:val="clear"/>
-          </w:tcPr>
-          <w:p>
-            <w:r>
-              <w:rPr>
-                <w:b w:val="0"/>
-                <w:sz w:val="16"/>
-              </w:rPr>
-              <w:t>BLC4 - BLC4 REZISTENTA</w:t>
-            </w:r>
-          </w:p>
-        </w:tc>
-        <w:tc>
-          <w:tcPr>
-            <w:tcW w:type="dxa" w:w="850"/>
-            <w:shd w:fill="FFB3B3" w:val="clear"/>
-          </w:tcPr>
-          <w:p>
-            <w:r>
-              <w:rPr>
-                <w:b w:val="0"/>
-                <w:sz w:val="16"/>
-              </w:rPr>
-              <w:t>IZDO3D1</w:t>
-            </w:r>
-          </w:p>
-        </w:tc>
-        <w:tc>
-          <w:tcPr>
-            <w:tcW w:type="dxa" w:w="1984"/>
-            <w:shd w:fill="FFB3B3" w:val="clear"/>
-          </w:tcPr>
-          <w:p>
-            <w:r>
-              <w:rPr>
-                <w:b w:val="0"/>
-                <w:sz w:val="16"/>
-              </w:rPr>
-              <w:t>vopsire cu vops miniu cu aparat aer compr 1 - s...</w:t>
-            </w:r>
-          </w:p>
-        </w:tc>
-        <w:tc>
-          <w:tcPr>
-            <w:tcW w:type="dxa" w:w="454"/>
-            <w:shd w:fill="FFB3B3" w:val="clear"/>
-          </w:tcPr>
-          <w:p>
-            <w:r>
-              <w:rPr>
-                <w:b w:val="0"/>
-                <w:sz w:val="16"/>
-              </w:rPr>
-              <w:t>tona</w:t>
-            </w:r>
-          </w:p>
-        </w:tc>
-        <w:tc>
-          <w:tcPr>
-            <w:tcW w:type="dxa" w:w="680"/>
-            <w:shd w:fill="FFB3B3" w:val="clear"/>
-          </w:tcPr>
-          <w:p>
-            <w:r>
-              <w:rPr>
-                <w:b w:val="0"/>
-                <w:sz w:val="16"/>
-              </w:rPr>
-              <w:t>0.65</w:t>
-            </w:r>
-          </w:p>
-        </w:tc>
-        <w:tc>
-          <w:tcPr>
-            <w:tcW w:type="dxa" w:w="850"/>
-            <w:shd w:fill="FFB3B3" w:val="clear"/>
-          </w:tcPr>
-          <w:p/>
-        </w:tc>
-        <w:tc>
-          <w:tcPr>
-            <w:tcW w:type="dxa" w:w="1984"/>
-            <w:shd w:fill="FFB3B3" w:val="clear"/>
-          </w:tcPr>
-          <w:p/>
-        </w:tc>
-        <w:tc>
-          <w:tcPr>
-            <w:tcW w:type="dxa" w:w="454"/>
-            <w:shd w:fill="FFB3B3" w:val="clear"/>
-          </w:tcPr>
-          <w:p/>
-        </w:tc>
-        <w:tc>
-          <w:tcPr>
-            <w:tcW w:type="dxa" w:w="680"/>
-            <w:shd w:fill="FFB3B3" w:val="clear"/>
-          </w:tcPr>
-          <w:p/>
-        </w:tc>
-        <w:tc>
-          <w:tcPr>
-            <w:tcW w:type="dxa" w:w="3572"/>
-            <w:shd w:fill="FFB3B3" w:val="clear"/>
-          </w:tcPr>
-          <w:p>
-            <w:r>
-              <w:rPr>
-                <w:b w:val="0"/>
-                <w:color w:val="CC0000"/>
-                <w:sz w:val="16"/>
-              </w:rPr>
-              <w:t>Articol lipsă din ofertă</w:t>
-            </w:r>
-          </w:p>
-        </w:tc>
-      </w:tr>
-      <w:tr>
-        <w:tc>
-          <w:tcPr>
-            <w:tcW w:type="dxa" w:w="397"/>
-            <w:shd w:fill="FFB3B3" w:val="clear"/>
-          </w:tcPr>
-          <w:p>
-            <w:r>
-              <w:rPr>
-                <w:b w:val="0"/>
-                <w:sz w:val="16"/>
-              </w:rPr>
-              <w:t>17</w:t>
-            </w:r>
-          </w:p>
-        </w:tc>
-        <w:tc>
-          <w:tcPr>
-            <w:tcW w:type="dxa" w:w="1701"/>
-            <w:shd w:fill="FFB3B3" w:val="clear"/>
-          </w:tcPr>
-          <w:p>
-            <w:r>
-              <w:rPr>
-                <w:b w:val="0"/>
-                <w:sz w:val="16"/>
-              </w:rPr>
-              <w:t>BLC4 - BLC4 REZISTENTA</w:t>
-            </w:r>
-          </w:p>
-        </w:tc>
-        <w:tc>
-          <w:tcPr>
-            <w:tcW w:type="dxa" w:w="850"/>
-            <w:shd w:fill="FFB3B3" w:val="clear"/>
-          </w:tcPr>
-          <w:p>
-            <w:r>
-              <w:rPr>
-                <w:b w:val="0"/>
-                <w:sz w:val="16"/>
-              </w:rPr>
-              <w:t>IZDO3D1</w:t>
-            </w:r>
-          </w:p>
-        </w:tc>
-        <w:tc>
-          <w:tcPr>
-            <w:tcW w:type="dxa" w:w="1984"/>
-            <w:shd w:fill="FFB3B3" w:val="clear"/>
-          </w:tcPr>
-          <w:p>
-            <w:r>
-              <w:rPr>
-                <w:b w:val="0"/>
-                <w:sz w:val="16"/>
-              </w:rPr>
-              <w:t>vopsire cu vops miniu cu aparat aer compr 1 - s...</w:t>
-            </w:r>
-          </w:p>
-        </w:tc>
-        <w:tc>
-          <w:tcPr>
-            <w:tcW w:type="dxa" w:w="454"/>
-            <w:shd w:fill="FFB3B3" w:val="clear"/>
-          </w:tcPr>
-          <w:p>
-            <w:r>
-              <w:rPr>
-                <w:b w:val="0"/>
-                <w:sz w:val="16"/>
-              </w:rPr>
-              <w:t>tona</w:t>
-            </w:r>
-          </w:p>
-        </w:tc>
-        <w:tc>
-          <w:tcPr>
-            <w:tcW w:type="dxa" w:w="680"/>
-            <w:shd w:fill="FFB3B3" w:val="clear"/>
-          </w:tcPr>
-          <w:p>
-            <w:r>
-              <w:rPr>
-                <w:b w:val="0"/>
-                <w:sz w:val="16"/>
-              </w:rPr>
-              <w:t>0.65</w:t>
-            </w:r>
-          </w:p>
-        </w:tc>
-        <w:tc>
-          <w:tcPr>
-            <w:tcW w:type="dxa" w:w="850"/>
-            <w:shd w:fill="FFB3B3" w:val="clear"/>
-          </w:tcPr>
-          <w:p/>
-        </w:tc>
-        <w:tc>
-          <w:tcPr>
-            <w:tcW w:type="dxa" w:w="1984"/>
-            <w:shd w:fill="FFB3B3" w:val="clear"/>
-          </w:tcPr>
-          <w:p/>
-        </w:tc>
-        <w:tc>
-          <w:tcPr>
-            <w:tcW w:type="dxa" w:w="454"/>
-            <w:shd w:fill="FFB3B3" w:val="clear"/>
-          </w:tcPr>
-          <w:p/>
-        </w:tc>
-        <w:tc>
-          <w:tcPr>
-            <w:tcW w:type="dxa" w:w="680"/>
-            <w:shd w:fill="FFB3B3" w:val="clear"/>
-          </w:tcPr>
-          <w:p/>
-        </w:tc>
-        <w:tc>
-          <w:tcPr>
-            <w:tcW w:type="dxa" w:w="3572"/>
-            <w:shd w:fill="FFB3B3" w:val="clear"/>
-          </w:tcPr>
-          <w:p>
-            <w:r>
-              <w:rPr>
-                <w:b w:val="0"/>
-                <w:color w:val="CC0000"/>
-                <w:sz w:val="16"/>
-              </w:rPr>
-              <w:t>Articol lipsă din ofertă</w:t>
-            </w:r>
-          </w:p>
-        </w:tc>
-      </w:tr>
-      <w:tr>
-        <w:tc>
-          <w:tcPr>
-            <w:tcW w:type="dxa" w:w="397"/>
-            <w:shd w:fill="FFB3B3" w:val="clear"/>
-          </w:tcPr>
-          <w:p>
-            <w:r>
-              <w:rPr>
-                <w:b w:val="0"/>
-                <w:sz w:val="16"/>
-              </w:rPr>
-              <w:t>17</w:t>
-            </w:r>
-          </w:p>
-        </w:tc>
-        <w:tc>
-          <w:tcPr>
-            <w:tcW w:type="dxa" w:w="1701"/>
-            <w:shd w:fill="FFB3B3" w:val="clear"/>
-          </w:tcPr>
-          <w:p>
-            <w:r>
-              <w:rPr>
-                <w:b w:val="0"/>
-                <w:sz w:val="16"/>
-              </w:rPr>
-              <w:t>BLC4 - BLC4 REZISTENTA</w:t>
-            </w:r>
-          </w:p>
-        </w:tc>
-        <w:tc>
-          <w:tcPr>
-            <w:tcW w:type="dxa" w:w="850"/>
-            <w:shd w:fill="FFB3B3" w:val="clear"/>
-          </w:tcPr>
-          <w:p>
-            <w:r>
-              <w:rPr>
-                <w:b w:val="0"/>
-                <w:sz w:val="16"/>
-              </w:rPr>
-              <w:t>IZDO3D1</w:t>
-            </w:r>
-          </w:p>
-        </w:tc>
-        <w:tc>
-          <w:tcPr>
-            <w:tcW w:type="dxa" w:w="1984"/>
-            <w:shd w:fill="FFB3B3" w:val="clear"/>
-          </w:tcPr>
-          <w:p>
-            <w:r>
-              <w:rPr>
-                <w:b w:val="0"/>
-                <w:sz w:val="16"/>
-              </w:rPr>
-              <w:t>vopsire cu vops miniu cu aparat aer compr 1 - s...</w:t>
-            </w:r>
-          </w:p>
-        </w:tc>
-        <w:tc>
-          <w:tcPr>
-            <w:tcW w:type="dxa" w:w="454"/>
-            <w:shd w:fill="FFB3B3" w:val="clear"/>
-          </w:tcPr>
-          <w:p>
-            <w:r>
-              <w:rPr>
-                <w:b w:val="0"/>
-                <w:sz w:val="16"/>
-              </w:rPr>
-              <w:t>tona</w:t>
-            </w:r>
-          </w:p>
-        </w:tc>
-        <w:tc>
-          <w:tcPr>
-            <w:tcW w:type="dxa" w:w="680"/>
-            <w:shd w:fill="FFB3B3" w:val="clear"/>
-          </w:tcPr>
-          <w:p>
-            <w:r>
-              <w:rPr>
-                <w:b w:val="0"/>
-                <w:sz w:val="16"/>
-              </w:rPr>
-              <w:t>0.65</w:t>
-            </w:r>
-          </w:p>
-        </w:tc>
-        <w:tc>
-          <w:tcPr>
-            <w:tcW w:type="dxa" w:w="850"/>
-            <w:shd w:fill="FFB3B3" w:val="clear"/>
-          </w:tcPr>
-          <w:p/>
-        </w:tc>
-        <w:tc>
-          <w:tcPr>
-            <w:tcW w:type="dxa" w:w="1984"/>
-            <w:shd w:fill="FFB3B3" w:val="clear"/>
-          </w:tcPr>
-          <w:p/>
-        </w:tc>
-        <w:tc>
-          <w:tcPr>
-            <w:tcW w:type="dxa" w:w="454"/>
-            <w:shd w:fill="FFB3B3" w:val="clear"/>
-          </w:tcPr>
-          <w:p/>
-        </w:tc>
-        <w:tc>
-          <w:tcPr>
-            <w:tcW w:type="dxa" w:w="680"/>
-            <w:shd w:fill="FFB3B3" w:val="clear"/>
-          </w:tcPr>
-          <w:p/>
-        </w:tc>
-        <w:tc>
-          <w:tcPr>
-            <w:tcW w:type="dxa" w:w="3572"/>
-            <w:shd w:fill="FFB3B3" w:val="clear"/>
-          </w:tcPr>
-          <w:p>
-            <w:r>
-              <w:rPr>
-                <w:b w:val="0"/>
-                <w:color w:val="CC0000"/>
-                <w:sz w:val="16"/>
-              </w:rPr>
-              <w:t>Articol lipsă din ofertă</w:t>
+              <w:t>Cod similar — posibilă eroare OCR sau variație: referință '$600020601', ofertat '$7800879'. Cod diferit (produs echivalent): '$600020601' ↔ '$7800879'. Necesită verificare manuală.</w:t>
             </w:r>
           </w:p>
         </w:tc>
@@ -28998,6 +30050,1294 @@
                 <w:sz w:val="16"/>
               </w:rPr>
               <w:t>Articol lipsă din ofertă</w:t>
+            </w:r>
+          </w:p>
+        </w:tc>
+      </w:tr>
+      <w:tr>
+        <w:tc>
+          <w:tcPr>
+            <w:tcW w:type="dxa" w:w="397"/>
+            <w:shd w:fill="FFB347" w:val="clear"/>
+          </w:tcPr>
+          <w:p>
+            <w:r>
+              <w:rPr>
+                <w:b w:val="0"/>
+                <w:sz w:val="16"/>
+              </w:rPr>
+              <w:t>16</w:t>
+            </w:r>
+          </w:p>
+        </w:tc>
+        <w:tc>
+          <w:tcPr>
+            <w:tcW w:type="dxa" w:w="1701"/>
+            <w:shd w:fill="FFB347" w:val="clear"/>
+          </w:tcPr>
+          <w:p>
+            <w:r>
+              <w:rPr>
+                <w:b w:val="0"/>
+                <w:sz w:val="16"/>
+              </w:rPr>
+              <w:t>BLC4 - BLC4 REZISTENTA</w:t>
+            </w:r>
+          </w:p>
+        </w:tc>
+        <w:tc>
+          <w:tcPr>
+            <w:tcW w:type="dxa" w:w="850"/>
+            <w:shd w:fill="FFB347" w:val="clear"/>
+          </w:tcPr>
+          <w:p>
+            <w:r>
+              <w:rPr>
+                <w:b w:val="0"/>
+                <w:sz w:val="16"/>
+                <w:u w:val="single"/>
+              </w:rPr>
+              <w:t>CL20C1</w:t>
+            </w:r>
+          </w:p>
+          <w:p>
+            <w:pPr>
+              <w:ind w:left="280"/>
+            </w:pPr>
+            <w:r>
+              <w:rPr>
+                <w:b w:val="0"/>
+                <w:sz w:val="16"/>
+              </w:rPr>
+              <w:t>$600020601</w:t>
+            </w:r>
+          </w:p>
+        </w:tc>
+        <w:tc>
+          <w:tcPr>
+            <w:tcW w:type="dxa" w:w="1984"/>
+            <w:shd w:fill="FFB347" w:val="clear"/>
+          </w:tcPr>
+          <w:p>
+            <w:r>
+              <w:rPr>
+                <w:b w:val="0"/>
+                <w:sz w:val="16"/>
+              </w:rPr>
+              <w:t>conexpand strapungere m10*80 -</w:t>
+            </w:r>
+          </w:p>
+        </w:tc>
+        <w:tc>
+          <w:tcPr>
+            <w:tcW w:type="dxa" w:w="454"/>
+            <w:shd w:fill="FFB347" w:val="clear"/>
+          </w:tcPr>
+          <w:p>
+            <w:r>
+              <w:rPr>
+                <w:b w:val="0"/>
+                <w:sz w:val="16"/>
+              </w:rPr>
+              <w:t>buc</w:t>
+            </w:r>
+          </w:p>
+        </w:tc>
+        <w:tc>
+          <w:tcPr>
+            <w:tcW w:type="dxa" w:w="680"/>
+            <w:shd w:fill="FFB347" w:val="clear"/>
+          </w:tcPr>
+          <w:p>
+            <w:r>
+              <w:rPr>
+                <w:b w:val="0"/>
+                <w:sz w:val="16"/>
+              </w:rPr>
+              <w:t>122.0</w:t>
+            </w:r>
+          </w:p>
+        </w:tc>
+        <w:tc>
+          <w:tcPr>
+            <w:tcW w:type="dxa" w:w="850"/>
+            <w:shd w:fill="FFB347" w:val="clear"/>
+          </w:tcPr>
+          <w:p>
+            <w:r>
+              <w:rPr>
+                <w:b w:val="0"/>
+                <w:sz w:val="16"/>
+                <w:u w:val="single"/>
+              </w:rPr>
+              <w:t>CL20C1</w:t>
+            </w:r>
+          </w:p>
+          <w:p>
+            <w:pPr>
+              <w:ind w:left="280"/>
+            </w:pPr>
+            <w:r>
+              <w:rPr>
+                <w:b w:val="0"/>
+                <w:sz w:val="16"/>
+              </w:rPr>
+              <w:t>$7800879</w:t>
+            </w:r>
+          </w:p>
+        </w:tc>
+        <w:tc>
+          <w:tcPr>
+            <w:tcW w:type="dxa" w:w="1984"/>
+            <w:shd w:fill="FFB347" w:val="clear"/>
+          </w:tcPr>
+          <w:p>
+            <w:r>
+              <w:rPr>
+                <w:b w:val="0"/>
+                <w:sz w:val="16"/>
+              </w:rPr>
+              <w:t>conexpand strapungere m10*80</w:t>
+            </w:r>
+          </w:p>
+        </w:tc>
+        <w:tc>
+          <w:tcPr>
+            <w:tcW w:type="dxa" w:w="454"/>
+            <w:shd w:fill="FFB347" w:val="clear"/>
+          </w:tcPr>
+          <w:p>
+            <w:r>
+              <w:rPr>
+                <w:b w:val="0"/>
+                <w:sz w:val="16"/>
+              </w:rPr>
+              <w:t>buc</w:t>
+            </w:r>
+          </w:p>
+        </w:tc>
+        <w:tc>
+          <w:tcPr>
+            <w:tcW w:type="dxa" w:w="680"/>
+            <w:shd w:fill="FFB347" w:val="clear"/>
+          </w:tcPr>
+          <w:p>
+            <w:r>
+              <w:rPr>
+                <w:b w:val="0"/>
+                <w:sz w:val="16"/>
+              </w:rPr>
+              <w:t>122.0</w:t>
+            </w:r>
+          </w:p>
+        </w:tc>
+        <w:tc>
+          <w:tcPr>
+            <w:tcW w:type="dxa" w:w="3572"/>
+            <w:shd w:fill="FFB347" w:val="clear"/>
+          </w:tcPr>
+          <w:p>
+            <w:r>
+              <w:rPr>
+                <w:b w:val="0"/>
+                <w:color w:val="CC0000"/>
+                <w:sz w:val="16"/>
+              </w:rPr>
+              <w:t>Cod similar — posibilă eroare OCR sau variație: referință '$600020601', ofertat '$7800879'. Cod diferit (produs echivalent): '$600020601' ↔ '$7800879'. Necesită verificare manuală.</w:t>
+            </w:r>
+          </w:p>
+        </w:tc>
+      </w:tr>
+      <w:tr>
+        <w:tc>
+          <w:tcPr>
+            <w:tcW w:type="dxa" w:w="397"/>
+            <w:shd w:fill="FFB3B3" w:val="clear"/>
+          </w:tcPr>
+          <w:p>
+            <w:r>
+              <w:rPr>
+                <w:b w:val="0"/>
+                <w:sz w:val="16"/>
+              </w:rPr>
+              <w:t>16</w:t>
+            </w:r>
+          </w:p>
+        </w:tc>
+        <w:tc>
+          <w:tcPr>
+            <w:tcW w:type="dxa" w:w="1701"/>
+            <w:shd w:fill="FFB3B3" w:val="clear"/>
+          </w:tcPr>
+          <w:p>
+            <w:r>
+              <w:rPr>
+                <w:b w:val="0"/>
+                <w:sz w:val="16"/>
+              </w:rPr>
+              <w:t>BLC4 - BLC4 REZISTENTA</w:t>
+            </w:r>
+          </w:p>
+        </w:tc>
+        <w:tc>
+          <w:tcPr>
+            <w:tcW w:type="dxa" w:w="850"/>
+            <w:shd w:fill="FFB3B3" w:val="clear"/>
+          </w:tcPr>
+          <w:p>
+            <w:r>
+              <w:rPr>
+                <w:b w:val="0"/>
+                <w:sz w:val="16"/>
+                <w:u w:val="single"/>
+              </w:rPr>
+              <w:t>CL20C1</w:t>
+            </w:r>
+          </w:p>
+          <w:p>
+            <w:pPr>
+              <w:ind w:left="280"/>
+            </w:pPr>
+            <w:r>
+              <w:rPr>
+                <w:b w:val="0"/>
+                <w:sz w:val="16"/>
+              </w:rPr>
+              <w:t>$6306303</w:t>
+            </w:r>
+          </w:p>
+        </w:tc>
+        <w:tc>
+          <w:tcPr>
+            <w:tcW w:type="dxa" w:w="1984"/>
+            <w:shd w:fill="FFB3B3" w:val="clear"/>
+          </w:tcPr>
+          <w:p>
+            <w:r>
+              <w:rPr>
+                <w:b w:val="0"/>
+                <w:sz w:val="16"/>
+              </w:rPr>
+              <w:t>grilaj pentru scari balcoane ornament simp.otel...</w:t>
+            </w:r>
+          </w:p>
+        </w:tc>
+        <w:tc>
+          <w:tcPr>
+            <w:tcW w:type="dxa" w:w="454"/>
+            <w:shd w:fill="FFB3B3" w:val="clear"/>
+          </w:tcPr>
+          <w:p>
+            <w:r>
+              <w:rPr>
+                <w:b w:val="0"/>
+                <w:sz w:val="16"/>
+              </w:rPr>
+              <w:t>tona</w:t>
+            </w:r>
+          </w:p>
+        </w:tc>
+        <w:tc>
+          <w:tcPr>
+            <w:tcW w:type="dxa" w:w="680"/>
+            <w:shd w:fill="FFB3B3" w:val="clear"/>
+          </w:tcPr>
+          <w:p>
+            <w:r>
+              <w:rPr>
+                <w:b w:val="0"/>
+                <w:sz w:val="16"/>
+              </w:rPr>
+              <w:t>550.0</w:t>
+            </w:r>
+          </w:p>
+        </w:tc>
+        <w:tc>
+          <w:tcPr>
+            <w:tcW w:type="dxa" w:w="850"/>
+            <w:shd w:fill="FFB3B3" w:val="clear"/>
+          </w:tcPr>
+          <w:p/>
+        </w:tc>
+        <w:tc>
+          <w:tcPr>
+            <w:tcW w:type="dxa" w:w="1984"/>
+            <w:shd w:fill="FFB3B3" w:val="clear"/>
+          </w:tcPr>
+          <w:p/>
+        </w:tc>
+        <w:tc>
+          <w:tcPr>
+            <w:tcW w:type="dxa" w:w="454"/>
+            <w:shd w:fill="FFB3B3" w:val="clear"/>
+          </w:tcPr>
+          <w:p/>
+        </w:tc>
+        <w:tc>
+          <w:tcPr>
+            <w:tcW w:type="dxa" w:w="680"/>
+            <w:shd w:fill="FFB3B3" w:val="clear"/>
+          </w:tcPr>
+          <w:p/>
+        </w:tc>
+        <w:tc>
+          <w:tcPr>
+            <w:tcW w:type="dxa" w:w="3572"/>
+            <w:shd w:fill="FFB3B3" w:val="clear"/>
+          </w:tcPr>
+          <w:p>
+            <w:r>
+              <w:rPr>
+                <w:b w:val="0"/>
+                <w:color w:val="CC0000"/>
+                <w:sz w:val="16"/>
+              </w:rPr>
+              <w:t>Articol lipsă din ofertă</w:t>
+            </w:r>
+          </w:p>
+        </w:tc>
+      </w:tr>
+      <w:tr>
+        <w:tc>
+          <w:tcPr>
+            <w:tcW w:type="dxa" w:w="397"/>
+            <w:shd w:fill="FFB347" w:val="clear"/>
+          </w:tcPr>
+          <w:p>
+            <w:r>
+              <w:rPr>
+                <w:b w:val="0"/>
+                <w:sz w:val="16"/>
+              </w:rPr>
+              <w:t>16</w:t>
+            </w:r>
+          </w:p>
+        </w:tc>
+        <w:tc>
+          <w:tcPr>
+            <w:tcW w:type="dxa" w:w="1701"/>
+            <w:shd w:fill="FFB347" w:val="clear"/>
+          </w:tcPr>
+          <w:p>
+            <w:r>
+              <w:rPr>
+                <w:b w:val="0"/>
+                <w:sz w:val="16"/>
+              </w:rPr>
+              <w:t>BLC4 - BLC4 REZISTENTA</w:t>
+            </w:r>
+          </w:p>
+        </w:tc>
+        <w:tc>
+          <w:tcPr>
+            <w:tcW w:type="dxa" w:w="850"/>
+            <w:shd w:fill="FFB347" w:val="clear"/>
+          </w:tcPr>
+          <w:p>
+            <w:r>
+              <w:rPr>
+                <w:b w:val="0"/>
+                <w:sz w:val="16"/>
+                <w:u w:val="single"/>
+              </w:rPr>
+              <w:t>CL20C1</w:t>
+            </w:r>
+          </w:p>
+          <w:p>
+            <w:pPr>
+              <w:ind w:left="280"/>
+            </w:pPr>
+            <w:r>
+              <w:rPr>
+                <w:b w:val="0"/>
+                <w:sz w:val="16"/>
+              </w:rPr>
+              <w:t>$600020601</w:t>
+            </w:r>
+          </w:p>
+        </w:tc>
+        <w:tc>
+          <w:tcPr>
+            <w:tcW w:type="dxa" w:w="1984"/>
+            <w:shd w:fill="FFB347" w:val="clear"/>
+          </w:tcPr>
+          <w:p>
+            <w:r>
+              <w:rPr>
+                <w:b w:val="0"/>
+                <w:sz w:val="16"/>
+              </w:rPr>
+              <w:t>conexpand strapungere m10*80 -</w:t>
+            </w:r>
+          </w:p>
+        </w:tc>
+        <w:tc>
+          <w:tcPr>
+            <w:tcW w:type="dxa" w:w="454"/>
+            <w:shd w:fill="FFB347" w:val="clear"/>
+          </w:tcPr>
+          <w:p>
+            <w:r>
+              <w:rPr>
+                <w:b w:val="0"/>
+                <w:sz w:val="16"/>
+              </w:rPr>
+              <w:t>buc</w:t>
+            </w:r>
+          </w:p>
+        </w:tc>
+        <w:tc>
+          <w:tcPr>
+            <w:tcW w:type="dxa" w:w="680"/>
+            <w:shd w:fill="FFB347" w:val="clear"/>
+          </w:tcPr>
+          <w:p>
+            <w:r>
+              <w:rPr>
+                <w:b w:val="0"/>
+                <w:sz w:val="16"/>
+              </w:rPr>
+              <w:t>122.0</w:t>
+            </w:r>
+          </w:p>
+        </w:tc>
+        <w:tc>
+          <w:tcPr>
+            <w:tcW w:type="dxa" w:w="850"/>
+            <w:shd w:fill="FFB347" w:val="clear"/>
+          </w:tcPr>
+          <w:p>
+            <w:r>
+              <w:rPr>
+                <w:b w:val="0"/>
+                <w:sz w:val="16"/>
+                <w:u w:val="single"/>
+              </w:rPr>
+              <w:t>CL20C1</w:t>
+            </w:r>
+          </w:p>
+          <w:p>
+            <w:pPr>
+              <w:ind w:left="280"/>
+            </w:pPr>
+            <w:r>
+              <w:rPr>
+                <w:b w:val="0"/>
+                <w:sz w:val="16"/>
+              </w:rPr>
+              <w:t>$7800879</w:t>
+            </w:r>
+          </w:p>
+        </w:tc>
+        <w:tc>
+          <w:tcPr>
+            <w:tcW w:type="dxa" w:w="1984"/>
+            <w:shd w:fill="FFB347" w:val="clear"/>
+          </w:tcPr>
+          <w:p>
+            <w:r>
+              <w:rPr>
+                <w:b w:val="0"/>
+                <w:sz w:val="16"/>
+              </w:rPr>
+              <w:t>conexpand strapungere m10*80</w:t>
+            </w:r>
+          </w:p>
+        </w:tc>
+        <w:tc>
+          <w:tcPr>
+            <w:tcW w:type="dxa" w:w="454"/>
+            <w:shd w:fill="FFB347" w:val="clear"/>
+          </w:tcPr>
+          <w:p>
+            <w:r>
+              <w:rPr>
+                <w:b w:val="0"/>
+                <w:sz w:val="16"/>
+              </w:rPr>
+              <w:t>buc</w:t>
+            </w:r>
+          </w:p>
+        </w:tc>
+        <w:tc>
+          <w:tcPr>
+            <w:tcW w:type="dxa" w:w="680"/>
+            <w:shd w:fill="FFB347" w:val="clear"/>
+          </w:tcPr>
+          <w:p>
+            <w:r>
+              <w:rPr>
+                <w:b w:val="0"/>
+                <w:sz w:val="16"/>
+              </w:rPr>
+              <w:t>122.0</w:t>
+            </w:r>
+          </w:p>
+        </w:tc>
+        <w:tc>
+          <w:tcPr>
+            <w:tcW w:type="dxa" w:w="3572"/>
+            <w:shd w:fill="FFB347" w:val="clear"/>
+          </w:tcPr>
+          <w:p>
+            <w:r>
+              <w:rPr>
+                <w:b w:val="0"/>
+                <w:color w:val="CC0000"/>
+                <w:sz w:val="16"/>
+              </w:rPr>
+              <w:t>Cod similar — posibilă eroare OCR sau variație: referință '$600020601', ofertat '$7800879'. Cod diferit (produs echivalent): '$600020601' ↔ '$7800879'. Necesită verificare manuală.</w:t>
+            </w:r>
+          </w:p>
+        </w:tc>
+      </w:tr>
+      <w:tr>
+        <w:tc>
+          <w:tcPr>
+            <w:tcW w:type="dxa" w:w="397"/>
+            <w:shd w:fill="FFB3B3" w:val="clear"/>
+          </w:tcPr>
+          <w:p>
+            <w:r>
+              <w:rPr>
+                <w:b w:val="0"/>
+                <w:sz w:val="16"/>
+              </w:rPr>
+              <w:t>17</w:t>
+            </w:r>
+          </w:p>
+        </w:tc>
+        <w:tc>
+          <w:tcPr>
+            <w:tcW w:type="dxa" w:w="1701"/>
+            <w:shd w:fill="FFB3B3" w:val="clear"/>
+          </w:tcPr>
+          <w:p>
+            <w:r>
+              <w:rPr>
+                <w:b w:val="0"/>
+                <w:sz w:val="16"/>
+              </w:rPr>
+              <w:t>BLC4 - BLC4 REZISTENTA</w:t>
+            </w:r>
+          </w:p>
+        </w:tc>
+        <w:tc>
+          <w:tcPr>
+            <w:tcW w:type="dxa" w:w="850"/>
+            <w:shd w:fill="FFB3B3" w:val="clear"/>
+          </w:tcPr>
+          <w:p>
+            <w:r>
+              <w:rPr>
+                <w:b w:val="0"/>
+                <w:sz w:val="16"/>
+              </w:rPr>
+              <w:t>IZDO3D1</w:t>
+            </w:r>
+          </w:p>
+        </w:tc>
+        <w:tc>
+          <w:tcPr>
+            <w:tcW w:type="dxa" w:w="1984"/>
+            <w:shd w:fill="FFB3B3" w:val="clear"/>
+          </w:tcPr>
+          <w:p>
+            <w:r>
+              <w:rPr>
+                <w:b w:val="0"/>
+                <w:sz w:val="16"/>
+              </w:rPr>
+              <w:t>vopsire cu vops miniu cu aparat aer compr 1 - s...</w:t>
+            </w:r>
+          </w:p>
+        </w:tc>
+        <w:tc>
+          <w:tcPr>
+            <w:tcW w:type="dxa" w:w="454"/>
+            <w:shd w:fill="FFB3B3" w:val="clear"/>
+          </w:tcPr>
+          <w:p>
+            <w:r>
+              <w:rPr>
+                <w:b w:val="0"/>
+                <w:sz w:val="16"/>
+              </w:rPr>
+              <w:t>tona</w:t>
+            </w:r>
+          </w:p>
+        </w:tc>
+        <w:tc>
+          <w:tcPr>
+            <w:tcW w:type="dxa" w:w="680"/>
+            <w:shd w:fill="FFB3B3" w:val="clear"/>
+          </w:tcPr>
+          <w:p>
+            <w:r>
+              <w:rPr>
+                <w:b w:val="0"/>
+                <w:sz w:val="16"/>
+              </w:rPr>
+              <w:t>0.65</w:t>
+            </w:r>
+          </w:p>
+        </w:tc>
+        <w:tc>
+          <w:tcPr>
+            <w:tcW w:type="dxa" w:w="850"/>
+            <w:shd w:fill="FFB3B3" w:val="clear"/>
+          </w:tcPr>
+          <w:p/>
+        </w:tc>
+        <w:tc>
+          <w:tcPr>
+            <w:tcW w:type="dxa" w:w="1984"/>
+            <w:shd w:fill="FFB3B3" w:val="clear"/>
+          </w:tcPr>
+          <w:p/>
+        </w:tc>
+        <w:tc>
+          <w:tcPr>
+            <w:tcW w:type="dxa" w:w="454"/>
+            <w:shd w:fill="FFB3B3" w:val="clear"/>
+          </w:tcPr>
+          <w:p/>
+        </w:tc>
+        <w:tc>
+          <w:tcPr>
+            <w:tcW w:type="dxa" w:w="680"/>
+            <w:shd w:fill="FFB3B3" w:val="clear"/>
+          </w:tcPr>
+          <w:p/>
+        </w:tc>
+        <w:tc>
+          <w:tcPr>
+            <w:tcW w:type="dxa" w:w="3572"/>
+            <w:shd w:fill="FFB3B3" w:val="clear"/>
+          </w:tcPr>
+          <w:p>
+            <w:r>
+              <w:rPr>
+                <w:b w:val="0"/>
+                <w:color w:val="CC0000"/>
+                <w:sz w:val="16"/>
+              </w:rPr>
+              <w:t>Articol lipsă din ofertă</w:t>
+            </w:r>
+          </w:p>
+        </w:tc>
+      </w:tr>
+      <w:tr>
+        <w:tc>
+          <w:tcPr>
+            <w:tcW w:type="dxa" w:w="397"/>
+            <w:shd w:fill="FFB3B3" w:val="clear"/>
+          </w:tcPr>
+          <w:p>
+            <w:r>
+              <w:rPr>
+                <w:b w:val="0"/>
+                <w:sz w:val="16"/>
+              </w:rPr>
+              <w:t>17</w:t>
+            </w:r>
+          </w:p>
+        </w:tc>
+        <w:tc>
+          <w:tcPr>
+            <w:tcW w:type="dxa" w:w="1701"/>
+            <w:shd w:fill="FFB3B3" w:val="clear"/>
+          </w:tcPr>
+          <w:p>
+            <w:r>
+              <w:rPr>
+                <w:b w:val="0"/>
+                <w:sz w:val="16"/>
+              </w:rPr>
+              <w:t>BLC4 - BLC4 REZISTENTA</w:t>
+            </w:r>
+          </w:p>
+        </w:tc>
+        <w:tc>
+          <w:tcPr>
+            <w:tcW w:type="dxa" w:w="850"/>
+            <w:shd w:fill="FFB3B3" w:val="clear"/>
+          </w:tcPr>
+          <w:p>
+            <w:r>
+              <w:rPr>
+                <w:b w:val="0"/>
+                <w:sz w:val="16"/>
+              </w:rPr>
+              <w:t>IZDO3D1</w:t>
+            </w:r>
+          </w:p>
+        </w:tc>
+        <w:tc>
+          <w:tcPr>
+            <w:tcW w:type="dxa" w:w="1984"/>
+            <w:shd w:fill="FFB3B3" w:val="clear"/>
+          </w:tcPr>
+          <w:p>
+            <w:r>
+              <w:rPr>
+                <w:b w:val="0"/>
+                <w:sz w:val="16"/>
+              </w:rPr>
+              <w:t>vopsire cu vops miniu cu aparat aer compr 1 - s...</w:t>
+            </w:r>
+          </w:p>
+        </w:tc>
+        <w:tc>
+          <w:tcPr>
+            <w:tcW w:type="dxa" w:w="454"/>
+            <w:shd w:fill="FFB3B3" w:val="clear"/>
+          </w:tcPr>
+          <w:p>
+            <w:r>
+              <w:rPr>
+                <w:b w:val="0"/>
+                <w:sz w:val="16"/>
+              </w:rPr>
+              <w:t>tona</w:t>
+            </w:r>
+          </w:p>
+        </w:tc>
+        <w:tc>
+          <w:tcPr>
+            <w:tcW w:type="dxa" w:w="680"/>
+            <w:shd w:fill="FFB3B3" w:val="clear"/>
+          </w:tcPr>
+          <w:p>
+            <w:r>
+              <w:rPr>
+                <w:b w:val="0"/>
+                <w:sz w:val="16"/>
+              </w:rPr>
+              <w:t>0.65</w:t>
+            </w:r>
+          </w:p>
+        </w:tc>
+        <w:tc>
+          <w:tcPr>
+            <w:tcW w:type="dxa" w:w="850"/>
+            <w:shd w:fill="FFB3B3" w:val="clear"/>
+          </w:tcPr>
+          <w:p/>
+        </w:tc>
+        <w:tc>
+          <w:tcPr>
+            <w:tcW w:type="dxa" w:w="1984"/>
+            <w:shd w:fill="FFB3B3" w:val="clear"/>
+          </w:tcPr>
+          <w:p/>
+        </w:tc>
+        <w:tc>
+          <w:tcPr>
+            <w:tcW w:type="dxa" w:w="454"/>
+            <w:shd w:fill="FFB3B3" w:val="clear"/>
+          </w:tcPr>
+          <w:p/>
+        </w:tc>
+        <w:tc>
+          <w:tcPr>
+            <w:tcW w:type="dxa" w:w="680"/>
+            <w:shd w:fill="FFB3B3" w:val="clear"/>
+          </w:tcPr>
+          <w:p/>
+        </w:tc>
+        <w:tc>
+          <w:tcPr>
+            <w:tcW w:type="dxa" w:w="3572"/>
+            <w:shd w:fill="FFB3B3" w:val="clear"/>
+          </w:tcPr>
+          <w:p>
+            <w:r>
+              <w:rPr>
+                <w:b w:val="0"/>
+                <w:color w:val="CC0000"/>
+                <w:sz w:val="16"/>
+              </w:rPr>
+              <w:t>Articol lipsă din ofertă</w:t>
+            </w:r>
+          </w:p>
+        </w:tc>
+      </w:tr>
+      <w:tr>
+        <w:tc>
+          <w:tcPr>
+            <w:tcW w:type="dxa" w:w="397"/>
+            <w:shd w:fill="FFB3B3" w:val="clear"/>
+          </w:tcPr>
+          <w:p>
+            <w:r>
+              <w:rPr>
+                <w:b w:val="0"/>
+                <w:sz w:val="16"/>
+              </w:rPr>
+              <w:t>17</w:t>
+            </w:r>
+          </w:p>
+        </w:tc>
+        <w:tc>
+          <w:tcPr>
+            <w:tcW w:type="dxa" w:w="1701"/>
+            <w:shd w:fill="FFB3B3" w:val="clear"/>
+          </w:tcPr>
+          <w:p>
+            <w:r>
+              <w:rPr>
+                <w:b w:val="0"/>
+                <w:sz w:val="16"/>
+              </w:rPr>
+              <w:t>BLC4 - BLC4 REZISTENTA</w:t>
+            </w:r>
+          </w:p>
+        </w:tc>
+        <w:tc>
+          <w:tcPr>
+            <w:tcW w:type="dxa" w:w="850"/>
+            <w:shd w:fill="FFB3B3" w:val="clear"/>
+          </w:tcPr>
+          <w:p>
+            <w:r>
+              <w:rPr>
+                <w:b w:val="0"/>
+                <w:sz w:val="16"/>
+              </w:rPr>
+              <w:t>IZDO3D1</w:t>
+            </w:r>
+          </w:p>
+        </w:tc>
+        <w:tc>
+          <w:tcPr>
+            <w:tcW w:type="dxa" w:w="1984"/>
+            <w:shd w:fill="FFB3B3" w:val="clear"/>
+          </w:tcPr>
+          <w:p>
+            <w:r>
+              <w:rPr>
+                <w:b w:val="0"/>
+                <w:sz w:val="16"/>
+              </w:rPr>
+              <w:t>vopsire cu vops miniu cu aparat aer compr 1 - s...</w:t>
+            </w:r>
+          </w:p>
+        </w:tc>
+        <w:tc>
+          <w:tcPr>
+            <w:tcW w:type="dxa" w:w="454"/>
+            <w:shd w:fill="FFB3B3" w:val="clear"/>
+          </w:tcPr>
+          <w:p>
+            <w:r>
+              <w:rPr>
+                <w:b w:val="0"/>
+                <w:sz w:val="16"/>
+              </w:rPr>
+              <w:t>tona</w:t>
+            </w:r>
+          </w:p>
+        </w:tc>
+        <w:tc>
+          <w:tcPr>
+            <w:tcW w:type="dxa" w:w="680"/>
+            <w:shd w:fill="FFB3B3" w:val="clear"/>
+          </w:tcPr>
+          <w:p>
+            <w:r>
+              <w:rPr>
+                <w:b w:val="0"/>
+                <w:sz w:val="16"/>
+              </w:rPr>
+              <w:t>0.65</w:t>
+            </w:r>
+          </w:p>
+        </w:tc>
+        <w:tc>
+          <w:tcPr>
+            <w:tcW w:type="dxa" w:w="850"/>
+            <w:shd w:fill="FFB3B3" w:val="clear"/>
+          </w:tcPr>
+          <w:p/>
+        </w:tc>
+        <w:tc>
+          <w:tcPr>
+            <w:tcW w:type="dxa" w:w="1984"/>
+            <w:shd w:fill="FFB3B3" w:val="clear"/>
+          </w:tcPr>
+          <w:p/>
+        </w:tc>
+        <w:tc>
+          <w:tcPr>
+            <w:tcW w:type="dxa" w:w="454"/>
+            <w:shd w:fill="FFB3B3" w:val="clear"/>
+          </w:tcPr>
+          <w:p/>
+        </w:tc>
+        <w:tc>
+          <w:tcPr>
+            <w:tcW w:type="dxa" w:w="680"/>
+            <w:shd w:fill="FFB3B3" w:val="clear"/>
+          </w:tcPr>
+          <w:p/>
+        </w:tc>
+        <w:tc>
+          <w:tcPr>
+            <w:tcW w:type="dxa" w:w="3572"/>
+            <w:shd w:fill="FFB3B3" w:val="clear"/>
+          </w:tcPr>
+          <w:p>
+            <w:r>
+              <w:rPr>
+                <w:b w:val="0"/>
+                <w:color w:val="CC0000"/>
+                <w:sz w:val="16"/>
+              </w:rPr>
+              <w:t>Articol lipsă din ofertă</w:t>
+            </w:r>
+          </w:p>
+        </w:tc>
+      </w:tr>
+      <w:tr>
+        <w:tc>
+          <w:tcPr>
+            <w:tcW w:type="dxa" w:w="397"/>
+            <w:shd w:fill="FFB3B3" w:val="clear"/>
+          </w:tcPr>
+          <w:p>
+            <w:r>
+              <w:rPr>
+                <w:b w:val="0"/>
+                <w:sz w:val="16"/>
+              </w:rPr>
+              <w:t>16</w:t>
+            </w:r>
+          </w:p>
+        </w:tc>
+        <w:tc>
+          <w:tcPr>
+            <w:tcW w:type="dxa" w:w="1701"/>
+            <w:shd w:fill="FFB3B3" w:val="clear"/>
+          </w:tcPr>
+          <w:p>
+            <w:r>
+              <w:rPr>
+                <w:b w:val="0"/>
+                <w:sz w:val="16"/>
+              </w:rPr>
+              <w:t>BLC4 - BLC4 REZISTENTA</w:t>
+            </w:r>
+          </w:p>
+        </w:tc>
+        <w:tc>
+          <w:tcPr>
+            <w:tcW w:type="dxa" w:w="850"/>
+            <w:shd w:fill="FFB3B3" w:val="clear"/>
+          </w:tcPr>
+          <w:p>
+            <w:r>
+              <w:rPr>
+                <w:b w:val="0"/>
+                <w:sz w:val="16"/>
+                <w:u w:val="single"/>
+              </w:rPr>
+              <w:t>CL20C1</w:t>
+            </w:r>
+          </w:p>
+          <w:p>
+            <w:pPr>
+              <w:ind w:left="280"/>
+            </w:pPr>
+            <w:r>
+              <w:rPr>
+                <w:b w:val="0"/>
+                <w:sz w:val="16"/>
+              </w:rPr>
+              <w:t>$6306303</w:t>
+            </w:r>
+          </w:p>
+        </w:tc>
+        <w:tc>
+          <w:tcPr>
+            <w:tcW w:type="dxa" w:w="1984"/>
+            <w:shd w:fill="FFB3B3" w:val="clear"/>
+          </w:tcPr>
+          <w:p>
+            <w:r>
+              <w:rPr>
+                <w:b w:val="0"/>
+                <w:sz w:val="16"/>
+              </w:rPr>
+              <w:t>grilaj pentru scari balcoane ornament simp.otel...</w:t>
+            </w:r>
+          </w:p>
+        </w:tc>
+        <w:tc>
+          <w:tcPr>
+            <w:tcW w:type="dxa" w:w="454"/>
+            <w:shd w:fill="FFB3B3" w:val="clear"/>
+          </w:tcPr>
+          <w:p>
+            <w:r>
+              <w:rPr>
+                <w:b w:val="0"/>
+                <w:sz w:val="16"/>
+              </w:rPr>
+              <w:t>tona</w:t>
+            </w:r>
+          </w:p>
+        </w:tc>
+        <w:tc>
+          <w:tcPr>
+            <w:tcW w:type="dxa" w:w="680"/>
+            <w:shd w:fill="FFB3B3" w:val="clear"/>
+          </w:tcPr>
+          <w:p>
+            <w:r>
+              <w:rPr>
+                <w:b w:val="0"/>
+                <w:sz w:val="16"/>
+              </w:rPr>
+              <w:t>550.0</w:t>
+            </w:r>
+          </w:p>
+        </w:tc>
+        <w:tc>
+          <w:tcPr>
+            <w:tcW w:type="dxa" w:w="850"/>
+            <w:shd w:fill="FFB3B3" w:val="clear"/>
+          </w:tcPr>
+          <w:p/>
+        </w:tc>
+        <w:tc>
+          <w:tcPr>
+            <w:tcW w:type="dxa" w:w="1984"/>
+            <w:shd w:fill="FFB3B3" w:val="clear"/>
+          </w:tcPr>
+          <w:p/>
+        </w:tc>
+        <w:tc>
+          <w:tcPr>
+            <w:tcW w:type="dxa" w:w="454"/>
+            <w:shd w:fill="FFB3B3" w:val="clear"/>
+          </w:tcPr>
+          <w:p/>
+        </w:tc>
+        <w:tc>
+          <w:tcPr>
+            <w:tcW w:type="dxa" w:w="680"/>
+            <w:shd w:fill="FFB3B3" w:val="clear"/>
+          </w:tcPr>
+          <w:p/>
+        </w:tc>
+        <w:tc>
+          <w:tcPr>
+            <w:tcW w:type="dxa" w:w="3572"/>
+            <w:shd w:fill="FFB3B3" w:val="clear"/>
+          </w:tcPr>
+          <w:p>
+            <w:r>
+              <w:rPr>
+                <w:b w:val="0"/>
+                <w:color w:val="CC0000"/>
+                <w:sz w:val="16"/>
+              </w:rPr>
+              <w:t>Articol lipsă din ofertă</w:t>
+            </w:r>
+          </w:p>
+        </w:tc>
+      </w:tr>
+      <w:tr>
+        <w:tc>
+          <w:tcPr>
+            <w:tcW w:type="dxa" w:w="397"/>
+            <w:shd w:fill="FFB347" w:val="clear"/>
+          </w:tcPr>
+          <w:p>
+            <w:r>
+              <w:rPr>
+                <w:b w:val="0"/>
+                <w:sz w:val="16"/>
+              </w:rPr>
+              <w:t>16</w:t>
+            </w:r>
+          </w:p>
+        </w:tc>
+        <w:tc>
+          <w:tcPr>
+            <w:tcW w:type="dxa" w:w="1701"/>
+            <w:shd w:fill="FFB347" w:val="clear"/>
+          </w:tcPr>
+          <w:p>
+            <w:r>
+              <w:rPr>
+                <w:b w:val="0"/>
+                <w:sz w:val="16"/>
+              </w:rPr>
+              <w:t>BLC4 - BLC4 REZISTENTA</w:t>
+            </w:r>
+          </w:p>
+        </w:tc>
+        <w:tc>
+          <w:tcPr>
+            <w:tcW w:type="dxa" w:w="850"/>
+            <w:shd w:fill="FFB347" w:val="clear"/>
+          </w:tcPr>
+          <w:p>
+            <w:r>
+              <w:rPr>
+                <w:b w:val="0"/>
+                <w:sz w:val="16"/>
+                <w:u w:val="single"/>
+              </w:rPr>
+              <w:t>CL20C1</w:t>
+            </w:r>
+          </w:p>
+          <w:p>
+            <w:pPr>
+              <w:ind w:left="280"/>
+            </w:pPr>
+            <w:r>
+              <w:rPr>
+                <w:b w:val="0"/>
+                <w:sz w:val="16"/>
+              </w:rPr>
+              <w:t>$600020601</w:t>
+            </w:r>
+          </w:p>
+        </w:tc>
+        <w:tc>
+          <w:tcPr>
+            <w:tcW w:type="dxa" w:w="1984"/>
+            <w:shd w:fill="FFB347" w:val="clear"/>
+          </w:tcPr>
+          <w:p>
+            <w:r>
+              <w:rPr>
+                <w:b w:val="0"/>
+                <w:sz w:val="16"/>
+              </w:rPr>
+              <w:t>conexpand strapungere m10*80 -</w:t>
+            </w:r>
+          </w:p>
+        </w:tc>
+        <w:tc>
+          <w:tcPr>
+            <w:tcW w:type="dxa" w:w="454"/>
+            <w:shd w:fill="FFB347" w:val="clear"/>
+          </w:tcPr>
+          <w:p>
+            <w:r>
+              <w:rPr>
+                <w:b w:val="0"/>
+                <w:sz w:val="16"/>
+              </w:rPr>
+              <w:t>buc</w:t>
+            </w:r>
+          </w:p>
+        </w:tc>
+        <w:tc>
+          <w:tcPr>
+            <w:tcW w:type="dxa" w:w="680"/>
+            <w:shd w:fill="FFB347" w:val="clear"/>
+          </w:tcPr>
+          <w:p>
+            <w:r>
+              <w:rPr>
+                <w:b w:val="0"/>
+                <w:sz w:val="16"/>
+              </w:rPr>
+              <w:t>122.0</w:t>
+            </w:r>
+          </w:p>
+        </w:tc>
+        <w:tc>
+          <w:tcPr>
+            <w:tcW w:type="dxa" w:w="850"/>
+            <w:shd w:fill="FFB347" w:val="clear"/>
+          </w:tcPr>
+          <w:p>
+            <w:r>
+              <w:rPr>
+                <w:b w:val="0"/>
+                <w:sz w:val="16"/>
+                <w:u w:val="single"/>
+              </w:rPr>
+              <w:t>CL20C1</w:t>
+            </w:r>
+          </w:p>
+          <w:p>
+            <w:pPr>
+              <w:ind w:left="280"/>
+            </w:pPr>
+            <w:r>
+              <w:rPr>
+                <w:b w:val="0"/>
+                <w:sz w:val="16"/>
+              </w:rPr>
+              <w:t>$7800879</w:t>
+            </w:r>
+          </w:p>
+        </w:tc>
+        <w:tc>
+          <w:tcPr>
+            <w:tcW w:type="dxa" w:w="1984"/>
+            <w:shd w:fill="FFB347" w:val="clear"/>
+          </w:tcPr>
+          <w:p>
+            <w:r>
+              <w:rPr>
+                <w:b w:val="0"/>
+                <w:sz w:val="16"/>
+              </w:rPr>
+              <w:t>conexpand strapungere m10*80</w:t>
+            </w:r>
+          </w:p>
+        </w:tc>
+        <w:tc>
+          <w:tcPr>
+            <w:tcW w:type="dxa" w:w="454"/>
+            <w:shd w:fill="FFB347" w:val="clear"/>
+          </w:tcPr>
+          <w:p>
+            <w:r>
+              <w:rPr>
+                <w:b w:val="0"/>
+                <w:sz w:val="16"/>
+              </w:rPr>
+              <w:t>buc</w:t>
+            </w:r>
+          </w:p>
+        </w:tc>
+        <w:tc>
+          <w:tcPr>
+            <w:tcW w:type="dxa" w:w="680"/>
+            <w:shd w:fill="FFB347" w:val="clear"/>
+          </w:tcPr>
+          <w:p>
+            <w:r>
+              <w:rPr>
+                <w:b w:val="0"/>
+                <w:sz w:val="16"/>
+              </w:rPr>
+              <w:t>122.0</w:t>
+            </w:r>
+          </w:p>
+        </w:tc>
+        <w:tc>
+          <w:tcPr>
+            <w:tcW w:type="dxa" w:w="3572"/>
+            <w:shd w:fill="FFB347" w:val="clear"/>
+          </w:tcPr>
+          <w:p>
+            <w:r>
+              <w:rPr>
+                <w:b w:val="0"/>
+                <w:color w:val="CC0000"/>
+                <w:sz w:val="16"/>
+              </w:rPr>
+              <w:t>Cod similar — posibilă eroare OCR sau variație: referință '$600020601', ofertat '$7800879'. Cod diferit (produs echivalent): '$600020601' ↔ '$7800879'. Necesită verificare manuală.</w:t>
             </w:r>
           </w:p>
         </w:tc>
